--- a/Outputs/2. MEMORIA FOTOGRAFICA SAN SEBASTIAN E.S. 7335 VALERO.docx
+++ b/Outputs/2. MEMORIA FOTOGRAFICA SAN SEBASTIAN E.S. 7335 VALERO.docx
@@ -1,6 +1,6 @@
 
 <file path=word/document.xml><?xml version="1.0" encoding="utf-8"?>
-<w:document xmlns:wpc="http://schemas.microsoft.com/office/word/2010/wordprocessingCanvas" xmlns:cx="http://schemas.microsoft.com/office/drawing/2014/chartex" xmlns:cx1="http://schemas.microsoft.com/office/drawing/2015/9/8/chartex" xmlns:cx2="http://schemas.microsoft.com/office/drawing/2015/10/21/chartex" xmlns:cx3="http://schemas.microsoft.com/office/drawing/2016/5/9/chartex" xmlns:cx4="http://schemas.microsoft.com/office/drawing/2016/5/10/chartex" xmlns:cx5="http://schemas.microsoft.com/office/drawing/2016/5/11/chartex" xmlns:cx6="http://schemas.microsoft.com/office/drawing/2016/5/12/chartex" xmlns:cx7="http://schemas.microsoft.com/office/drawing/2016/5/13/chartex" xmlns:cx8="http://schemas.microsoft.com/office/drawing/2016/5/14/chartex" xmlns:mc="http://schemas.openxmlformats.org/markup-compatibility/2006" xmlns:aink="http://schemas.microsoft.com/office/drawing/2016/ink" xmlns:am3d="http://schemas.microsoft.com/office/drawing/2017/model3d" xmlns:o="urn:schemas-microsoft-com:office:office" xmlns:oel="http://schemas.microsoft.com/office/2019/extlst" xmlns:r="http://schemas.openxmlformats.org/officeDocument/2006/relationships" xmlns:m="http://schemas.openxmlformats.org/officeDocument/2006/math" xmlns:v="urn:schemas-microsoft-com:vml" xmlns:wp14="http://schemas.microsoft.com/office/word/2010/wordprocessingDrawing" xmlns:wp="http://schemas.openxmlformats.org/drawingml/2006/wordprocessingDrawing" xmlns:w10="urn:schemas-microsoft-com:office:word" xmlns:w="http://schemas.openxmlformats.org/wordprocessingml/2006/main" xmlns:w14="http://schemas.microsoft.com/office/word/2010/wordml" xmlns:w15="http://schemas.microsoft.com/office/word/2012/wordml" xmlns:w16cex="http://schemas.microsoft.com/office/word/2018/wordml/cex" xmlns:w16cid="http://schemas.microsoft.com/office/word/2016/wordml/cid" xmlns:w16="http://schemas.microsoft.com/office/word/2018/wordml" xmlns:w16du="http://schemas.microsoft.com/office/word/2023/wordml/word16du" xmlns:w16sdtdh="http://schemas.microsoft.com/office/word/2020/wordml/sdtdatahash" xmlns:w16se="http://schemas.microsoft.com/office/word/2015/wordml/symex" xmlns:wpg="http://schemas.microsoft.com/office/word/2010/wordprocessingGroup" xmlns:wpi="http://schemas.microsoft.com/office/word/2010/wordprocessingInk" xmlns:wne="http://schemas.microsoft.com/office/word/2006/wordml" xmlns:wps="http://schemas.microsoft.com/office/word/2010/wordprocessingShape" mc:Ignorable="w14 w15 w16se w16cid w16 w16cex w16sdtdh w16du wp14">
+<w:document xmlns:wpc="http://schemas.microsoft.com/office/word/2010/wordprocessingCanvas" xmlns:cx="http://schemas.microsoft.com/office/drawing/2014/chartex" xmlns:cx1="http://schemas.microsoft.com/office/drawing/2015/9/8/chartex" xmlns:cx2="http://schemas.microsoft.com/office/drawing/2015/10/21/chartex" xmlns:cx3="http://schemas.microsoft.com/office/drawing/2016/5/9/chartex" xmlns:cx4="http://schemas.microsoft.com/office/drawing/2016/5/10/chartex" xmlns:cx5="http://schemas.microsoft.com/office/drawing/2016/5/11/chartex" xmlns:cx6="http://schemas.microsoft.com/office/drawing/2016/5/12/chartex" xmlns:cx7="http://schemas.microsoft.com/office/drawing/2016/5/13/chartex" xmlns:cx8="http://schemas.microsoft.com/office/drawing/2016/5/14/chartex" xmlns:mc="http://schemas.openxmlformats.org/markup-compatibility/2006" xmlns:aink="http://schemas.microsoft.com/office/drawing/2016/ink" xmlns:am3d="http://schemas.microsoft.com/office/drawing/2017/model3d" xmlns:o="urn:schemas-microsoft-com:office:office" xmlns:oel="http://schemas.microsoft.com/office/2019/extlst" xmlns:r="http://schemas.openxmlformats.org/officeDocument/2006/relationships" xmlns:m="http://schemas.openxmlformats.org/officeDocument/2006/math" xmlns:v="urn:schemas-microsoft-com:vml" xmlns:wp14="http://schemas.microsoft.com/office/word/2010/wordprocessingDrawing" xmlns:wp="http://schemas.openxmlformats.org/drawingml/2006/wordprocessingDrawing" xmlns:w10="urn:schemas-microsoft-com:office:word" xmlns:w="http://schemas.openxmlformats.org/wordprocessingml/2006/main" xmlns:w14="http://schemas.microsoft.com/office/word/2010/wordml" xmlns:w15="http://schemas.microsoft.com/office/word/2012/wordml" xmlns:w16cex="http://schemas.microsoft.com/office/word/2018/wordml/cex" xmlns:w16cid="http://schemas.microsoft.com/office/word/2016/wordml/cid" xmlns:w16="http://schemas.microsoft.com/office/word/2018/wordml" xmlns:w16du="http://schemas.microsoft.com/office/word/2023/wordml/word16du" xmlns:w16sdtdh="http://schemas.microsoft.com/office/word/2020/wordml/sdtdatahash" xmlns:w16sdtfl="http://schemas.microsoft.com/office/word/2024/wordml/sdtformatlock" xmlns:w16se="http://schemas.microsoft.com/office/word/2015/wordml/symex" xmlns:wpg="http://schemas.microsoft.com/office/word/2010/wordprocessingGroup" xmlns:wpi="http://schemas.microsoft.com/office/word/2010/wordprocessingInk" xmlns:wne="http://schemas.microsoft.com/office/word/2006/wordml" xmlns:wps="http://schemas.microsoft.com/office/word/2010/wordprocessingShape" mc:Ignorable="w14 w15 w16se w16cid w16 w16cex w16sdtdh w16sdtfl w16du wp14">
   <w:body>
     <w:p>
       <w:pPr>
@@ -1453,9 +1453,12 @@
           <w:lang w:eastAsia="es-MX"/>
         </w:rPr>
         <w:sectPr>
-          <w:headerReference w:type="default" r:id="rId9"/>
-          <w:footerReference w:type="default" r:id="rId10"/>
-          <w:headerReference w:type="first" r:id="rId11"/>
+          <w:headerReference w:type="even" r:id="rId9"/>
+          <w:headerReference w:type="default" r:id="rId10"/>
+          <w:footerReference w:type="even" r:id="rId11"/>
+          <w:footerReference w:type="default" r:id="rId12"/>
+          <w:headerReference w:type="first" r:id="rId13"/>
+          <w:footerReference w:type="first" r:id="rId14"/>
           <w:pgSz w:w="12240" w:h="15840"/>
           <w:pgMar w:top="1500" w:right="1701" w:bottom="1417" w:left="1701" w:header="568" w:footer="370" w:gutter="0"/>
           <w:pgNumType w:start="1"/>
@@ -1481,9 +1484,9 @@
       </w:pPr>
     </w:p>
     <w:sectPr>
-      <w:headerReference w:type="default" r:id="rId12"/>
-      <w:footerReference w:type="default" r:id="rId13"/>
-      <w:headerReference w:type="first" r:id="rId14"/>
+      <w:headerReference w:type="default" r:id="rId15"/>
+      <w:footerReference w:type="default" r:id="rId16"/>
+      <w:headerReference w:type="first" r:id="rId17"/>
       <w:type w:val="continuous"/>
       <w:pgSz w:w="12240" w:h="15840"/>
       <w:pgMar w:top="1500" w:right="1701" w:bottom="1417" w:left="1701" w:header="568" w:footer="370" w:gutter="0"/>
@@ -1496,7 +1499,7 @@
 </file>
 
 <file path=word/endnotes.xml><?xml version="1.0" encoding="utf-8"?>
-<w:endnotes xmlns:wpc="http://schemas.microsoft.com/office/word/2010/wordprocessingCanvas" xmlns:cx="http://schemas.microsoft.com/office/drawing/2014/chartex" xmlns:cx1="http://schemas.microsoft.com/office/drawing/2015/9/8/chartex" xmlns:cx2="http://schemas.microsoft.com/office/drawing/2015/10/21/chartex" xmlns:cx3="http://schemas.microsoft.com/office/drawing/2016/5/9/chartex" xmlns:cx4="http://schemas.microsoft.com/office/drawing/2016/5/10/chartex" xmlns:cx5="http://schemas.microsoft.com/office/drawing/2016/5/11/chartex" xmlns:cx6="http://schemas.microsoft.com/office/drawing/2016/5/12/chartex" xmlns:cx7="http://schemas.microsoft.com/office/drawing/2016/5/13/chartex" xmlns:cx8="http://schemas.microsoft.com/office/drawing/2016/5/14/chartex" xmlns:mc="http://schemas.openxmlformats.org/markup-compatibility/2006" xmlns:aink="http://schemas.microsoft.com/office/drawing/2016/ink" xmlns:am3d="http://schemas.microsoft.com/office/drawing/2017/model3d" xmlns:o="urn:schemas-microsoft-com:office:office" xmlns:oel="http://schemas.microsoft.com/office/2019/extlst" xmlns:r="http://schemas.openxmlformats.org/officeDocument/2006/relationships" xmlns:m="http://schemas.openxmlformats.org/officeDocument/2006/math" xmlns:v="urn:schemas-microsoft-com:vml" xmlns:wp14="http://schemas.microsoft.com/office/word/2010/wordprocessingDrawing" xmlns:wp="http://schemas.openxmlformats.org/drawingml/2006/wordprocessingDrawing" xmlns:w10="urn:schemas-microsoft-com:office:word" xmlns:w="http://schemas.openxmlformats.org/wordprocessingml/2006/main" xmlns:w14="http://schemas.microsoft.com/office/word/2010/wordml" xmlns:w15="http://schemas.microsoft.com/office/word/2012/wordml" xmlns:w16cex="http://schemas.microsoft.com/office/word/2018/wordml/cex" xmlns:w16cid="http://schemas.microsoft.com/office/word/2016/wordml/cid" xmlns:w16="http://schemas.microsoft.com/office/word/2018/wordml" xmlns:w16du="http://schemas.microsoft.com/office/word/2023/wordml/word16du" xmlns:w16sdtdh="http://schemas.microsoft.com/office/word/2020/wordml/sdtdatahash" xmlns:w16se="http://schemas.microsoft.com/office/word/2015/wordml/symex" xmlns:wpg="http://schemas.microsoft.com/office/word/2010/wordprocessingGroup" xmlns:wpi="http://schemas.microsoft.com/office/word/2010/wordprocessingInk" xmlns:wne="http://schemas.microsoft.com/office/word/2006/wordml" xmlns:wps="http://schemas.microsoft.com/office/word/2010/wordprocessingShape" mc:Ignorable="w14 w15 w16se w16cid w16 w16cex w16sdtdh w16du wp14">
+<w:endnotes xmlns:wpc="http://schemas.microsoft.com/office/word/2010/wordprocessingCanvas" xmlns:cx="http://schemas.microsoft.com/office/drawing/2014/chartex" xmlns:cx1="http://schemas.microsoft.com/office/drawing/2015/9/8/chartex" xmlns:cx2="http://schemas.microsoft.com/office/drawing/2015/10/21/chartex" xmlns:cx3="http://schemas.microsoft.com/office/drawing/2016/5/9/chartex" xmlns:cx4="http://schemas.microsoft.com/office/drawing/2016/5/10/chartex" xmlns:cx5="http://schemas.microsoft.com/office/drawing/2016/5/11/chartex" xmlns:cx6="http://schemas.microsoft.com/office/drawing/2016/5/12/chartex" xmlns:cx7="http://schemas.microsoft.com/office/drawing/2016/5/13/chartex" xmlns:cx8="http://schemas.microsoft.com/office/drawing/2016/5/14/chartex" xmlns:mc="http://schemas.openxmlformats.org/markup-compatibility/2006" xmlns:aink="http://schemas.microsoft.com/office/drawing/2016/ink" xmlns:am3d="http://schemas.microsoft.com/office/drawing/2017/model3d" xmlns:o="urn:schemas-microsoft-com:office:office" xmlns:oel="http://schemas.microsoft.com/office/2019/extlst" xmlns:r="http://schemas.openxmlformats.org/officeDocument/2006/relationships" xmlns:m="http://schemas.openxmlformats.org/officeDocument/2006/math" xmlns:v="urn:schemas-microsoft-com:vml" xmlns:wp14="http://schemas.microsoft.com/office/word/2010/wordprocessingDrawing" xmlns:wp="http://schemas.openxmlformats.org/drawingml/2006/wordprocessingDrawing" xmlns:w10="urn:schemas-microsoft-com:office:word" xmlns:w="http://schemas.openxmlformats.org/wordprocessingml/2006/main" xmlns:w14="http://schemas.microsoft.com/office/word/2010/wordml" xmlns:w15="http://schemas.microsoft.com/office/word/2012/wordml" xmlns:w16cex="http://schemas.microsoft.com/office/word/2018/wordml/cex" xmlns:w16cid="http://schemas.microsoft.com/office/word/2016/wordml/cid" xmlns:w16="http://schemas.microsoft.com/office/word/2018/wordml" xmlns:w16du="http://schemas.microsoft.com/office/word/2023/wordml/word16du" xmlns:w16sdtdh="http://schemas.microsoft.com/office/word/2020/wordml/sdtdatahash" xmlns:w16sdtfl="http://schemas.microsoft.com/office/word/2024/wordml/sdtformatlock" xmlns:w16se="http://schemas.microsoft.com/office/word/2015/wordml/symex" xmlns:wpg="http://schemas.microsoft.com/office/word/2010/wordprocessingGroup" xmlns:wpi="http://schemas.microsoft.com/office/word/2010/wordprocessingInk" xmlns:wne="http://schemas.microsoft.com/office/word/2006/wordml" xmlns:wps="http://schemas.microsoft.com/office/word/2010/wordprocessingShape" mc:Ignorable="w14 w15 w16se w16cid w16 w16cex w16sdtdh w16sdtfl w16du wp14">
   <w:endnote w:type="separator" w:id="-1">
     <w:p>
       <w:pPr>
@@ -1521,7 +1524,17 @@
 </file>
 
 <file path=word/footer1.xml><?xml version="1.0" encoding="utf-8"?>
-<w:ftr xmlns:wpc="http://schemas.microsoft.com/office/word/2010/wordprocessingCanvas" xmlns:cx="http://schemas.microsoft.com/office/drawing/2014/chartex" xmlns:cx1="http://schemas.microsoft.com/office/drawing/2015/9/8/chartex" xmlns:cx2="http://schemas.microsoft.com/office/drawing/2015/10/21/chartex" xmlns:cx3="http://schemas.microsoft.com/office/drawing/2016/5/9/chartex" xmlns:cx4="http://schemas.microsoft.com/office/drawing/2016/5/10/chartex" xmlns:cx5="http://schemas.microsoft.com/office/drawing/2016/5/11/chartex" xmlns:cx6="http://schemas.microsoft.com/office/drawing/2016/5/12/chartex" xmlns:cx7="http://schemas.microsoft.com/office/drawing/2016/5/13/chartex" xmlns:cx8="http://schemas.microsoft.com/office/drawing/2016/5/14/chartex" xmlns:mc="http://schemas.openxmlformats.org/markup-compatibility/2006" xmlns:aink="http://schemas.microsoft.com/office/drawing/2016/ink" xmlns:am3d="http://schemas.microsoft.com/office/drawing/2017/model3d" xmlns:o="urn:schemas-microsoft-com:office:office" xmlns:oel="http://schemas.microsoft.com/office/2019/extlst" xmlns:r="http://schemas.openxmlformats.org/officeDocument/2006/relationships" xmlns:m="http://schemas.openxmlformats.org/officeDocument/2006/math" xmlns:v="urn:schemas-microsoft-com:vml" xmlns:wp14="http://schemas.microsoft.com/office/word/2010/wordprocessingDrawing" xmlns:wp="http://schemas.openxmlformats.org/drawingml/2006/wordprocessingDrawing" xmlns:w10="urn:schemas-microsoft-com:office:word" xmlns:w="http://schemas.openxmlformats.org/wordprocessingml/2006/main" xmlns:w14="http://schemas.microsoft.com/office/word/2010/wordml" xmlns:w15="http://schemas.microsoft.com/office/word/2012/wordml" xmlns:w16cex="http://schemas.microsoft.com/office/word/2018/wordml/cex" xmlns:w16cid="http://schemas.microsoft.com/office/word/2016/wordml/cid" xmlns:w16="http://schemas.microsoft.com/office/word/2018/wordml" xmlns:w16du="http://schemas.microsoft.com/office/word/2023/wordml/word16du" xmlns:w16sdtdh="http://schemas.microsoft.com/office/word/2020/wordml/sdtdatahash" xmlns:w16se="http://schemas.microsoft.com/office/word/2015/wordml/symex" xmlns:wpg="http://schemas.microsoft.com/office/word/2010/wordprocessingGroup" xmlns:wpi="http://schemas.microsoft.com/office/word/2010/wordprocessingInk" xmlns:wne="http://schemas.microsoft.com/office/word/2006/wordml" xmlns:wps="http://schemas.microsoft.com/office/word/2010/wordprocessingShape" mc:Ignorable="w14 w15 w16se w16cid w16 w16cex w16sdtdh w16du wp14">
+<w:ftr xmlns:wpc="http://schemas.microsoft.com/office/word/2010/wordprocessingCanvas" xmlns:cx="http://schemas.microsoft.com/office/drawing/2014/chartex" xmlns:cx1="http://schemas.microsoft.com/office/drawing/2015/9/8/chartex" xmlns:cx2="http://schemas.microsoft.com/office/drawing/2015/10/21/chartex" xmlns:cx3="http://schemas.microsoft.com/office/drawing/2016/5/9/chartex" xmlns:cx4="http://schemas.microsoft.com/office/drawing/2016/5/10/chartex" xmlns:cx5="http://schemas.microsoft.com/office/drawing/2016/5/11/chartex" xmlns:cx6="http://schemas.microsoft.com/office/drawing/2016/5/12/chartex" xmlns:cx7="http://schemas.microsoft.com/office/drawing/2016/5/13/chartex" xmlns:cx8="http://schemas.microsoft.com/office/drawing/2016/5/14/chartex" xmlns:mc="http://schemas.openxmlformats.org/markup-compatibility/2006" xmlns:aink="http://schemas.microsoft.com/office/drawing/2016/ink" xmlns:am3d="http://schemas.microsoft.com/office/drawing/2017/model3d" xmlns:o="urn:schemas-microsoft-com:office:office" xmlns:oel="http://schemas.microsoft.com/office/2019/extlst" xmlns:r="http://schemas.openxmlformats.org/officeDocument/2006/relationships" xmlns:m="http://schemas.openxmlformats.org/officeDocument/2006/math" xmlns:v="urn:schemas-microsoft-com:vml" xmlns:wp14="http://schemas.microsoft.com/office/word/2010/wordprocessingDrawing" xmlns:wp="http://schemas.openxmlformats.org/drawingml/2006/wordprocessingDrawing" xmlns:w10="urn:schemas-microsoft-com:office:word" xmlns:w="http://schemas.openxmlformats.org/wordprocessingml/2006/main" xmlns:w14="http://schemas.microsoft.com/office/word/2010/wordml" xmlns:w15="http://schemas.microsoft.com/office/word/2012/wordml" xmlns:w16cex="http://schemas.microsoft.com/office/word/2018/wordml/cex" xmlns:w16cid="http://schemas.microsoft.com/office/word/2016/wordml/cid" xmlns:w16="http://schemas.microsoft.com/office/word/2018/wordml" xmlns:w16du="http://schemas.microsoft.com/office/word/2023/wordml/word16du" xmlns:w16sdtdh="http://schemas.microsoft.com/office/word/2020/wordml/sdtdatahash" xmlns:w16sdtfl="http://schemas.microsoft.com/office/word/2024/wordml/sdtformatlock" xmlns:w16se="http://schemas.microsoft.com/office/word/2015/wordml/symex" xmlns:wpg="http://schemas.microsoft.com/office/word/2010/wordprocessingGroup" xmlns:wpi="http://schemas.microsoft.com/office/word/2010/wordprocessingInk" xmlns:wne="http://schemas.microsoft.com/office/word/2006/wordml" xmlns:wps="http://schemas.microsoft.com/office/word/2010/wordprocessingShape" mc:Ignorable="w14 w15 w16se w16cid w16 w16cex w16sdtdh w16sdtfl w16du wp14">
+  <w:p>
+    <w:pPr>
+      <w:pStyle w:val="Piedepgina"/>
+    </w:pPr>
+  </w:p>
+</w:ftr>
+</file>
+
+<file path=word/footer2.xml><?xml version="1.0" encoding="utf-8"?>
+<w:ftr xmlns:wpc="http://schemas.microsoft.com/office/word/2010/wordprocessingCanvas" xmlns:cx="http://schemas.microsoft.com/office/drawing/2014/chartex" xmlns:cx1="http://schemas.microsoft.com/office/drawing/2015/9/8/chartex" xmlns:cx2="http://schemas.microsoft.com/office/drawing/2015/10/21/chartex" xmlns:cx3="http://schemas.microsoft.com/office/drawing/2016/5/9/chartex" xmlns:cx4="http://schemas.microsoft.com/office/drawing/2016/5/10/chartex" xmlns:cx5="http://schemas.microsoft.com/office/drawing/2016/5/11/chartex" xmlns:cx6="http://schemas.microsoft.com/office/drawing/2016/5/12/chartex" xmlns:cx7="http://schemas.microsoft.com/office/drawing/2016/5/13/chartex" xmlns:cx8="http://schemas.microsoft.com/office/drawing/2016/5/14/chartex" xmlns:mc="http://schemas.openxmlformats.org/markup-compatibility/2006" xmlns:aink="http://schemas.microsoft.com/office/drawing/2016/ink" xmlns:am3d="http://schemas.microsoft.com/office/drawing/2017/model3d" xmlns:o="urn:schemas-microsoft-com:office:office" xmlns:oel="http://schemas.microsoft.com/office/2019/extlst" xmlns:r="http://schemas.openxmlformats.org/officeDocument/2006/relationships" xmlns:m="http://schemas.openxmlformats.org/officeDocument/2006/math" xmlns:v="urn:schemas-microsoft-com:vml" xmlns:wp14="http://schemas.microsoft.com/office/word/2010/wordprocessingDrawing" xmlns:wp="http://schemas.openxmlformats.org/drawingml/2006/wordprocessingDrawing" xmlns:w10="urn:schemas-microsoft-com:office:word" xmlns:w="http://schemas.openxmlformats.org/wordprocessingml/2006/main" xmlns:w14="http://schemas.microsoft.com/office/word/2010/wordml" xmlns:w15="http://schemas.microsoft.com/office/word/2012/wordml" xmlns:w16cex="http://schemas.microsoft.com/office/word/2018/wordml/cex" xmlns:w16cid="http://schemas.microsoft.com/office/word/2016/wordml/cid" xmlns:w16="http://schemas.microsoft.com/office/word/2018/wordml" xmlns:w16du="http://schemas.microsoft.com/office/word/2023/wordml/word16du" xmlns:w16sdtdh="http://schemas.microsoft.com/office/word/2020/wordml/sdtdatahash" xmlns:w16sdtfl="http://schemas.microsoft.com/office/word/2024/wordml/sdtformatlock" xmlns:w16se="http://schemas.microsoft.com/office/word/2015/wordml/symex" xmlns:wpg="http://schemas.microsoft.com/office/word/2010/wordprocessingGroup" xmlns:wpi="http://schemas.microsoft.com/office/word/2010/wordprocessingInk" xmlns:wne="http://schemas.microsoft.com/office/word/2006/wordml" xmlns:wps="http://schemas.microsoft.com/office/word/2010/wordprocessingShape" mc:Ignorable="w14 w15 w16se w16cid w16 w16cex w16sdtdh w16sdtfl w16du wp14">
   <w:sdt>
     <w:sdtPr>
       <w:id w:val="740374177"/>
@@ -1874,8 +1887,18 @@
 </w:ftr>
 </file>
 
-<file path=word/footer2.xml><?xml version="1.0" encoding="utf-8"?>
-<w:ftr xmlns:wpc="http://schemas.microsoft.com/office/word/2010/wordprocessingCanvas" xmlns:cx="http://schemas.microsoft.com/office/drawing/2014/chartex" xmlns:cx1="http://schemas.microsoft.com/office/drawing/2015/9/8/chartex" xmlns:cx2="http://schemas.microsoft.com/office/drawing/2015/10/21/chartex" xmlns:cx3="http://schemas.microsoft.com/office/drawing/2016/5/9/chartex" xmlns:cx4="http://schemas.microsoft.com/office/drawing/2016/5/10/chartex" xmlns:cx5="http://schemas.microsoft.com/office/drawing/2016/5/11/chartex" xmlns:cx6="http://schemas.microsoft.com/office/drawing/2016/5/12/chartex" xmlns:cx7="http://schemas.microsoft.com/office/drawing/2016/5/13/chartex" xmlns:cx8="http://schemas.microsoft.com/office/drawing/2016/5/14/chartex" xmlns:mc="http://schemas.openxmlformats.org/markup-compatibility/2006" xmlns:aink="http://schemas.microsoft.com/office/drawing/2016/ink" xmlns:am3d="http://schemas.microsoft.com/office/drawing/2017/model3d" xmlns:o="urn:schemas-microsoft-com:office:office" xmlns:oel="http://schemas.microsoft.com/office/2019/extlst" xmlns:r="http://schemas.openxmlformats.org/officeDocument/2006/relationships" xmlns:m="http://schemas.openxmlformats.org/officeDocument/2006/math" xmlns:v="urn:schemas-microsoft-com:vml" xmlns:wp14="http://schemas.microsoft.com/office/word/2010/wordprocessingDrawing" xmlns:wp="http://schemas.openxmlformats.org/drawingml/2006/wordprocessingDrawing" xmlns:w10="urn:schemas-microsoft-com:office:word" xmlns:w="http://schemas.openxmlformats.org/wordprocessingml/2006/main" xmlns:w14="http://schemas.microsoft.com/office/word/2010/wordml" xmlns:w15="http://schemas.microsoft.com/office/word/2012/wordml" xmlns:w16cex="http://schemas.microsoft.com/office/word/2018/wordml/cex" xmlns:w16cid="http://schemas.microsoft.com/office/word/2016/wordml/cid" xmlns:w16="http://schemas.microsoft.com/office/word/2018/wordml" xmlns:w16du="http://schemas.microsoft.com/office/word/2023/wordml/word16du" xmlns:w16sdtdh="http://schemas.microsoft.com/office/word/2020/wordml/sdtdatahash" xmlns:w16se="http://schemas.microsoft.com/office/word/2015/wordml/symex" xmlns:wpg="http://schemas.microsoft.com/office/word/2010/wordprocessingGroup" xmlns:wpi="http://schemas.microsoft.com/office/word/2010/wordprocessingInk" xmlns:wne="http://schemas.microsoft.com/office/word/2006/wordml" xmlns:wps="http://schemas.microsoft.com/office/word/2010/wordprocessingShape" mc:Ignorable="w14 w15 w16se w16cid w16 w16cex w16sdtdh w16du wp14">
+<file path=word/footer3.xml><?xml version="1.0" encoding="utf-8"?>
+<w:ftr xmlns:wpc="http://schemas.microsoft.com/office/word/2010/wordprocessingCanvas" xmlns:cx="http://schemas.microsoft.com/office/drawing/2014/chartex" xmlns:cx1="http://schemas.microsoft.com/office/drawing/2015/9/8/chartex" xmlns:cx2="http://schemas.microsoft.com/office/drawing/2015/10/21/chartex" xmlns:cx3="http://schemas.microsoft.com/office/drawing/2016/5/9/chartex" xmlns:cx4="http://schemas.microsoft.com/office/drawing/2016/5/10/chartex" xmlns:cx5="http://schemas.microsoft.com/office/drawing/2016/5/11/chartex" xmlns:cx6="http://schemas.microsoft.com/office/drawing/2016/5/12/chartex" xmlns:cx7="http://schemas.microsoft.com/office/drawing/2016/5/13/chartex" xmlns:cx8="http://schemas.microsoft.com/office/drawing/2016/5/14/chartex" xmlns:mc="http://schemas.openxmlformats.org/markup-compatibility/2006" xmlns:aink="http://schemas.microsoft.com/office/drawing/2016/ink" xmlns:am3d="http://schemas.microsoft.com/office/drawing/2017/model3d" xmlns:o="urn:schemas-microsoft-com:office:office" xmlns:oel="http://schemas.microsoft.com/office/2019/extlst" xmlns:r="http://schemas.openxmlformats.org/officeDocument/2006/relationships" xmlns:m="http://schemas.openxmlformats.org/officeDocument/2006/math" xmlns:v="urn:schemas-microsoft-com:vml" xmlns:wp14="http://schemas.microsoft.com/office/word/2010/wordprocessingDrawing" xmlns:wp="http://schemas.openxmlformats.org/drawingml/2006/wordprocessingDrawing" xmlns:w10="urn:schemas-microsoft-com:office:word" xmlns:w="http://schemas.openxmlformats.org/wordprocessingml/2006/main" xmlns:w14="http://schemas.microsoft.com/office/word/2010/wordml" xmlns:w15="http://schemas.microsoft.com/office/word/2012/wordml" xmlns:w16cex="http://schemas.microsoft.com/office/word/2018/wordml/cex" xmlns:w16cid="http://schemas.microsoft.com/office/word/2016/wordml/cid" xmlns:w16="http://schemas.microsoft.com/office/word/2018/wordml" xmlns:w16du="http://schemas.microsoft.com/office/word/2023/wordml/word16du" xmlns:w16sdtdh="http://schemas.microsoft.com/office/word/2020/wordml/sdtdatahash" xmlns:w16sdtfl="http://schemas.microsoft.com/office/word/2024/wordml/sdtformatlock" xmlns:w16se="http://schemas.microsoft.com/office/word/2015/wordml/symex" xmlns:wpg="http://schemas.microsoft.com/office/word/2010/wordprocessingGroup" xmlns:wpi="http://schemas.microsoft.com/office/word/2010/wordprocessingInk" xmlns:wne="http://schemas.microsoft.com/office/word/2006/wordml" xmlns:wps="http://schemas.microsoft.com/office/word/2010/wordprocessingShape" mc:Ignorable="w14 w15 w16se w16cid w16 w16cex w16sdtdh w16sdtfl w16du wp14">
+  <w:p>
+    <w:pPr>
+      <w:pStyle w:val="Piedepgina"/>
+    </w:pPr>
+  </w:p>
+</w:ftr>
+</file>
+
+<file path=word/footer4.xml><?xml version="1.0" encoding="utf-8"?>
+<w:ftr xmlns:wpc="http://schemas.microsoft.com/office/word/2010/wordprocessingCanvas" xmlns:cx="http://schemas.microsoft.com/office/drawing/2014/chartex" xmlns:cx1="http://schemas.microsoft.com/office/drawing/2015/9/8/chartex" xmlns:cx2="http://schemas.microsoft.com/office/drawing/2015/10/21/chartex" xmlns:cx3="http://schemas.microsoft.com/office/drawing/2016/5/9/chartex" xmlns:cx4="http://schemas.microsoft.com/office/drawing/2016/5/10/chartex" xmlns:cx5="http://schemas.microsoft.com/office/drawing/2016/5/11/chartex" xmlns:cx6="http://schemas.microsoft.com/office/drawing/2016/5/12/chartex" xmlns:cx7="http://schemas.microsoft.com/office/drawing/2016/5/13/chartex" xmlns:cx8="http://schemas.microsoft.com/office/drawing/2016/5/14/chartex" xmlns:mc="http://schemas.openxmlformats.org/markup-compatibility/2006" xmlns:aink="http://schemas.microsoft.com/office/drawing/2016/ink" xmlns:am3d="http://schemas.microsoft.com/office/drawing/2017/model3d" xmlns:o="urn:schemas-microsoft-com:office:office" xmlns:oel="http://schemas.microsoft.com/office/2019/extlst" xmlns:r="http://schemas.openxmlformats.org/officeDocument/2006/relationships" xmlns:m="http://schemas.openxmlformats.org/officeDocument/2006/math" xmlns:v="urn:schemas-microsoft-com:vml" xmlns:wp14="http://schemas.microsoft.com/office/word/2010/wordprocessingDrawing" xmlns:wp="http://schemas.openxmlformats.org/drawingml/2006/wordprocessingDrawing" xmlns:w10="urn:schemas-microsoft-com:office:word" xmlns:w="http://schemas.openxmlformats.org/wordprocessingml/2006/main" xmlns:w14="http://schemas.microsoft.com/office/word/2010/wordml" xmlns:w15="http://schemas.microsoft.com/office/word/2012/wordml" xmlns:w16cex="http://schemas.microsoft.com/office/word/2018/wordml/cex" xmlns:w16cid="http://schemas.microsoft.com/office/word/2016/wordml/cid" xmlns:w16="http://schemas.microsoft.com/office/word/2018/wordml" xmlns:w16du="http://schemas.microsoft.com/office/word/2023/wordml/word16du" xmlns:w16sdtdh="http://schemas.microsoft.com/office/word/2020/wordml/sdtdatahash" xmlns:w16sdtfl="http://schemas.microsoft.com/office/word/2024/wordml/sdtformatlock" xmlns:w16se="http://schemas.microsoft.com/office/word/2015/wordml/symex" xmlns:wpg="http://schemas.microsoft.com/office/word/2010/wordprocessingGroup" xmlns:wpi="http://schemas.microsoft.com/office/word/2010/wordprocessingInk" xmlns:wne="http://schemas.microsoft.com/office/word/2006/wordml" xmlns:wps="http://schemas.microsoft.com/office/word/2010/wordprocessingShape" mc:Ignorable="w14 w15 w16se w16cid w16 w16cex w16sdtdh w16sdtfl w16du wp14">
   <w:sdt>
     <w:sdtPr>
       <w:id w:val="-1610963637"/>
@@ -2229,7 +2252,7 @@
 </file>
 
 <file path=word/footnotes.xml><?xml version="1.0" encoding="utf-8"?>
-<w:footnotes xmlns:wpc="http://schemas.microsoft.com/office/word/2010/wordprocessingCanvas" xmlns:cx="http://schemas.microsoft.com/office/drawing/2014/chartex" xmlns:cx1="http://schemas.microsoft.com/office/drawing/2015/9/8/chartex" xmlns:cx2="http://schemas.microsoft.com/office/drawing/2015/10/21/chartex" xmlns:cx3="http://schemas.microsoft.com/office/drawing/2016/5/9/chartex" xmlns:cx4="http://schemas.microsoft.com/office/drawing/2016/5/10/chartex" xmlns:cx5="http://schemas.microsoft.com/office/drawing/2016/5/11/chartex" xmlns:cx6="http://schemas.microsoft.com/office/drawing/2016/5/12/chartex" xmlns:cx7="http://schemas.microsoft.com/office/drawing/2016/5/13/chartex" xmlns:cx8="http://schemas.microsoft.com/office/drawing/2016/5/14/chartex" xmlns:mc="http://schemas.openxmlformats.org/markup-compatibility/2006" xmlns:aink="http://schemas.microsoft.com/office/drawing/2016/ink" xmlns:am3d="http://schemas.microsoft.com/office/drawing/2017/model3d" xmlns:o="urn:schemas-microsoft-com:office:office" xmlns:oel="http://schemas.microsoft.com/office/2019/extlst" xmlns:r="http://schemas.openxmlformats.org/officeDocument/2006/relationships" xmlns:m="http://schemas.openxmlformats.org/officeDocument/2006/math" xmlns:v="urn:schemas-microsoft-com:vml" xmlns:wp14="http://schemas.microsoft.com/office/word/2010/wordprocessingDrawing" xmlns:wp="http://schemas.openxmlformats.org/drawingml/2006/wordprocessingDrawing" xmlns:w10="urn:schemas-microsoft-com:office:word" xmlns:w="http://schemas.openxmlformats.org/wordprocessingml/2006/main" xmlns:w14="http://schemas.microsoft.com/office/word/2010/wordml" xmlns:w15="http://schemas.microsoft.com/office/word/2012/wordml" xmlns:w16cex="http://schemas.microsoft.com/office/word/2018/wordml/cex" xmlns:w16cid="http://schemas.microsoft.com/office/word/2016/wordml/cid" xmlns:w16="http://schemas.microsoft.com/office/word/2018/wordml" xmlns:w16du="http://schemas.microsoft.com/office/word/2023/wordml/word16du" xmlns:w16sdtdh="http://schemas.microsoft.com/office/word/2020/wordml/sdtdatahash" xmlns:w16se="http://schemas.microsoft.com/office/word/2015/wordml/symex" xmlns:wpg="http://schemas.microsoft.com/office/word/2010/wordprocessingGroup" xmlns:wpi="http://schemas.microsoft.com/office/word/2010/wordprocessingInk" xmlns:wne="http://schemas.microsoft.com/office/word/2006/wordml" xmlns:wps="http://schemas.microsoft.com/office/word/2010/wordprocessingShape" mc:Ignorable="w14 w15 w16se w16cid w16 w16cex w16sdtdh w16du wp14">
+<w:footnotes xmlns:wpc="http://schemas.microsoft.com/office/word/2010/wordprocessingCanvas" xmlns:cx="http://schemas.microsoft.com/office/drawing/2014/chartex" xmlns:cx1="http://schemas.microsoft.com/office/drawing/2015/9/8/chartex" xmlns:cx2="http://schemas.microsoft.com/office/drawing/2015/10/21/chartex" xmlns:cx3="http://schemas.microsoft.com/office/drawing/2016/5/9/chartex" xmlns:cx4="http://schemas.microsoft.com/office/drawing/2016/5/10/chartex" xmlns:cx5="http://schemas.microsoft.com/office/drawing/2016/5/11/chartex" xmlns:cx6="http://schemas.microsoft.com/office/drawing/2016/5/12/chartex" xmlns:cx7="http://schemas.microsoft.com/office/drawing/2016/5/13/chartex" xmlns:cx8="http://schemas.microsoft.com/office/drawing/2016/5/14/chartex" xmlns:mc="http://schemas.openxmlformats.org/markup-compatibility/2006" xmlns:aink="http://schemas.microsoft.com/office/drawing/2016/ink" xmlns:am3d="http://schemas.microsoft.com/office/drawing/2017/model3d" xmlns:o="urn:schemas-microsoft-com:office:office" xmlns:oel="http://schemas.microsoft.com/office/2019/extlst" xmlns:r="http://schemas.openxmlformats.org/officeDocument/2006/relationships" xmlns:m="http://schemas.openxmlformats.org/officeDocument/2006/math" xmlns:v="urn:schemas-microsoft-com:vml" xmlns:wp14="http://schemas.microsoft.com/office/word/2010/wordprocessingDrawing" xmlns:wp="http://schemas.openxmlformats.org/drawingml/2006/wordprocessingDrawing" xmlns:w10="urn:schemas-microsoft-com:office:word" xmlns:w="http://schemas.openxmlformats.org/wordprocessingml/2006/main" xmlns:w14="http://schemas.microsoft.com/office/word/2010/wordml" xmlns:w15="http://schemas.microsoft.com/office/word/2012/wordml" xmlns:w16cex="http://schemas.microsoft.com/office/word/2018/wordml/cex" xmlns:w16cid="http://schemas.microsoft.com/office/word/2016/wordml/cid" xmlns:w16="http://schemas.microsoft.com/office/word/2018/wordml" xmlns:w16du="http://schemas.microsoft.com/office/word/2023/wordml/word16du" xmlns:w16sdtdh="http://schemas.microsoft.com/office/word/2020/wordml/sdtdatahash" xmlns:w16sdtfl="http://schemas.microsoft.com/office/word/2024/wordml/sdtformatlock" xmlns:w16se="http://schemas.microsoft.com/office/word/2015/wordml/symex" xmlns:wpg="http://schemas.microsoft.com/office/word/2010/wordprocessingGroup" xmlns:wpi="http://schemas.microsoft.com/office/word/2010/wordprocessingInk" xmlns:wne="http://schemas.microsoft.com/office/word/2006/wordml" xmlns:wps="http://schemas.microsoft.com/office/word/2010/wordprocessingShape" mc:Ignorable="w14 w15 w16se w16cid w16 w16cex w16sdtdh w16sdtfl w16du wp14">
   <w:footnote w:type="separator" w:id="-1">
     <w:p>
       <w:pPr>
@@ -2254,7 +2277,17 @@
 </file>
 
 <file path=word/header1.xml><?xml version="1.0" encoding="utf-8"?>
-<w:hdr xmlns:wpc="http://schemas.microsoft.com/office/word/2010/wordprocessingCanvas" xmlns:cx="http://schemas.microsoft.com/office/drawing/2014/chartex" xmlns:cx1="http://schemas.microsoft.com/office/drawing/2015/9/8/chartex" xmlns:cx2="http://schemas.microsoft.com/office/drawing/2015/10/21/chartex" xmlns:cx3="http://schemas.microsoft.com/office/drawing/2016/5/9/chartex" xmlns:cx4="http://schemas.microsoft.com/office/drawing/2016/5/10/chartex" xmlns:cx5="http://schemas.microsoft.com/office/drawing/2016/5/11/chartex" xmlns:cx6="http://schemas.microsoft.com/office/drawing/2016/5/12/chartex" xmlns:cx7="http://schemas.microsoft.com/office/drawing/2016/5/13/chartex" xmlns:cx8="http://schemas.microsoft.com/office/drawing/2016/5/14/chartex" xmlns:mc="http://schemas.openxmlformats.org/markup-compatibility/2006" xmlns:aink="http://schemas.microsoft.com/office/drawing/2016/ink" xmlns:am3d="http://schemas.microsoft.com/office/drawing/2017/model3d" xmlns:o="urn:schemas-microsoft-com:office:office" xmlns:oel="http://schemas.microsoft.com/office/2019/extlst" xmlns:r="http://schemas.openxmlformats.org/officeDocument/2006/relationships" xmlns:m="http://schemas.openxmlformats.org/officeDocument/2006/math" xmlns:v="urn:schemas-microsoft-com:vml" xmlns:wp14="http://schemas.microsoft.com/office/word/2010/wordprocessingDrawing" xmlns:wp="http://schemas.openxmlformats.org/drawingml/2006/wordprocessingDrawing" xmlns:w10="urn:schemas-microsoft-com:office:word" xmlns:w="http://schemas.openxmlformats.org/wordprocessingml/2006/main" xmlns:w14="http://schemas.microsoft.com/office/word/2010/wordml" xmlns:w15="http://schemas.microsoft.com/office/word/2012/wordml" xmlns:w16cex="http://schemas.microsoft.com/office/word/2018/wordml/cex" xmlns:w16cid="http://schemas.microsoft.com/office/word/2016/wordml/cid" xmlns:w16="http://schemas.microsoft.com/office/word/2018/wordml" xmlns:w16du="http://schemas.microsoft.com/office/word/2023/wordml/word16du" xmlns:w16sdtdh="http://schemas.microsoft.com/office/word/2020/wordml/sdtdatahash" xmlns:w16se="http://schemas.microsoft.com/office/word/2015/wordml/symex" xmlns:wpg="http://schemas.microsoft.com/office/word/2010/wordprocessingGroup" xmlns:wpi="http://schemas.microsoft.com/office/word/2010/wordprocessingInk" xmlns:wne="http://schemas.microsoft.com/office/word/2006/wordml" xmlns:wps="http://schemas.microsoft.com/office/word/2010/wordprocessingShape" mc:Ignorable="w14 w15 w16se w16cid w16 w16cex w16sdtdh w16du wp14">
+<w:hdr xmlns:wpc="http://schemas.microsoft.com/office/word/2010/wordprocessingCanvas" xmlns:cx="http://schemas.microsoft.com/office/drawing/2014/chartex" xmlns:cx1="http://schemas.microsoft.com/office/drawing/2015/9/8/chartex" xmlns:cx2="http://schemas.microsoft.com/office/drawing/2015/10/21/chartex" xmlns:cx3="http://schemas.microsoft.com/office/drawing/2016/5/9/chartex" xmlns:cx4="http://schemas.microsoft.com/office/drawing/2016/5/10/chartex" xmlns:cx5="http://schemas.microsoft.com/office/drawing/2016/5/11/chartex" xmlns:cx6="http://schemas.microsoft.com/office/drawing/2016/5/12/chartex" xmlns:cx7="http://schemas.microsoft.com/office/drawing/2016/5/13/chartex" xmlns:cx8="http://schemas.microsoft.com/office/drawing/2016/5/14/chartex" xmlns:mc="http://schemas.openxmlformats.org/markup-compatibility/2006" xmlns:aink="http://schemas.microsoft.com/office/drawing/2016/ink" xmlns:am3d="http://schemas.microsoft.com/office/drawing/2017/model3d" xmlns:o="urn:schemas-microsoft-com:office:office" xmlns:oel="http://schemas.microsoft.com/office/2019/extlst" xmlns:r="http://schemas.openxmlformats.org/officeDocument/2006/relationships" xmlns:m="http://schemas.openxmlformats.org/officeDocument/2006/math" xmlns:v="urn:schemas-microsoft-com:vml" xmlns:wp14="http://schemas.microsoft.com/office/word/2010/wordprocessingDrawing" xmlns:wp="http://schemas.openxmlformats.org/drawingml/2006/wordprocessingDrawing" xmlns:w10="urn:schemas-microsoft-com:office:word" xmlns:w="http://schemas.openxmlformats.org/wordprocessingml/2006/main" xmlns:w14="http://schemas.microsoft.com/office/word/2010/wordml" xmlns:w15="http://schemas.microsoft.com/office/word/2012/wordml" xmlns:w16cex="http://schemas.microsoft.com/office/word/2018/wordml/cex" xmlns:w16cid="http://schemas.microsoft.com/office/word/2016/wordml/cid" xmlns:w16="http://schemas.microsoft.com/office/word/2018/wordml" xmlns:w16du="http://schemas.microsoft.com/office/word/2023/wordml/word16du" xmlns:w16sdtdh="http://schemas.microsoft.com/office/word/2020/wordml/sdtdatahash" xmlns:w16sdtfl="http://schemas.microsoft.com/office/word/2024/wordml/sdtformatlock" xmlns:w16se="http://schemas.microsoft.com/office/word/2015/wordml/symex" xmlns:wpg="http://schemas.microsoft.com/office/word/2010/wordprocessingGroup" xmlns:wpi="http://schemas.microsoft.com/office/word/2010/wordprocessingInk" xmlns:wne="http://schemas.microsoft.com/office/word/2006/wordml" xmlns:wps="http://schemas.microsoft.com/office/word/2010/wordprocessingShape" mc:Ignorable="w14 w15 w16se w16cid w16 w16cex w16sdtdh w16sdtfl w16du wp14">
+  <w:p>
+    <w:pPr>
+      <w:pStyle w:val="Encabezado"/>
+    </w:pPr>
+  </w:p>
+</w:hdr>
+</file>
+
+<file path=word/header2.xml><?xml version="1.0" encoding="utf-8"?>
+<w:hdr xmlns:wpc="http://schemas.microsoft.com/office/word/2010/wordprocessingCanvas" xmlns:cx="http://schemas.microsoft.com/office/drawing/2014/chartex" xmlns:cx1="http://schemas.microsoft.com/office/drawing/2015/9/8/chartex" xmlns:cx2="http://schemas.microsoft.com/office/drawing/2015/10/21/chartex" xmlns:cx3="http://schemas.microsoft.com/office/drawing/2016/5/9/chartex" xmlns:cx4="http://schemas.microsoft.com/office/drawing/2016/5/10/chartex" xmlns:cx5="http://schemas.microsoft.com/office/drawing/2016/5/11/chartex" xmlns:cx6="http://schemas.microsoft.com/office/drawing/2016/5/12/chartex" xmlns:cx7="http://schemas.microsoft.com/office/drawing/2016/5/13/chartex" xmlns:cx8="http://schemas.microsoft.com/office/drawing/2016/5/14/chartex" xmlns:mc="http://schemas.openxmlformats.org/markup-compatibility/2006" xmlns:aink="http://schemas.microsoft.com/office/drawing/2016/ink" xmlns:am3d="http://schemas.microsoft.com/office/drawing/2017/model3d" xmlns:o="urn:schemas-microsoft-com:office:office" xmlns:oel="http://schemas.microsoft.com/office/2019/extlst" xmlns:r="http://schemas.openxmlformats.org/officeDocument/2006/relationships" xmlns:m="http://schemas.openxmlformats.org/officeDocument/2006/math" xmlns:v="urn:schemas-microsoft-com:vml" xmlns:wp14="http://schemas.microsoft.com/office/word/2010/wordprocessingDrawing" xmlns:wp="http://schemas.openxmlformats.org/drawingml/2006/wordprocessingDrawing" xmlns:w10="urn:schemas-microsoft-com:office:word" xmlns:w="http://schemas.openxmlformats.org/wordprocessingml/2006/main" xmlns:w14="http://schemas.microsoft.com/office/word/2010/wordml" xmlns:w15="http://schemas.microsoft.com/office/word/2012/wordml" xmlns:w16cex="http://schemas.microsoft.com/office/word/2018/wordml/cex" xmlns:w16cid="http://schemas.microsoft.com/office/word/2016/wordml/cid" xmlns:w16="http://schemas.microsoft.com/office/word/2018/wordml" xmlns:w16du="http://schemas.microsoft.com/office/word/2023/wordml/word16du" xmlns:w16sdtdh="http://schemas.microsoft.com/office/word/2020/wordml/sdtdatahash" xmlns:w16sdtfl="http://schemas.microsoft.com/office/word/2024/wordml/sdtformatlock" xmlns:w16se="http://schemas.microsoft.com/office/word/2015/wordml/symex" xmlns:wpg="http://schemas.microsoft.com/office/word/2010/wordprocessingGroup" xmlns:wpi="http://schemas.microsoft.com/office/word/2010/wordprocessingInk" xmlns:wne="http://schemas.microsoft.com/office/word/2006/wordml" xmlns:wps="http://schemas.microsoft.com/office/word/2010/wordprocessingShape" mc:Ignorable="w14 w15 w16se w16cid w16 w16cex w16sdtdh w16sdtfl w16du wp14">
   <w:tbl>
     <w:tblPr>
       <w:tblStyle w:val="Tablaconcuadrcula"/>
@@ -2305,6 +2338,31 @@
           <w:pPr>
             <w:pStyle w:val="Encabezado"/>
             <w:tabs>
+              <w:tab w:val="center" w:pos="4003"/>
+              <w:tab w:val="right" w:pos="7371"/>
+            </w:tabs>
+            <w:ind w:right="-111"/>
+            <w:jc w:val="center"/>
+            <w:rPr>
+              <w:b/>
+              <w:bCs/>
+              <w:noProof/>
+            </w:rPr>
+          </w:pPr>
+          <w:r>
+            <w:rPr>
+              <w:b/>
+              <w:bCs/>
+              <w:noProof/>
+            </w:rPr>
+            <w:t xml:space="preserve"/>
+          </w:r>
+        </w:p>
+        <w:p>
+          <w:pPr>
+            <w:pStyle w:val="Encabezado"/>
+            <w:tabs>
+              <w:tab w:val="center" w:pos="4003"/>
               <w:tab w:val="right" w:pos="7371"/>
             </w:tabs>
             <w:ind w:right="-111"/>
@@ -2343,7 +2401,7 @@
               <w:bCs/>
               <w:noProof/>
             </w:rPr>
-            <w:t xml:space="preserve"/>
+            <w:t xml:space="preserve">GSS 960702 K32</w:t>
           </w:r>
         </w:p>
       </w:tc>
@@ -2369,6 +2427,43 @@
             </w:rPr>
             <w:t xml:space="preserve"/>
           </w:r>
+          <w:r>
+            <w:drawing>
+              <wp:inline xmlns:wp="http://schemas.openxmlformats.org/drawingml/2006/wordprocessingDrawing" xmlns:a="http://schemas.openxmlformats.org/drawingml/2006/main" xmlns:pic="http://schemas.openxmlformats.org/drawingml/2006/picture" xmlns:r="http://schemas.openxmlformats.org/officeDocument/2006/relationships">
+                <wp:extent cx="631151" cy="540000"/>
+                <wp:docPr id="1" name="Picture 1"/>
+                <wp:cNvGraphicFramePr>
+                  <a:graphicFrameLocks noChangeAspect="1"/>
+                </wp:cNvGraphicFramePr>
+                <a:graphic>
+                  <a:graphicData uri="http://schemas.openxmlformats.org/drawingml/2006/picture">
+                    <pic:pic>
+                      <pic:nvPicPr>
+                        <pic:cNvPr id="0" name="logo2.jpg"/>
+                        <pic:cNvPicPr/>
+                      </pic:nvPicPr>
+                      <pic:blipFill>
+                        <a:blip r:embed="rId1"/>
+                        <a:stretch>
+                          <a:fillRect/>
+                        </a:stretch>
+                      </pic:blipFill>
+                      <pic:spPr>
+                        <a:xfrm>
+                          <a:off x="0" y="0"/>
+                          <a:ext cx="631151" cy="540000"/>
+                        </a:xfrm>
+                        <a:prstGeom prst="rect"/>
+                      </pic:spPr>
+                    </pic:pic>
+                  </a:graphicData>
+                </a:graphic>
+              </wp:inline>
+            </w:drawing>
+          </w:r>
+          <w:r>
+            <w:t xml:space="preserve"/>
+          </w:r>
         </w:p>
       </w:tc>
     </w:tr>
@@ -2381,8 +2476,8 @@
 </w:hdr>
 </file>
 
-<file path=word/header2.xml><?xml version="1.0" encoding="utf-8"?>
-<w:hdr xmlns:wpc="http://schemas.microsoft.com/office/word/2010/wordprocessingCanvas" xmlns:cx="http://schemas.microsoft.com/office/drawing/2014/chartex" xmlns:cx1="http://schemas.microsoft.com/office/drawing/2015/9/8/chartex" xmlns:cx2="http://schemas.microsoft.com/office/drawing/2015/10/21/chartex" xmlns:cx3="http://schemas.microsoft.com/office/drawing/2016/5/9/chartex" xmlns:cx4="http://schemas.microsoft.com/office/drawing/2016/5/10/chartex" xmlns:cx5="http://schemas.microsoft.com/office/drawing/2016/5/11/chartex" xmlns:cx6="http://schemas.microsoft.com/office/drawing/2016/5/12/chartex" xmlns:cx7="http://schemas.microsoft.com/office/drawing/2016/5/13/chartex" xmlns:cx8="http://schemas.microsoft.com/office/drawing/2016/5/14/chartex" xmlns:mc="http://schemas.openxmlformats.org/markup-compatibility/2006" xmlns:aink="http://schemas.microsoft.com/office/drawing/2016/ink" xmlns:am3d="http://schemas.microsoft.com/office/drawing/2017/model3d" xmlns:o="urn:schemas-microsoft-com:office:office" xmlns:oel="http://schemas.microsoft.com/office/2019/extlst" xmlns:r="http://schemas.openxmlformats.org/officeDocument/2006/relationships" xmlns:m="http://schemas.openxmlformats.org/officeDocument/2006/math" xmlns:v="urn:schemas-microsoft-com:vml" xmlns:wp14="http://schemas.microsoft.com/office/word/2010/wordprocessingDrawing" xmlns:wp="http://schemas.openxmlformats.org/drawingml/2006/wordprocessingDrawing" xmlns:w10="urn:schemas-microsoft-com:office:word" xmlns:w="http://schemas.openxmlformats.org/wordprocessingml/2006/main" xmlns:w14="http://schemas.microsoft.com/office/word/2010/wordml" xmlns:w15="http://schemas.microsoft.com/office/word/2012/wordml" xmlns:w16cex="http://schemas.microsoft.com/office/word/2018/wordml/cex" xmlns:w16cid="http://schemas.microsoft.com/office/word/2016/wordml/cid" xmlns:w16="http://schemas.microsoft.com/office/word/2018/wordml" xmlns:w16du="http://schemas.microsoft.com/office/word/2023/wordml/word16du" xmlns:w16sdtdh="http://schemas.microsoft.com/office/word/2020/wordml/sdtdatahash" xmlns:w16se="http://schemas.microsoft.com/office/word/2015/wordml/symex" xmlns:wpg="http://schemas.microsoft.com/office/word/2010/wordprocessingGroup" xmlns:wpi="http://schemas.microsoft.com/office/word/2010/wordprocessingInk" xmlns:wne="http://schemas.microsoft.com/office/word/2006/wordml" xmlns:wps="http://schemas.microsoft.com/office/word/2010/wordprocessingShape" mc:Ignorable="w14 w15 w16se w16cid w16 w16cex w16sdtdh w16du wp14">
+<file path=word/header3.xml><?xml version="1.0" encoding="utf-8"?>
+<w:hdr xmlns:wpc="http://schemas.microsoft.com/office/word/2010/wordprocessingCanvas" xmlns:cx="http://schemas.microsoft.com/office/drawing/2014/chartex" xmlns:cx1="http://schemas.microsoft.com/office/drawing/2015/9/8/chartex" xmlns:cx2="http://schemas.microsoft.com/office/drawing/2015/10/21/chartex" xmlns:cx3="http://schemas.microsoft.com/office/drawing/2016/5/9/chartex" xmlns:cx4="http://schemas.microsoft.com/office/drawing/2016/5/10/chartex" xmlns:cx5="http://schemas.microsoft.com/office/drawing/2016/5/11/chartex" xmlns:cx6="http://schemas.microsoft.com/office/drawing/2016/5/12/chartex" xmlns:cx7="http://schemas.microsoft.com/office/drawing/2016/5/13/chartex" xmlns:cx8="http://schemas.microsoft.com/office/drawing/2016/5/14/chartex" xmlns:mc="http://schemas.openxmlformats.org/markup-compatibility/2006" xmlns:aink="http://schemas.microsoft.com/office/drawing/2016/ink" xmlns:am3d="http://schemas.microsoft.com/office/drawing/2017/model3d" xmlns:o="urn:schemas-microsoft-com:office:office" xmlns:oel="http://schemas.microsoft.com/office/2019/extlst" xmlns:r="http://schemas.openxmlformats.org/officeDocument/2006/relationships" xmlns:m="http://schemas.openxmlformats.org/officeDocument/2006/math" xmlns:v="urn:schemas-microsoft-com:vml" xmlns:wp14="http://schemas.microsoft.com/office/word/2010/wordprocessingDrawing" xmlns:wp="http://schemas.openxmlformats.org/drawingml/2006/wordprocessingDrawing" xmlns:w10="urn:schemas-microsoft-com:office:word" xmlns:w="http://schemas.openxmlformats.org/wordprocessingml/2006/main" xmlns:w14="http://schemas.microsoft.com/office/word/2010/wordml" xmlns:w15="http://schemas.microsoft.com/office/word/2012/wordml" xmlns:w16cex="http://schemas.microsoft.com/office/word/2018/wordml/cex" xmlns:w16cid="http://schemas.microsoft.com/office/word/2016/wordml/cid" xmlns:w16="http://schemas.microsoft.com/office/word/2018/wordml" xmlns:w16du="http://schemas.microsoft.com/office/word/2023/wordml/word16du" xmlns:w16sdtdh="http://schemas.microsoft.com/office/word/2020/wordml/sdtdatahash" xmlns:w16sdtfl="http://schemas.microsoft.com/office/word/2024/wordml/sdtformatlock" xmlns:w16se="http://schemas.microsoft.com/office/word/2015/wordml/symex" xmlns:wpg="http://schemas.microsoft.com/office/word/2010/wordprocessingGroup" xmlns:wpi="http://schemas.microsoft.com/office/word/2010/wordprocessingInk" xmlns:wne="http://schemas.microsoft.com/office/word/2006/wordml" xmlns:wps="http://schemas.microsoft.com/office/word/2010/wordprocessingShape" mc:Ignorable="w14 w15 w16se w16cid w16 w16cex w16sdtdh w16sdtfl w16du wp14">
   <w:p>
     <w:pPr>
       <w:pStyle w:val="Encabezado"/>
@@ -2471,7 +2566,7 @@
         <w:b/>
         <w:noProof/>
       </w:rPr>
-      <w:t xml:space="preserve"/>
+      <w:t xml:space="preserve">GASOLINERA SAN SEBASTIAN S.A DE C.V.</w:t>
     </w:r>
   </w:p>
   <w:p>
@@ -2495,7 +2590,7 @@
         <w:b/>
         <w:noProof/>
       </w:rPr>
-      <w:t xml:space="preserve"/>
+      <w:t xml:space="preserve">GASOLINERA SAN SEBASTIAN S.A DE C.V.</w:t>
     </w:r>
   </w:p>
   <w:p>
@@ -2511,14 +2606,14 @@
         <w:b/>
         <w:noProof/>
       </w:rPr>
-      <w:t xml:space="preserve"/>
+      <w:t xml:space="preserve">SAN SEBASTIAN E.S. 7335 VALERO</w:t>
     </w:r>
   </w:p>
 </w:hdr>
 </file>
 
-<file path=word/header3.xml><?xml version="1.0" encoding="utf-8"?>
-<w:hdr xmlns:wpc="http://schemas.microsoft.com/office/word/2010/wordprocessingCanvas" xmlns:cx="http://schemas.microsoft.com/office/drawing/2014/chartex" xmlns:cx1="http://schemas.microsoft.com/office/drawing/2015/9/8/chartex" xmlns:cx2="http://schemas.microsoft.com/office/drawing/2015/10/21/chartex" xmlns:cx3="http://schemas.microsoft.com/office/drawing/2016/5/9/chartex" xmlns:cx4="http://schemas.microsoft.com/office/drawing/2016/5/10/chartex" xmlns:cx5="http://schemas.microsoft.com/office/drawing/2016/5/11/chartex" xmlns:cx6="http://schemas.microsoft.com/office/drawing/2016/5/12/chartex" xmlns:cx7="http://schemas.microsoft.com/office/drawing/2016/5/13/chartex" xmlns:cx8="http://schemas.microsoft.com/office/drawing/2016/5/14/chartex" xmlns:mc="http://schemas.openxmlformats.org/markup-compatibility/2006" xmlns:aink="http://schemas.microsoft.com/office/drawing/2016/ink" xmlns:am3d="http://schemas.microsoft.com/office/drawing/2017/model3d" xmlns:o="urn:schemas-microsoft-com:office:office" xmlns:oel="http://schemas.microsoft.com/office/2019/extlst" xmlns:r="http://schemas.openxmlformats.org/officeDocument/2006/relationships" xmlns:m="http://schemas.openxmlformats.org/officeDocument/2006/math" xmlns:v="urn:schemas-microsoft-com:vml" xmlns:wp14="http://schemas.microsoft.com/office/word/2010/wordprocessingDrawing" xmlns:wp="http://schemas.openxmlformats.org/drawingml/2006/wordprocessingDrawing" xmlns:w10="urn:schemas-microsoft-com:office:word" xmlns:w="http://schemas.openxmlformats.org/wordprocessingml/2006/main" xmlns:w14="http://schemas.microsoft.com/office/word/2010/wordml" xmlns:w15="http://schemas.microsoft.com/office/word/2012/wordml" xmlns:w16cex="http://schemas.microsoft.com/office/word/2018/wordml/cex" xmlns:w16cid="http://schemas.microsoft.com/office/word/2016/wordml/cid" xmlns:w16="http://schemas.microsoft.com/office/word/2018/wordml" xmlns:w16du="http://schemas.microsoft.com/office/word/2023/wordml/word16du" xmlns:w16sdtdh="http://schemas.microsoft.com/office/word/2020/wordml/sdtdatahash" xmlns:w16se="http://schemas.microsoft.com/office/word/2015/wordml/symex" xmlns:wpg="http://schemas.microsoft.com/office/word/2010/wordprocessingGroup" xmlns:wpi="http://schemas.microsoft.com/office/word/2010/wordprocessingInk" xmlns:wne="http://schemas.microsoft.com/office/word/2006/wordml" xmlns:wps="http://schemas.microsoft.com/office/word/2010/wordprocessingShape" mc:Ignorable="w14 w15 w16se w16cid w16 w16cex w16sdtdh w16du wp14">
+<file path=word/header4.xml><?xml version="1.0" encoding="utf-8"?>
+<w:hdr xmlns:wpc="http://schemas.microsoft.com/office/word/2010/wordprocessingCanvas" xmlns:cx="http://schemas.microsoft.com/office/drawing/2014/chartex" xmlns:cx1="http://schemas.microsoft.com/office/drawing/2015/9/8/chartex" xmlns:cx2="http://schemas.microsoft.com/office/drawing/2015/10/21/chartex" xmlns:cx3="http://schemas.microsoft.com/office/drawing/2016/5/9/chartex" xmlns:cx4="http://schemas.microsoft.com/office/drawing/2016/5/10/chartex" xmlns:cx5="http://schemas.microsoft.com/office/drawing/2016/5/11/chartex" xmlns:cx6="http://schemas.microsoft.com/office/drawing/2016/5/12/chartex" xmlns:cx7="http://schemas.microsoft.com/office/drawing/2016/5/13/chartex" xmlns:cx8="http://schemas.microsoft.com/office/drawing/2016/5/14/chartex" xmlns:mc="http://schemas.openxmlformats.org/markup-compatibility/2006" xmlns:aink="http://schemas.microsoft.com/office/drawing/2016/ink" xmlns:am3d="http://schemas.microsoft.com/office/drawing/2017/model3d" xmlns:o="urn:schemas-microsoft-com:office:office" xmlns:oel="http://schemas.microsoft.com/office/2019/extlst" xmlns:r="http://schemas.openxmlformats.org/officeDocument/2006/relationships" xmlns:m="http://schemas.openxmlformats.org/officeDocument/2006/math" xmlns:v="urn:schemas-microsoft-com:vml" xmlns:wp14="http://schemas.microsoft.com/office/word/2010/wordprocessingDrawing" xmlns:wp="http://schemas.openxmlformats.org/drawingml/2006/wordprocessingDrawing" xmlns:w10="urn:schemas-microsoft-com:office:word" xmlns:w="http://schemas.openxmlformats.org/wordprocessingml/2006/main" xmlns:w14="http://schemas.microsoft.com/office/word/2010/wordml" xmlns:w15="http://schemas.microsoft.com/office/word/2012/wordml" xmlns:w16cex="http://schemas.microsoft.com/office/word/2018/wordml/cex" xmlns:w16cid="http://schemas.microsoft.com/office/word/2016/wordml/cid" xmlns:w16="http://schemas.microsoft.com/office/word/2018/wordml" xmlns:w16du="http://schemas.microsoft.com/office/word/2023/wordml/word16du" xmlns:w16sdtdh="http://schemas.microsoft.com/office/word/2020/wordml/sdtdatahash" xmlns:w16sdtfl="http://schemas.microsoft.com/office/word/2024/wordml/sdtformatlock" xmlns:w16se="http://schemas.microsoft.com/office/word/2015/wordml/symex" xmlns:wpg="http://schemas.microsoft.com/office/word/2010/wordprocessingGroup" xmlns:wpi="http://schemas.microsoft.com/office/word/2010/wordprocessingInk" xmlns:wne="http://schemas.microsoft.com/office/word/2006/wordml" xmlns:wps="http://schemas.microsoft.com/office/word/2010/wordprocessingShape" mc:Ignorable="w14 w15 w16se w16cid w16 w16cex w16sdtdh w16sdtfl w16du wp14">
   <w:p>
     <w:pPr>
       <w:pStyle w:val="Encabezado"/>
@@ -2630,7 +2725,7 @@
         <w:b/>
         <w:noProof/>
       </w:rPr>
-      <w:t xml:space="preserve"/>
+      <w:t xml:space="preserve">GASOLINERA SAN SEBASTIAN S.A DE C.V.</w:t>
     </w:r>
   </w:p>
   <w:p>
@@ -2646,14 +2741,14 @@
         <w:b/>
         <w:noProof/>
       </w:rPr>
-      <w:t xml:space="preserve"/>
+      <w:t xml:space="preserve">SAN SEBASTIAN E.S. 7335 VALERO</w:t>
     </w:r>
   </w:p>
 </w:hdr>
 </file>
 
-<file path=word/header4.xml><?xml version="1.0" encoding="utf-8"?>
-<w:hdr xmlns:wpc="http://schemas.microsoft.com/office/word/2010/wordprocessingCanvas" xmlns:cx="http://schemas.microsoft.com/office/drawing/2014/chartex" xmlns:cx1="http://schemas.microsoft.com/office/drawing/2015/9/8/chartex" xmlns:cx2="http://schemas.microsoft.com/office/drawing/2015/10/21/chartex" xmlns:cx3="http://schemas.microsoft.com/office/drawing/2016/5/9/chartex" xmlns:cx4="http://schemas.microsoft.com/office/drawing/2016/5/10/chartex" xmlns:cx5="http://schemas.microsoft.com/office/drawing/2016/5/11/chartex" xmlns:cx6="http://schemas.microsoft.com/office/drawing/2016/5/12/chartex" xmlns:cx7="http://schemas.microsoft.com/office/drawing/2016/5/13/chartex" xmlns:cx8="http://schemas.microsoft.com/office/drawing/2016/5/14/chartex" xmlns:mc="http://schemas.openxmlformats.org/markup-compatibility/2006" xmlns:aink="http://schemas.microsoft.com/office/drawing/2016/ink" xmlns:am3d="http://schemas.microsoft.com/office/drawing/2017/model3d" xmlns:o="urn:schemas-microsoft-com:office:office" xmlns:oel="http://schemas.microsoft.com/office/2019/extlst" xmlns:r="http://schemas.openxmlformats.org/officeDocument/2006/relationships" xmlns:m="http://schemas.openxmlformats.org/officeDocument/2006/math" xmlns:v="urn:schemas-microsoft-com:vml" xmlns:wp14="http://schemas.microsoft.com/office/word/2010/wordprocessingDrawing" xmlns:wp="http://schemas.openxmlformats.org/drawingml/2006/wordprocessingDrawing" xmlns:w10="urn:schemas-microsoft-com:office:word" xmlns:w="http://schemas.openxmlformats.org/wordprocessingml/2006/main" xmlns:w14="http://schemas.microsoft.com/office/word/2010/wordml" xmlns:w15="http://schemas.microsoft.com/office/word/2012/wordml" xmlns:w16cex="http://schemas.microsoft.com/office/word/2018/wordml/cex" xmlns:w16cid="http://schemas.microsoft.com/office/word/2016/wordml/cid" xmlns:w16="http://schemas.microsoft.com/office/word/2018/wordml" xmlns:w16du="http://schemas.microsoft.com/office/word/2023/wordml/word16du" xmlns:w16sdtdh="http://schemas.microsoft.com/office/word/2020/wordml/sdtdatahash" xmlns:w16se="http://schemas.microsoft.com/office/word/2015/wordml/symex" xmlns:wpg="http://schemas.microsoft.com/office/word/2010/wordprocessingGroup" xmlns:wpi="http://schemas.microsoft.com/office/word/2010/wordprocessingInk" xmlns:wne="http://schemas.microsoft.com/office/word/2006/wordml" xmlns:wps="http://schemas.microsoft.com/office/word/2010/wordprocessingShape" mc:Ignorable="w14 w15 w16se w16cid w16 w16cex w16sdtdh w16du wp14">
+<file path=word/header5.xml><?xml version="1.0" encoding="utf-8"?>
+<w:hdr xmlns:wpc="http://schemas.microsoft.com/office/word/2010/wordprocessingCanvas" xmlns:cx="http://schemas.microsoft.com/office/drawing/2014/chartex" xmlns:cx1="http://schemas.microsoft.com/office/drawing/2015/9/8/chartex" xmlns:cx2="http://schemas.microsoft.com/office/drawing/2015/10/21/chartex" xmlns:cx3="http://schemas.microsoft.com/office/drawing/2016/5/9/chartex" xmlns:cx4="http://schemas.microsoft.com/office/drawing/2016/5/10/chartex" xmlns:cx5="http://schemas.microsoft.com/office/drawing/2016/5/11/chartex" xmlns:cx6="http://schemas.microsoft.com/office/drawing/2016/5/12/chartex" xmlns:cx7="http://schemas.microsoft.com/office/drawing/2016/5/13/chartex" xmlns:cx8="http://schemas.microsoft.com/office/drawing/2016/5/14/chartex" xmlns:mc="http://schemas.openxmlformats.org/markup-compatibility/2006" xmlns:aink="http://schemas.microsoft.com/office/drawing/2016/ink" xmlns:am3d="http://schemas.microsoft.com/office/drawing/2017/model3d" xmlns:o="urn:schemas-microsoft-com:office:office" xmlns:oel="http://schemas.microsoft.com/office/2019/extlst" xmlns:r="http://schemas.openxmlformats.org/officeDocument/2006/relationships" xmlns:m="http://schemas.openxmlformats.org/officeDocument/2006/math" xmlns:v="urn:schemas-microsoft-com:vml" xmlns:wp14="http://schemas.microsoft.com/office/word/2010/wordprocessingDrawing" xmlns:wp="http://schemas.openxmlformats.org/drawingml/2006/wordprocessingDrawing" xmlns:w10="urn:schemas-microsoft-com:office:word" xmlns:w="http://schemas.openxmlformats.org/wordprocessingml/2006/main" xmlns:w14="http://schemas.microsoft.com/office/word/2010/wordml" xmlns:w15="http://schemas.microsoft.com/office/word/2012/wordml" xmlns:w16cex="http://schemas.microsoft.com/office/word/2018/wordml/cex" xmlns:w16cid="http://schemas.microsoft.com/office/word/2016/wordml/cid" xmlns:w16="http://schemas.microsoft.com/office/word/2018/wordml" xmlns:w16du="http://schemas.microsoft.com/office/word/2023/wordml/word16du" xmlns:w16sdtdh="http://schemas.microsoft.com/office/word/2020/wordml/sdtdatahash" xmlns:w16sdtfl="http://schemas.microsoft.com/office/word/2024/wordml/sdtformatlock" xmlns:w16se="http://schemas.microsoft.com/office/word/2015/wordml/symex" xmlns:wpg="http://schemas.microsoft.com/office/word/2010/wordprocessingGroup" xmlns:wpi="http://schemas.microsoft.com/office/word/2010/wordprocessingInk" xmlns:wne="http://schemas.microsoft.com/office/word/2006/wordml" xmlns:wps="http://schemas.microsoft.com/office/word/2010/wordprocessingShape" mc:Ignorable="w14 w15 w16se w16cid w16 w16cex w16sdtdh w16sdtfl w16du wp14">
   <w:p>
     <w:pPr>
       <w:pStyle w:val="Encabezado"/>
@@ -2742,7 +2837,7 @@
         <w:b/>
         <w:noProof/>
       </w:rPr>
-      <w:t xml:space="preserve"/>
+      <w:t xml:space="preserve">GASOLINERA SAN SEBASTIAN S.A DE C.V.</w:t>
     </w:r>
   </w:p>
   <w:p>
@@ -2766,7 +2861,7 @@
         <w:b/>
         <w:noProof/>
       </w:rPr>
-      <w:t xml:space="preserve"/>
+      <w:t xml:space="preserve">GASOLINERA SAN SEBASTIAN S.A DE C.V.</w:t>
     </w:r>
   </w:p>
   <w:p>
@@ -2782,14 +2877,14 @@
         <w:b/>
         <w:noProof/>
       </w:rPr>
-      <w:t xml:space="preserve"/>
+      <w:t xml:space="preserve">SAN SEBASTIAN E.S. 7335 VALERO</w:t>
     </w:r>
   </w:p>
 </w:hdr>
 </file>
 
 <file path=word/numbering.xml><?xml version="1.0" encoding="utf-8"?>
-<w:numbering xmlns:wpc="http://schemas.microsoft.com/office/word/2010/wordprocessingCanvas" xmlns:cx="http://schemas.microsoft.com/office/drawing/2014/chartex" xmlns:cx1="http://schemas.microsoft.com/office/drawing/2015/9/8/chartex" xmlns:cx2="http://schemas.microsoft.com/office/drawing/2015/10/21/chartex" xmlns:cx3="http://schemas.microsoft.com/office/drawing/2016/5/9/chartex" xmlns:cx4="http://schemas.microsoft.com/office/drawing/2016/5/10/chartex" xmlns:cx5="http://schemas.microsoft.com/office/drawing/2016/5/11/chartex" xmlns:cx6="http://schemas.microsoft.com/office/drawing/2016/5/12/chartex" xmlns:cx7="http://schemas.microsoft.com/office/drawing/2016/5/13/chartex" xmlns:cx8="http://schemas.microsoft.com/office/drawing/2016/5/14/chartex" xmlns:mc="http://schemas.openxmlformats.org/markup-compatibility/2006" xmlns:aink="http://schemas.microsoft.com/office/drawing/2016/ink" xmlns:am3d="http://schemas.microsoft.com/office/drawing/2017/model3d" xmlns:o="urn:schemas-microsoft-com:office:office" xmlns:oel="http://schemas.microsoft.com/office/2019/extlst" xmlns:r="http://schemas.openxmlformats.org/officeDocument/2006/relationships" xmlns:m="http://schemas.openxmlformats.org/officeDocument/2006/math" xmlns:v="urn:schemas-microsoft-com:vml" xmlns:wp14="http://schemas.microsoft.com/office/word/2010/wordprocessingDrawing" xmlns:wp="http://schemas.openxmlformats.org/drawingml/2006/wordprocessingDrawing" xmlns:w10="urn:schemas-microsoft-com:office:word" xmlns:w="http://schemas.openxmlformats.org/wordprocessingml/2006/main" xmlns:w14="http://schemas.microsoft.com/office/word/2010/wordml" xmlns:w15="http://schemas.microsoft.com/office/word/2012/wordml" xmlns:w16cex="http://schemas.microsoft.com/office/word/2018/wordml/cex" xmlns:w16cid="http://schemas.microsoft.com/office/word/2016/wordml/cid" xmlns:w16="http://schemas.microsoft.com/office/word/2018/wordml" xmlns:w16du="http://schemas.microsoft.com/office/word/2023/wordml/word16du" xmlns:w16sdtdh="http://schemas.microsoft.com/office/word/2020/wordml/sdtdatahash" xmlns:w16se="http://schemas.microsoft.com/office/word/2015/wordml/symex" xmlns:wpg="http://schemas.microsoft.com/office/word/2010/wordprocessingGroup" xmlns:wpi="http://schemas.microsoft.com/office/word/2010/wordprocessingInk" xmlns:wne="http://schemas.microsoft.com/office/word/2006/wordml" xmlns:wps="http://schemas.microsoft.com/office/word/2010/wordprocessingShape" mc:Ignorable="w14 w15 w16se w16cid w16 w16cex w16sdtdh w16du wp14">
+<w:numbering xmlns:wpc="http://schemas.microsoft.com/office/word/2010/wordprocessingCanvas" xmlns:cx="http://schemas.microsoft.com/office/drawing/2014/chartex" xmlns:cx1="http://schemas.microsoft.com/office/drawing/2015/9/8/chartex" xmlns:cx2="http://schemas.microsoft.com/office/drawing/2015/10/21/chartex" xmlns:cx3="http://schemas.microsoft.com/office/drawing/2016/5/9/chartex" xmlns:cx4="http://schemas.microsoft.com/office/drawing/2016/5/10/chartex" xmlns:cx5="http://schemas.microsoft.com/office/drawing/2016/5/11/chartex" xmlns:cx6="http://schemas.microsoft.com/office/drawing/2016/5/12/chartex" xmlns:cx7="http://schemas.microsoft.com/office/drawing/2016/5/13/chartex" xmlns:cx8="http://schemas.microsoft.com/office/drawing/2016/5/14/chartex" xmlns:mc="http://schemas.openxmlformats.org/markup-compatibility/2006" xmlns:aink="http://schemas.microsoft.com/office/drawing/2016/ink" xmlns:am3d="http://schemas.microsoft.com/office/drawing/2017/model3d" xmlns:o="urn:schemas-microsoft-com:office:office" xmlns:oel="http://schemas.microsoft.com/office/2019/extlst" xmlns:r="http://schemas.openxmlformats.org/officeDocument/2006/relationships" xmlns:m="http://schemas.openxmlformats.org/officeDocument/2006/math" xmlns:v="urn:schemas-microsoft-com:vml" xmlns:wp14="http://schemas.microsoft.com/office/word/2010/wordprocessingDrawing" xmlns:wp="http://schemas.openxmlformats.org/drawingml/2006/wordprocessingDrawing" xmlns:w10="urn:schemas-microsoft-com:office:word" xmlns:w="http://schemas.openxmlformats.org/wordprocessingml/2006/main" xmlns:w14="http://schemas.microsoft.com/office/word/2010/wordml" xmlns:w15="http://schemas.microsoft.com/office/word/2012/wordml" xmlns:w16cex="http://schemas.microsoft.com/office/word/2018/wordml/cex" xmlns:w16cid="http://schemas.microsoft.com/office/word/2016/wordml/cid" xmlns:w16="http://schemas.microsoft.com/office/word/2018/wordml" xmlns:w16du="http://schemas.microsoft.com/office/word/2023/wordml/word16du" xmlns:w16sdtdh="http://schemas.microsoft.com/office/word/2020/wordml/sdtdatahash" xmlns:w16sdtfl="http://schemas.microsoft.com/office/word/2024/wordml/sdtformatlock" xmlns:w16se="http://schemas.microsoft.com/office/word/2015/wordml/symex" xmlns:wpg="http://schemas.microsoft.com/office/word/2010/wordprocessingGroup" xmlns:wpi="http://schemas.microsoft.com/office/word/2010/wordprocessingInk" xmlns:wne="http://schemas.microsoft.com/office/word/2006/wordml" xmlns:wps="http://schemas.microsoft.com/office/word/2010/wordprocessingShape" mc:Ignorable="w14 w15 w16se w16cid w16 w16cex w16sdtdh w16sdtfl w16du wp14">
   <w:abstractNum w:abstractNumId="0" w15:restartNumberingAfterBreak="1">
     <w:nsid w:val="FFFFFF89"/>
     <w:multiLevelType w:val="singleLevel"/>
@@ -2819,7 +2914,7 @@
 </file>
 
 <file path=word/styles.xml><?xml version="1.0" encoding="utf-8"?>
-<w:styles xmlns:mc="http://schemas.openxmlformats.org/markup-compatibility/2006" xmlns:r="http://schemas.openxmlformats.org/officeDocument/2006/relationships" xmlns:w="http://schemas.openxmlformats.org/wordprocessingml/2006/main" xmlns:w14="http://schemas.microsoft.com/office/word/2010/wordml" xmlns:w15="http://schemas.microsoft.com/office/word/2012/wordml" xmlns:w16cex="http://schemas.microsoft.com/office/word/2018/wordml/cex" xmlns:w16cid="http://schemas.microsoft.com/office/word/2016/wordml/cid" xmlns:w16="http://schemas.microsoft.com/office/word/2018/wordml" xmlns:w16du="http://schemas.microsoft.com/office/word/2023/wordml/word16du" xmlns:w16sdtdh="http://schemas.microsoft.com/office/word/2020/wordml/sdtdatahash" xmlns:w16se="http://schemas.microsoft.com/office/word/2015/wordml/symex" mc:Ignorable="w14 w15 w16se w16cid w16 w16cex w16sdtdh w16du">
+<w:styles xmlns:mc="http://schemas.openxmlformats.org/markup-compatibility/2006" xmlns:r="http://schemas.openxmlformats.org/officeDocument/2006/relationships" xmlns:w="http://schemas.openxmlformats.org/wordprocessingml/2006/main" xmlns:w14="http://schemas.microsoft.com/office/word/2010/wordml" xmlns:w15="http://schemas.microsoft.com/office/word/2012/wordml" xmlns:w16cex="http://schemas.microsoft.com/office/word/2018/wordml/cex" xmlns:w16cid="http://schemas.microsoft.com/office/word/2016/wordml/cid" xmlns:w16="http://schemas.microsoft.com/office/word/2018/wordml" xmlns:w16du="http://schemas.microsoft.com/office/word/2023/wordml/word16du" xmlns:w16sdtdh="http://schemas.microsoft.com/office/word/2020/wordml/sdtdatahash" xmlns:w16sdtfl="http://schemas.microsoft.com/office/word/2024/wordml/sdtformatlock" xmlns:w16se="http://schemas.microsoft.com/office/word/2015/wordml/symex" mc:Ignorable="w14 w15 w16se w16cid w16 w16cex w16sdtdh w16sdtfl w16du">
   <w:docDefaults>
     <w:rPrDefault>
       <w:rPr>

--- a/Outputs/2. MEMORIA FOTOGRAFICA SAN SEBASTIAN E.S. 7335 VALERO.docx
+++ b/Outputs/2. MEMORIA FOTOGRAFICA SAN SEBASTIAN E.S. 7335 VALERO.docx
@@ -2430,7 +2430,7 @@
           <w:r>
             <w:drawing>
               <wp:inline xmlns:wp="http://schemas.openxmlformats.org/drawingml/2006/wordprocessingDrawing" xmlns:a="http://schemas.openxmlformats.org/drawingml/2006/main" xmlns:pic="http://schemas.openxmlformats.org/drawingml/2006/picture" xmlns:r="http://schemas.openxmlformats.org/officeDocument/2006/relationships">
-                <wp:extent cx="631151" cy="540000"/>
+                <wp:extent cx="540000" cy="462013"/>
                 <wp:docPr id="1" name="Picture 1"/>
                 <wp:cNvGraphicFramePr>
                   <a:graphicFrameLocks noChangeAspect="1"/>
@@ -2451,7 +2451,7 @@
                       <pic:spPr>
                         <a:xfrm>
                           <a:off x="0" y="0"/>
-                          <a:ext cx="631151" cy="540000"/>
+                          <a:ext cx="540000" cy="462013"/>
                         </a:xfrm>
                         <a:prstGeom prst="rect"/>
                       </pic:spPr>

--- a/Outputs/2. MEMORIA FOTOGRAFICA SAN SEBASTIAN E.S. 7335 VALERO.docx
+++ b/Outputs/2. MEMORIA FOTOGRAFICA SAN SEBASTIAN E.S. 7335 VALERO.docx
@@ -2355,7 +2355,7 @@
               <w:bCs/>
               <w:noProof/>
             </w:rPr>
-            <w:t xml:space="preserve"/>
+            <w:t xml:space="preserve">SAN SEBASTIAN E.S. 7335 VALERO</w:t>
           </w:r>
         </w:p>
         <w:p>
@@ -2566,7 +2566,7 @@
         <w:b/>
         <w:noProof/>
       </w:rPr>
-      <w:t xml:space="preserve">GASOLINERA SAN SEBASTIAN S.A DE C.V.</w:t>
+      <w:t xml:space="preserve"/>
     </w:r>
   </w:p>
   <w:p>
@@ -2590,7 +2590,7 @@
         <w:b/>
         <w:noProof/>
       </w:rPr>
-      <w:t xml:space="preserve">GASOLINERA SAN SEBASTIAN S.A DE C.V.</w:t>
+      <w:t xml:space="preserve"/>
     </w:r>
   </w:p>
   <w:p>
@@ -2606,7 +2606,7 @@
         <w:b/>
         <w:noProof/>
       </w:rPr>
-      <w:t xml:space="preserve">SAN SEBASTIAN E.S. 7335 VALERO</w:t>
+      <w:t xml:space="preserve"/>
     </w:r>
   </w:p>
 </w:hdr>
@@ -2725,7 +2725,7 @@
         <w:b/>
         <w:noProof/>
       </w:rPr>
-      <w:t xml:space="preserve">GASOLINERA SAN SEBASTIAN S.A DE C.V.</w:t>
+      <w:t xml:space="preserve"/>
     </w:r>
   </w:p>
   <w:p>
@@ -2741,7 +2741,7 @@
         <w:b/>
         <w:noProof/>
       </w:rPr>
-      <w:t xml:space="preserve">SAN SEBASTIAN E.S. 7335 VALERO</w:t>
+      <w:t xml:space="preserve"/>
     </w:r>
   </w:p>
 </w:hdr>
@@ -2837,7 +2837,7 @@
         <w:b/>
         <w:noProof/>
       </w:rPr>
-      <w:t xml:space="preserve">GASOLINERA SAN SEBASTIAN S.A DE C.V.</w:t>
+      <w:t xml:space="preserve"/>
     </w:r>
   </w:p>
   <w:p>
@@ -2861,7 +2861,7 @@
         <w:b/>
         <w:noProof/>
       </w:rPr>
-      <w:t xml:space="preserve">GASOLINERA SAN SEBASTIAN S.A DE C.V.</w:t>
+      <w:t xml:space="preserve"/>
     </w:r>
   </w:p>
   <w:p>
@@ -2877,7 +2877,7 @@
         <w:b/>
         <w:noProof/>
       </w:rPr>
-      <w:t xml:space="preserve">SAN SEBASTIAN E.S. 7335 VALERO</w:t>
+      <w:t xml:space="preserve"/>
     </w:r>
   </w:p>
 </w:hdr>

--- a/Outputs/2. MEMORIA FOTOGRAFICA SAN SEBASTIAN E.S. 7335 VALERO.docx
+++ b/Outputs/2. MEMORIA FOTOGRAFICA SAN SEBASTIAN E.S. 7335 VALERO.docx
@@ -2331,14 +2331,21 @@
               <w:bCs/>
               <w:noProof/>
             </w:rPr>
-            <w:t>PROGRAMA INTERNO DE PROTECCIÓN CIVIL 2024</w:t>
+            <w:t xml:space="preserve">PROGRAMA INTERNO DE PROTECCIÓN CIVIL </w:t>
+          </w:r>
+          <w:r>
+            <w:rPr>
+              <w:b/>
+              <w:bCs/>
+              <w:noProof/>
+            </w:rPr>
+            <w:t xml:space="preserve"/>
           </w:r>
         </w:p>
         <w:p>
           <w:pPr>
             <w:pStyle w:val="Encabezado"/>
             <w:tabs>
-              <w:tab w:val="center" w:pos="4003"/>
               <w:tab w:val="right" w:pos="7371"/>
             </w:tabs>
             <w:ind w:right="-111"/>
@@ -2355,31 +2362,7 @@
               <w:bCs/>
               <w:noProof/>
             </w:rPr>
-            <w:t xml:space="preserve">SAN SEBASTIAN E.S. 7335 VALERO</w:t>
-          </w:r>
-        </w:p>
-        <w:p>
-          <w:pPr>
-            <w:pStyle w:val="Encabezado"/>
-            <w:tabs>
-              <w:tab w:val="center" w:pos="4003"/>
-              <w:tab w:val="right" w:pos="7371"/>
-            </w:tabs>
-            <w:ind w:right="-111"/>
-            <w:jc w:val="center"/>
-            <w:rPr>
-              <w:b/>
-              <w:bCs/>
-              <w:noProof/>
-            </w:rPr>
-          </w:pPr>
-          <w:r>
-            <w:rPr>
-              <w:b/>
-              <w:bCs/>
-              <w:noProof/>
-            </w:rPr>
-            <w:t xml:space="preserve"/>
+            <w:t xml:space="preserve">GASOLINERA SAN SEBASTIAN S.A DE C.V.</w:t>
           </w:r>
         </w:p>
         <w:p>
@@ -2401,7 +2384,7 @@
               <w:bCs/>
               <w:noProof/>
             </w:rPr>
-            <w:t xml:space="preserve">GSS 960702 K32</w:t>
+            <w:t xml:space="preserve">SAN SEBASTIAN E.S. 7335 VALERO</w:t>
           </w:r>
         </w:p>
       </w:tc>
@@ -2566,7 +2549,7 @@
         <w:b/>
         <w:noProof/>
       </w:rPr>
-      <w:t xml:space="preserve"/>
+      <w:t xml:space="preserve">GASOLINERA SAN SEBASTIAN S.A DE C.V.</w:t>
     </w:r>
   </w:p>
   <w:p>
@@ -2590,7 +2573,7 @@
         <w:b/>
         <w:noProof/>
       </w:rPr>
-      <w:t xml:space="preserve"/>
+      <w:t xml:space="preserve">GASOLINERA SAN SEBASTIAN S.A DE C.V.</w:t>
     </w:r>
   </w:p>
   <w:p>
@@ -2606,7 +2589,7 @@
         <w:b/>
         <w:noProof/>
       </w:rPr>
-      <w:t xml:space="preserve"/>
+      <w:t xml:space="preserve">SAN SEBASTIAN E.S. 7335 VALERO</w:t>
     </w:r>
   </w:p>
 </w:hdr>
@@ -2725,7 +2708,7 @@
         <w:b/>
         <w:noProof/>
       </w:rPr>
-      <w:t xml:space="preserve"/>
+      <w:t xml:space="preserve">GASOLINERA SAN SEBASTIAN S.A DE C.V.</w:t>
     </w:r>
   </w:p>
   <w:p>
@@ -2741,7 +2724,7 @@
         <w:b/>
         <w:noProof/>
       </w:rPr>
-      <w:t xml:space="preserve"/>
+      <w:t xml:space="preserve">SAN SEBASTIAN E.S. 7335 VALERO</w:t>
     </w:r>
   </w:p>
 </w:hdr>
@@ -2837,7 +2820,7 @@
         <w:b/>
         <w:noProof/>
       </w:rPr>
-      <w:t xml:space="preserve"/>
+      <w:t xml:space="preserve">GASOLINERA SAN SEBASTIAN S.A DE C.V.</w:t>
     </w:r>
   </w:p>
   <w:p>
@@ -2861,7 +2844,7 @@
         <w:b/>
         <w:noProof/>
       </w:rPr>
-      <w:t xml:space="preserve"/>
+      <w:t xml:space="preserve">GASOLINERA SAN SEBASTIAN S.A DE C.V.</w:t>
     </w:r>
   </w:p>
   <w:p>
@@ -2877,7 +2860,7 @@
         <w:b/>
         <w:noProof/>
       </w:rPr>
-      <w:t xml:space="preserve"/>
+      <w:t xml:space="preserve">SAN SEBASTIAN E.S. 7335 VALERO</w:t>
     </w:r>
   </w:p>
 </w:hdr>

--- a/Outputs/2. MEMORIA FOTOGRAFICA SAN SEBASTIAN E.S. 7335 VALERO.docx
+++ b/Outputs/2. MEMORIA FOTOGRAFICA SAN SEBASTIAN E.S. 7335 VALERO.docx
@@ -4,24 +4,248 @@
   <w:body>
     <w:p>
       <w:pPr>
-        <w:pStyle w:val="Textoindependiente"/>
-        <w:spacing w:line="276" w:lineRule="auto"/>
+        <w:pStyle w:val="Ttulo1"/>
+        <w:spacing w:line="360" w:lineRule="auto"/>
+        <w:jc w:val="center"/>
         <w:rPr>
-          <w:rFonts w:ascii="Arial" w:hAnsi="Arial" w:cs="Arial"/>
-          <w:bCs/>
+          <w:rFonts w:asciiTheme="minorHAnsi" w:hAnsiTheme="minorHAnsi" w:cstheme="minorHAnsi"/>
+          <w:b w:val="0"/>
+          <w:szCs w:val="22"/>
+        </w:rPr>
+      </w:pPr>
+      <w:bookmarkStart w:id="0" w:name="_Toc62392620"/>
+      <w:bookmarkStart w:id="1" w:name="_Toc68045045"/>
+      <w:r>
+        <w:rPr>
+          <w:rFonts w:asciiTheme="minorHAnsi" w:hAnsiTheme="minorHAnsi" w:cstheme="minorHAnsi"/>
+          <w:szCs w:val="22"/>
+        </w:rPr>
+        <w:t>MEMORIA FOTOGRÁFICA DE LAS MEDIDAS DE SEGURIDAD</w:t>
+      </w:r>
+      <w:bookmarkEnd w:id="0"/>
+      <w:bookmarkEnd w:id="1"/>
+    </w:p>
+    <w:p>
+      <w:pPr>
+        <w:spacing w:line="360" w:lineRule="auto"/>
+        <w:jc w:val="both"/>
+        <w:rPr>
+          <w:rFonts w:cstheme="minorHAnsi"/>
+          <w:color w:val="000000" w:themeColor="text1"/>
+        </w:rPr>
+      </w:pPr>
+      <w:r>
+        <w:rPr>
+          <w:rFonts w:cstheme="minorHAnsi"/>
+          <w:color w:val="000000" w:themeColor="text1"/>
+        </w:rPr>
+        <w:t>El inmueble</w:t>
+      </w:r>
+      <w:r>
+        <w:rPr>
+          <w:rFonts w:cstheme="minorHAnsi"/>
+          <w:color w:val="000000" w:themeColor="text1"/>
+        </w:rPr>
+        <w:t xml:space="preserve"> </w:t>
+      </w:r>
+      <w:r>
+        <w:rPr>
+          <w:rFonts w:cstheme="minorHAnsi"/>
+          <w:b/>
+          <w:color w:val="000000" w:themeColor="text1"/>
+        </w:rPr>
+        <w:t xml:space="preserve">GASOLINERA SAN SEBASTIAN S.A DE C.V.</w:t>
+      </w:r>
+      <w:r>
+        <w:rPr>
+          <w:rFonts w:cstheme="minorHAnsi"/>
+          <w:b/>
+          <w:color w:val="000000" w:themeColor="text1"/>
+        </w:rPr>
+        <w:t>, “</w:t>
+      </w:r>
+      <w:r>
+        <w:rPr>
+          <w:rFonts w:cstheme="minorHAnsi"/>
+          <w:b/>
+          <w:color w:val="000000" w:themeColor="text1"/>
+        </w:rPr>
+        <w:t xml:space="preserve">SAN SEBASTIAN E.S. 7335 VALERO</w:t>
+      </w:r>
+      <w:r>
+        <w:rPr>
+          <w:rFonts w:cstheme="minorHAnsi"/>
+          <w:b/>
+          <w:color w:val="000000" w:themeColor="text1"/>
+        </w:rPr>
+        <w:t>”</w:t>
+      </w:r>
+      <w:r>
+        <w:rPr>
+          <w:rFonts w:cstheme="minorHAnsi"/>
+          <w:b/>
+          <w:color w:val="000000" w:themeColor="text1"/>
+        </w:rPr>
+        <w:t xml:space="preserve"> </w:t>
+      </w:r>
+      <w:r>
+        <w:rPr>
+          <w:rFonts w:cstheme="minorHAnsi"/>
+          <w:color w:val="000000" w:themeColor="text1"/>
+        </w:rPr>
+        <w:t xml:space="preserve">se ubica </w:t>
+      </w:r>
+      <w:r>
+        <w:rPr>
+          <w:rFonts w:cstheme="minorHAnsi"/>
+          <w:color w:val="000000" w:themeColor="text1"/>
+        </w:rPr>
+        <w:t xml:space="preserve">al sur de , al norte de , al este de  y al oeste de </w:t>
+      </w:r>
+      <w:r>
+        <w:rPr>
+          <w:rFonts w:cstheme="minorHAnsi"/>
+          <w:color w:val="000000" w:themeColor="text1"/>
+        </w:rPr>
+        <w:t>.</w:t>
+      </w:r>
+      <w:r>
+        <w:rPr>
+          <w:rFonts w:eastAsia="Times New Roman" w:cstheme="minorHAnsi"/>
+          <w:snapToGrid w:val="0"/>
+          <w:color w:val="000000" w:themeColor="text1"/>
+          <w:w w:val="0"/>
+          <w:u w:color="000000"/>
+          <w:bdr w:val="none" w:sz="0" w:space="0" w:color="000000"/>
+          <w:shd w:val="clear" w:color="000000" w:fill="000000"/>
+          <w:lang w:eastAsia="x-none" w:bidi="x-none"/>
+        </w:rPr>
+        <w:t xml:space="preserve"> </w:t>
+      </w:r>
+    </w:p>
+    <w:p>
+      <w:pPr>
+        <w:spacing w:line="360" w:lineRule="auto"/>
+        <w:jc w:val="both"/>
+        <w:rPr>
+          <w:rFonts w:cstheme="minorHAnsi"/>
+          <w:color w:val="000000" w:themeColor="text1"/>
+        </w:rPr>
+      </w:pPr>
+      <w:r>
+        <w:rPr>
+          <w:rFonts w:cstheme="minorHAnsi"/>
+          <w:color w:val="000000" w:themeColor="text1"/>
+        </w:rPr>
+        <w:t xml:space="preserve">El horario de atención es de </w:t>
+      </w:r>
+      <w:r>
+        <w:rPr>
+          <w:rFonts w:cstheme="minorHAnsi"/>
+          <w:color w:val="000000" w:themeColor="text1"/>
+        </w:rPr>
+        <w:t xml:space="preserve"/>
+      </w:r>
+      <w:r>
+        <w:rPr>
+          <w:rFonts w:cstheme="minorHAnsi"/>
+          <w:color w:val="000000" w:themeColor="text1"/>
+        </w:rPr>
+        <w:t xml:space="preserve"> de </w:t>
+      </w:r>
+      <w:r>
+        <w:rPr>
+          <w:rFonts w:cstheme="minorHAnsi"/>
+          <w:color w:val="000000" w:themeColor="text1"/>
+        </w:rPr>
+        <w:t xml:space="preserve">24 HORAS</w:t>
+      </w:r>
+      <w:r>
+        <w:rPr>
+          <w:rFonts w:cstheme="minorHAnsi"/>
+          <w:color w:val="000000" w:themeColor="text1"/>
+        </w:rPr>
+        <w:t>.</w:t>
+      </w:r>
+    </w:p>
+    <w:p>
+      <w:pPr>
+        <w:spacing w:line="360" w:lineRule="auto"/>
+        <w:jc w:val="both"/>
+        <w:rPr>
+          <w:rFonts w:cstheme="minorHAnsi"/>
+          <w:color w:val="000000" w:themeColor="text1"/>
+        </w:rPr>
+      </w:pPr>
+      <w:r>
+        <w:rPr>
+          <w:rFonts w:cstheme="minorHAnsi"/>
+          <w:color w:val="000000" w:themeColor="text1"/>
+        </w:rPr>
+        <w:t xml:space="preserve"> Cuenta con </w:t>
+      </w:r>
+      <w:r>
+        <w:rPr>
+          <w:rFonts w:cstheme="minorHAnsi"/>
+          <w:color w:val="000000" w:themeColor="text1"/>
+        </w:rPr>
+        <w:t xml:space="preserve">2</w:t>
+      </w:r>
+      <w:r>
+        <w:rPr>
+          <w:rFonts w:cstheme="minorHAnsi"/>
+          <w:color w:val="000000" w:themeColor="text1"/>
+        </w:rPr>
+        <w:t xml:space="preserve"> empleados fijos y afluencia durante el día de </w:t>
+      </w:r>
+      <w:r>
+        <w:rPr>
+          <w:rFonts w:cstheme="minorHAnsi"/>
+          <w:color w:val="000000" w:themeColor="text1"/>
+        </w:rPr>
+        <w:t xml:space="preserve"/>
+      </w:r>
+      <w:r>
+        <w:rPr>
+          <w:rFonts w:cstheme="minorHAnsi"/>
+          <w:color w:val="000000" w:themeColor="text1"/>
+        </w:rPr>
+        <w:t xml:space="preserve"> personas.</w:t>
+      </w:r>
+      <w:r>
+        <w:rPr>
+          <w:rFonts w:eastAsia="Times New Roman" w:cstheme="minorHAnsi"/>
+          <w:snapToGrid w:val="0"/>
+          <w:color w:val="000000" w:themeColor="text1"/>
+          <w:w w:val="0"/>
+          <w:u w:color="000000"/>
+          <w:bdr w:val="none" w:sz="0" w:space="0" w:color="000000"/>
+          <w:shd w:val="clear" w:color="000000" w:fill="000000"/>
+          <w:lang w:eastAsia="x-none" w:bidi="x-none"/>
+        </w:rPr>
+        <w:t xml:space="preserve"> </w:t>
+      </w:r>
+    </w:p>
+    <w:p>
+      <w:pPr>
+        <w:pStyle w:val="Default"/>
+        <w:spacing w:line="360" w:lineRule="auto"/>
+        <w:jc w:val="both"/>
+        <w:rPr>
+          <w:rFonts w:asciiTheme="minorHAnsi" w:hAnsiTheme="minorHAnsi" w:cstheme="minorHAnsi"/>
+          <w:color w:val="000000" w:themeColor="text1"/>
           <w:sz w:val="22"/>
           <w:szCs w:val="22"/>
         </w:rPr>
       </w:pPr>
       <w:r>
         <w:rPr>
-          <w:rFonts w:ascii="Arial" w:hAnsi="Arial" w:cs="Arial"/>
-          <w:b/>
-          <w:i/>
-          <w:iCs/>
-          <w:color w:val="000000"/>
+          <w:rFonts w:asciiTheme="minorHAnsi" w:hAnsiTheme="minorHAnsi" w:cstheme="minorHAnsi"/>
+          <w:color w:val="000000" w:themeColor="text1"/>
+          <w:sz w:val="22"/>
+          <w:szCs w:val="22"/>
         </w:rPr>
-        <w:t xml:space="preserve">MEMORIA FOTOGRAFICA DE LAS MEDIDAS DE SEGURIDAD</w:t>
+        <w:t xml:space="preserve"> Con el objetivo de controlar el cumplimiento en materia de Protección civil y las normas de higiene y seguridad en el trabajo, puede establecerse que: </w:t>
       </w:r>
     </w:p>
     <w:tbl>
@@ -39,74 +263,73 @@
         <w:tblLook w:val="04A0" w:firstRow="1" w:lastRow="0" w:firstColumn="1" w:lastColumn="0" w:noHBand="0" w:noVBand="1"/>
       </w:tblPr>
       <w:tblGrid>
-        <w:gridCol w:w="4962"/>
-        <w:gridCol w:w="3866"/>
+        <w:gridCol w:w="4414"/>
+        <w:gridCol w:w="4414"/>
       </w:tblGrid>
       <w:tr>
         <w:trPr>
-          <w:trHeight w:val="3685"/>
+          <w:trHeight w:val="3288"/>
         </w:trPr>
         <w:tc>
           <w:tcPr>
-            <w:tcW w:w="4962" w:type="dxa"/>
+            <w:tcW w:w="4414" w:type="dxa"/>
             <w:vAlign w:val="center"/>
           </w:tcPr>
           <w:p>
             <w:pPr>
+              <w:pStyle w:val="Default"/>
+              <w:spacing w:line="360" w:lineRule="auto"/>
               <w:jc w:val="both"/>
               <w:rPr>
-                <w:rFonts w:ascii="Arial" w:hAnsi="Arial" w:cs="Arial"/>
-                <w:b/>
-                <w:bCs/>
+                <w:rFonts w:asciiTheme="minorHAnsi" w:hAnsiTheme="minorHAnsi" w:cstheme="minorHAnsi"/>
+                <w:color w:val="000000" w:themeColor="text1"/>
+                <w:sz w:val="22"/>
+                <w:szCs w:val="22"/>
               </w:rPr>
             </w:pPr>
             <w:r>
               <w:rPr>
-                <w:rFonts w:ascii="Arial" w:hAnsi="Arial" w:cs="Arial"/>
-                <w:bCs/>
-              </w:rPr>
-              <w:t xml:space="preserve">El inmueble se ubica frente a una vialidad altamente transitada, colinda con inmuebles comerciales y casa habitación su horario de servicios es de </w:t>
-            </w:r>
-            <w:r>
-              <w:rPr>
-                <w:rFonts w:ascii="Arial" w:hAnsi="Arial" w:cs="Arial"/>
-                <w:bCs/>
-                <w:noProof/>
-              </w:rPr>
-              <w:t xml:space="preserve"/>
-            </w:r>
-            <w:r>
-              <w:rPr>
-                <w:rFonts w:ascii="Arial" w:hAnsi="Arial" w:cs="Arial"/>
-                <w:bCs/>
-                <w:noProof/>
-              </w:rPr>
-              <w:t xml:space="preserve"> </w:t>
-            </w:r>
-            <w:r>
-              <w:rPr>
-                <w:rFonts w:ascii="Arial" w:hAnsi="Arial" w:cs="Arial"/>
-                <w:bCs/>
-              </w:rPr>
-              <w:t>.</w:t>
+                <w:rFonts w:asciiTheme="minorHAnsi" w:hAnsiTheme="minorHAnsi" w:cstheme="minorHAnsi"/>
+                <w:color w:val="000000" w:themeColor="text1"/>
+                <w:sz w:val="22"/>
+                <w:szCs w:val="22"/>
+              </w:rPr>
+              <w:t>F</w:t>
+            </w:r>
+            <w:r>
+              <w:rPr>
+                <w:rFonts w:asciiTheme="minorHAnsi" w:hAnsiTheme="minorHAnsi" w:cstheme="minorHAnsi"/>
+                <w:color w:val="000000" w:themeColor="text1"/>
+                <w:sz w:val="22"/>
+                <w:szCs w:val="22"/>
+              </w:rPr>
+              <w:t>achada de gasolinera con techo amplio y elevado, iluminada con luces LED, con marquesina metálica roja y blanca, logotipos visibles, surtidores organizados y área de tienda de conveniencia</w:t>
             </w:r>
           </w:p>
         </w:tc>
         <w:tc>
           <w:tcPr>
-            <w:tcW w:w="3866" w:type="dxa"/>
+            <w:tcW w:w="4414" w:type="dxa"/>
             <w:vAlign w:val="center"/>
           </w:tcPr>
           <w:p>
             <w:pPr>
+              <w:pStyle w:val="Default"/>
+              <w:spacing w:line="360" w:lineRule="auto"/>
               <w:jc w:val="center"/>
               <w:rPr>
-                <w:rFonts w:ascii="Arial" w:hAnsi="Arial" w:cs="Arial"/>
+                <w:rFonts w:asciiTheme="minorHAnsi" w:hAnsiTheme="minorHAnsi" w:cstheme="minorHAnsi"/>
+                <w:color w:val="000000" w:themeColor="text1"/>
+                <w:sz w:val="22"/>
+                <w:szCs w:val="22"/>
               </w:rPr>
             </w:pPr>
             <w:r>
               <w:rPr>
-                <w:rFonts w:ascii="Arial" w:hAnsi="Arial" w:cs="Arial"/>
+                <w:rFonts w:asciiTheme="minorHAnsi" w:hAnsiTheme="minorHAnsi" w:cstheme="minorHAnsi"/>
+                <w:color w:val="000000" w:themeColor="text1"/>
+                <w:sz w:val="22"/>
+                <w:szCs w:val="22"/>
               </w:rPr>
               <w:t xml:space="preserve"/>
             </w:r>
@@ -115,274 +338,100 @@
       </w:tr>
       <w:tr>
         <w:trPr>
-          <w:trHeight w:val="3685"/>
+          <w:trHeight w:val="57"/>
         </w:trPr>
         <w:tc>
           <w:tcPr>
-            <w:tcW w:w="4962" w:type="dxa"/>
+            <w:tcW w:w="4414" w:type="dxa"/>
             <w:vAlign w:val="center"/>
           </w:tcPr>
           <w:p>
             <w:pPr>
+              <w:pStyle w:val="Default"/>
               <w:jc w:val="both"/>
               <w:rPr>
-                <w:rFonts w:ascii="Arial" w:hAnsi="Arial" w:cs="Arial"/>
-                <w:b/>
-                <w:bCs/>
+                <w:rFonts w:asciiTheme="minorHAnsi" w:hAnsiTheme="minorHAnsi" w:cstheme="minorHAnsi"/>
+                <w:color w:val="000000" w:themeColor="text1"/>
+                <w:sz w:val="20"/>
+                <w:szCs w:val="20"/>
               </w:rPr>
             </w:pPr>
-            <w:r>
-              <w:rPr>
-                <w:rFonts w:ascii="Arial" w:hAnsi="Arial" w:cs="Arial"/>
-                <w:bCs/>
-              </w:rPr>
-              <w:t xml:space="preserve">De las condiciones de seguridad de los edificios, locales, instalaciones y áreas en los centros de trabajo para su adecuado funcionamiento y conservación, con la finalidad de prevenir riesgos a los trabajadores y </w:t>
-            </w:r>
-            <w:r>
-              <w:rPr>
-                <w:rFonts w:ascii="Arial" w:hAnsi="Arial" w:cs="Arial"/>
-                <w:bCs/>
-              </w:rPr>
-              <w:t xml:space="preserve">clientes</w:t>
-            </w:r>
-            <w:r>
-              <w:rPr>
-                <w:rFonts w:ascii="Arial" w:hAnsi="Arial" w:cs="Arial"/>
-                <w:bCs/>
-              </w:rPr>
-              <w:t xml:space="preserve"> que los visitan.</w:t>
-            </w:r>
           </w:p>
         </w:tc>
         <w:tc>
           <w:tcPr>
-            <w:tcW w:w="3866" w:type="dxa"/>
+            <w:tcW w:w="4414" w:type="dxa"/>
             <w:vAlign w:val="center"/>
           </w:tcPr>
           <w:p>
             <w:pPr>
+              <w:pStyle w:val="Default"/>
               <w:jc w:val="center"/>
               <w:rPr>
-                <w:rFonts w:ascii="Arial" w:hAnsi="Arial" w:cs="Arial"/>
+                <w:rFonts w:asciiTheme="minorHAnsi" w:hAnsiTheme="minorHAnsi" w:cstheme="minorHAnsi"/>
+                <w:color w:val="000000" w:themeColor="text1"/>
+                <w:sz w:val="20"/>
+                <w:szCs w:val="20"/>
               </w:rPr>
             </w:pPr>
-            <w:r>
-              <w:rPr>
-                <w:rFonts w:ascii="Arial" w:hAnsi="Arial" w:cs="Arial"/>
-              </w:rPr>
-              <w:t xml:space="preserve"/>
-            </w:r>
           </w:p>
         </w:tc>
       </w:tr>
       <w:tr>
         <w:trPr>
-          <w:trHeight w:val="3685"/>
+          <w:trHeight w:val="3288"/>
         </w:trPr>
         <w:tc>
           <w:tcPr>
-            <w:tcW w:w="4962" w:type="dxa"/>
+            <w:tcW w:w="4414" w:type="dxa"/>
             <w:vAlign w:val="center"/>
           </w:tcPr>
           <w:p>
             <w:pPr>
+              <w:pStyle w:val="Default"/>
+              <w:spacing w:line="360" w:lineRule="auto"/>
               <w:jc w:val="both"/>
               <w:rPr>
-                <w:rFonts w:ascii="Arial" w:hAnsi="Arial" w:cs="Arial"/>
-                <w:b/>
-                <w:bCs/>
+                <w:rFonts w:asciiTheme="minorHAnsi" w:hAnsiTheme="minorHAnsi" w:cstheme="minorHAnsi"/>
+                <w:color w:val="000000" w:themeColor="text1"/>
+                <w:sz w:val="22"/>
+                <w:szCs w:val="22"/>
               </w:rPr>
             </w:pPr>
             <w:r>
               <w:rPr>
-                <w:rFonts w:ascii="Arial" w:hAnsi="Arial" w:cs="Arial"/>
-                <w:bCs/>
-              </w:rPr>
-              <w:t>Proporcionar mantenimiento a los extintores como resultado de las revisiones mensuales. Dicho mantenimiento deberá estar garantizado conforme a lo establecido y habrá de proporcionarse al menos una vez por año, mantener libres de obstáculos, y previo señalamiento informativo.</w:t>
+                <w:rFonts w:asciiTheme="minorHAnsi" w:hAnsiTheme="minorHAnsi" w:cstheme="minorHAnsi"/>
+                <w:color w:val="000000" w:themeColor="text1"/>
+                <w:sz w:val="22"/>
+                <w:szCs w:val="22"/>
+              </w:rPr>
+              <w:t>La resistencia al fuego de los materiales constitutivos de estructura constructiva del inmueble, cumplen con lo requerida en las normas vigentes, NOM 002 STPS 2010.</w:t>
             </w:r>
           </w:p>
         </w:tc>
         <w:tc>
           <w:tcPr>
-            <w:tcW w:w="3866" w:type="dxa"/>
+            <w:tcW w:w="4414" w:type="dxa"/>
             <w:vAlign w:val="center"/>
           </w:tcPr>
           <w:p>
             <w:pPr>
+              <w:pStyle w:val="Default"/>
+              <w:spacing w:line="360" w:lineRule="auto"/>
               <w:jc w:val="center"/>
               <w:rPr>
-                <w:rFonts w:ascii="Arial" w:hAnsi="Arial" w:cs="Arial"/>
+                <w:rFonts w:asciiTheme="minorHAnsi" w:hAnsiTheme="minorHAnsi" w:cstheme="minorHAnsi"/>
+                <w:color w:val="000000" w:themeColor="text1"/>
+                <w:sz w:val="22"/>
+                <w:szCs w:val="22"/>
               </w:rPr>
             </w:pPr>
             <w:r>
               <w:rPr>
-                <w:rFonts w:ascii="Arial" w:hAnsi="Arial" w:cs="Arial"/>
-              </w:rPr>
-              <w:t xml:space="preserve"/>
-            </w:r>
-          </w:p>
-        </w:tc>
-      </w:tr>
-      <w:tr>
-        <w:trPr>
-          <w:trHeight w:val="3685"/>
-        </w:trPr>
-        <w:tc>
-          <w:tcPr>
-            <w:tcW w:w="4962" w:type="dxa"/>
-            <w:vAlign w:val="center"/>
-          </w:tcPr>
-          <w:p>
-            <w:pPr>
-              <w:jc w:val="both"/>
-              <w:rPr>
-                <w:rFonts w:ascii="Arial" w:hAnsi="Arial" w:cs="Arial"/>
-                <w:b/>
-                <w:bCs/>
-              </w:rPr>
-            </w:pPr>
-            <w:r>
-              <w:rPr>
-                <w:rFonts w:ascii="Arial" w:hAnsi="Arial" w:cs="Arial"/>
-                <w:bCs/>
-              </w:rPr>
-              <w:lastRenderedPageBreak/>
-              <w:t>Las vías de evacuación, tanto verticales y horizontales se   encuentran calculadas para una correcta evacuación de la estación, debe mencionarse que deben permanecer libres de obstáculos permanentemente, aún en áreas de ingreso egreso en tiempo menor o provisional en el tramo de ingreso</w:t>
-            </w:r>
-            <w:r>
-              <w:rPr>
-                <w:rFonts w:ascii="Arial" w:hAnsi="Arial" w:cs="Arial"/>
-                <w:bCs/>
-              </w:rPr>
-              <w:t>.</w:t>
-            </w:r>
-          </w:p>
-        </w:tc>
-        <w:tc>
-          <w:tcPr>
-            <w:tcW w:w="3866" w:type="dxa"/>
-            <w:vAlign w:val="center"/>
-          </w:tcPr>
-          <w:p>
-            <w:pPr>
-              <w:jc w:val="center"/>
-              <w:rPr>
-                <w:rFonts w:ascii="Arial" w:hAnsi="Arial" w:cs="Arial"/>
-              </w:rPr>
-            </w:pPr>
-            <w:r>
-              <w:rPr>
-                <w:rFonts w:ascii="Arial" w:hAnsi="Arial" w:cs="Arial"/>
-              </w:rPr>
-              <w:t xml:space="preserve"/>
-            </w:r>
-          </w:p>
-        </w:tc>
-      </w:tr>
-      <w:tr>
-        <w:trPr>
-          <w:trHeight w:val="3685"/>
-        </w:trPr>
-        <w:tc>
-          <w:tcPr>
-            <w:tcW w:w="4962" w:type="dxa"/>
-            <w:vAlign w:val="center"/>
-          </w:tcPr>
-          <w:p>
-            <w:pPr>
-              <w:jc w:val="both"/>
-              <w:rPr>
-                <w:rFonts w:ascii="Arial" w:hAnsi="Arial" w:cs="Arial"/>
-                <w:b/>
-                <w:bCs/>
-              </w:rPr>
-            </w:pPr>
-            <w:r>
-              <w:rPr>
-                <w:rFonts w:ascii="Arial" w:hAnsi="Arial" w:cs="Arial"/>
-                <w:bCs/>
-              </w:rPr>
-              <w:t>En el acceso y salida de emergencia se recomienda mantener libre el paso en caso de que se materialice un fenómeno perturbador y se pueda salir rápidamente sin obstrucciones</w:t>
-            </w:r>
-            <w:r>
-              <w:rPr>
-                <w:rFonts w:ascii="Arial" w:hAnsi="Arial" w:cs="Arial"/>
-                <w:bCs/>
-              </w:rPr>
-              <w:t>.</w:t>
-            </w:r>
-          </w:p>
-        </w:tc>
-        <w:tc>
-          <w:tcPr>
-            <w:tcW w:w="3866" w:type="dxa"/>
-            <w:vAlign w:val="center"/>
-          </w:tcPr>
-          <w:p>
-            <w:pPr>
-              <w:jc w:val="center"/>
-              <w:rPr>
-                <w:rFonts w:ascii="Arial" w:hAnsi="Arial" w:cs="Arial"/>
-              </w:rPr>
-            </w:pPr>
-            <w:r>
-              <w:rPr>
-                <w:rFonts w:ascii="Arial" w:hAnsi="Arial" w:cs="Arial"/>
-              </w:rPr>
-              <w:t xml:space="preserve"/>
-            </w:r>
-          </w:p>
-        </w:tc>
-      </w:tr>
-      <w:tr>
-        <w:trPr>
-          <w:trHeight w:val="3685"/>
-        </w:trPr>
-        <w:tc>
-          <w:tcPr>
-            <w:tcW w:w="4962" w:type="dxa"/>
-            <w:vAlign w:val="center"/>
-          </w:tcPr>
-          <w:p>
-            <w:pPr>
-              <w:jc w:val="both"/>
-              <w:rPr>
-                <w:rFonts w:ascii="Arial" w:hAnsi="Arial" w:cs="Arial"/>
-                <w:b/>
-                <w:bCs/>
-              </w:rPr>
-            </w:pPr>
-            <w:r>
-              <w:rPr>
-                <w:rFonts w:ascii="Arial" w:hAnsi="Arial" w:cs="Arial"/>
-                <w:bCs/>
-              </w:rPr>
-              <w:t>Cuenta con Mantenimiento de las Instalaciones eléctricas en los centros de Trabajo Condiciones de Seguridad, se encuentran dentro de canaleta, no presenta cableado provisional, mismo que se realiza evitando riesgos, se debe señalizar y mantener libre el área de otros objetos</w:t>
-            </w:r>
-            <w:r>
-              <w:rPr>
-                <w:rFonts w:ascii="Arial" w:hAnsi="Arial" w:cs="Arial"/>
-                <w:bCs/>
-              </w:rPr>
-              <w:t>.</w:t>
-            </w:r>
-          </w:p>
-        </w:tc>
-        <w:tc>
-          <w:tcPr>
-            <w:tcW w:w="3866" w:type="dxa"/>
-            <w:vAlign w:val="center"/>
-          </w:tcPr>
-          <w:p>
-            <w:pPr>
-              <w:jc w:val="center"/>
-              <w:rPr>
-                <w:rFonts w:ascii="Arial" w:hAnsi="Arial" w:cs="Arial"/>
-              </w:rPr>
-            </w:pPr>
-            <w:r>
-              <w:rPr>
-                <w:rFonts w:ascii="Arial" w:hAnsi="Arial" w:cs="Arial"/>
+                <w:rFonts w:asciiTheme="minorHAnsi" w:hAnsiTheme="minorHAnsi" w:cstheme="minorHAnsi"/>
+                <w:color w:val="000000" w:themeColor="text1"/>
+                <w:sz w:val="22"/>
+                <w:szCs w:val="22"/>
               </w:rPr>
               <w:t xml:space="preserve"/>
             </w:r>
@@ -393,18 +442,700 @@
     <w:p>
       <w:pPr>
         <w:rPr>
-          <w:rFonts w:ascii="Arial" w:eastAsia="Times New Roman" w:hAnsi="Arial" w:cs="Arial"/>
-          <w:b/>
-          <w:bCs/>
-          <w:szCs w:val="24"/>
-          <w:lang w:eastAsia="es-ES"/>
+          <w:rFonts w:cstheme="minorHAnsi"/>
+          <w:color w:val="000000" w:themeColor="text1"/>
         </w:rPr>
       </w:pPr>
       <w:r>
         <w:rPr>
-          <w:rFonts w:ascii="Arial" w:hAnsi="Arial" w:cs="Arial"/>
-          <w:b/>
-          <w:bCs/>
+          <w:rFonts w:cstheme="minorHAnsi"/>
+          <w:color w:val="000000" w:themeColor="text1"/>
+        </w:rPr>
+        <w:br w:type="page"/>
+      </w:r>
+    </w:p>
+    <w:tbl>
+      <w:tblPr>
+        <w:tblStyle w:val="Tablaconcuadrcula"/>
+        <w:tblW w:w="0" w:type="auto"/>
+        <w:tblInd w:w="-5" w:type="dxa"/>
+        <w:tblBorders>
+          <w:top w:val="none" w:sz="0" w:space="0" w:color="auto"/>
+          <w:left w:val="none" w:sz="0" w:space="0" w:color="auto"/>
+          <w:bottom w:val="none" w:sz="0" w:space="0" w:color="auto"/>
+          <w:right w:val="none" w:sz="0" w:space="0" w:color="auto"/>
+          <w:insideH w:val="none" w:sz="0" w:space="0" w:color="auto"/>
+          <w:insideV w:val="none" w:sz="0" w:space="0" w:color="auto"/>
+        </w:tblBorders>
+        <w:tblLook w:val="04A0" w:firstRow="1" w:lastRow="0" w:firstColumn="1" w:lastColumn="0" w:noHBand="0" w:noVBand="1"/>
+      </w:tblPr>
+      <w:tblGrid>
+        <w:gridCol w:w="4416"/>
+        <w:gridCol w:w="4417"/>
+      </w:tblGrid>
+      <w:tr>
+        <w:tc>
+          <w:tcPr>
+            <w:tcW w:w="8833" w:type="dxa"/>
+            <w:gridSpan w:val="2"/>
+            <w:vAlign w:val="center"/>
+          </w:tcPr>
+          <w:p>
+            <w:pPr>
+              <w:pStyle w:val="Default"/>
+              <w:spacing w:line="360" w:lineRule="auto"/>
+              <w:rPr>
+                <w:rFonts w:asciiTheme="minorHAnsi" w:hAnsiTheme="minorHAnsi" w:cstheme="minorHAnsi"/>
+                <w:color w:val="000000" w:themeColor="text1"/>
+                <w:sz w:val="22"/>
+                <w:szCs w:val="22"/>
+              </w:rPr>
+            </w:pPr>
+            <w:r>
+              <w:rPr>
+                <w:rFonts w:asciiTheme="minorHAnsi" w:hAnsiTheme="minorHAnsi" w:cstheme="minorHAnsi"/>
+                <w:color w:val="000000" w:themeColor="text1"/>
+                <w:sz w:val="22"/>
+                <w:szCs w:val="22"/>
+              </w:rPr>
+              <w:lastRenderedPageBreak/>
+              <w:t>La cantidad de equipos contra incendio se encuentran vigentes.  Se recomienda mantener a 1.50 metros y libres de obstáculos, previa señalamiento informativo</w:t>
+            </w:r>
+            <w:r>
+              <w:rPr>
+                <w:rFonts w:asciiTheme="minorHAnsi" w:hAnsiTheme="minorHAnsi" w:cstheme="minorHAnsi"/>
+                <w:color w:val="000000" w:themeColor="text1"/>
+                <w:sz w:val="22"/>
+                <w:szCs w:val="22"/>
+              </w:rPr>
+              <w:t>.</w:t>
+            </w:r>
+          </w:p>
+        </w:tc>
+      </w:tr>
+      <w:tr>
+        <w:trPr>
+          <w:trHeight w:val="3888"/>
+        </w:trPr>
+        <w:tc>
+          <w:tcPr>
+            <w:tcW w:w="4416" w:type="dxa"/>
+            <w:vAlign w:val="center"/>
+          </w:tcPr>
+          <w:p>
+            <w:pPr>
+              <w:pStyle w:val="Default"/>
+              <w:spacing w:line="360" w:lineRule="auto"/>
+              <w:jc w:val="center"/>
+              <w:rPr>
+                <w:rFonts w:asciiTheme="minorHAnsi" w:hAnsiTheme="minorHAnsi" w:cstheme="minorHAnsi"/>
+                <w:color w:val="000000" w:themeColor="text1"/>
+                <w:sz w:val="22"/>
+                <w:szCs w:val="22"/>
+              </w:rPr>
+            </w:pPr>
+            <w:r>
+              <w:rPr>
+                <w:rFonts w:asciiTheme="minorHAnsi" w:hAnsiTheme="minorHAnsi" w:cstheme="minorHAnsi"/>
+                <w:color w:val="000000" w:themeColor="text1"/>
+                <w:sz w:val="22"/>
+                <w:szCs w:val="22"/>
+              </w:rPr>
+              <w:t xml:space="preserve"/>
+            </w:r>
+          </w:p>
+        </w:tc>
+        <w:tc>
+          <w:tcPr>
+            <w:tcW w:w="4417" w:type="dxa"/>
+            <w:vAlign w:val="center"/>
+          </w:tcPr>
+          <w:p>
+            <w:pPr>
+              <w:pStyle w:val="Default"/>
+              <w:spacing w:line="360" w:lineRule="auto"/>
+              <w:jc w:val="center"/>
+              <w:rPr>
+                <w:rFonts w:asciiTheme="minorHAnsi" w:hAnsiTheme="minorHAnsi" w:cstheme="minorHAnsi"/>
+                <w:color w:val="000000" w:themeColor="text1"/>
+                <w:sz w:val="22"/>
+                <w:szCs w:val="22"/>
+              </w:rPr>
+            </w:pPr>
+            <w:r>
+              <w:rPr>
+                <w:rFonts w:asciiTheme="minorHAnsi" w:hAnsiTheme="minorHAnsi" w:cstheme="minorHAnsi"/>
+                <w:color w:val="000000" w:themeColor="text1"/>
+                <w:sz w:val="22"/>
+                <w:szCs w:val="22"/>
+              </w:rPr>
+              <w:t xml:space="preserve"/>
+            </w:r>
+          </w:p>
+        </w:tc>
+      </w:tr>
+      <w:tr>
+        <w:trPr>
+          <w:trHeight w:val="3288"/>
+        </w:trPr>
+        <w:tc>
+          <w:tcPr>
+            <w:tcW w:w="4416" w:type="dxa"/>
+            <w:vAlign w:val="center"/>
+          </w:tcPr>
+          <w:p>
+            <w:pPr>
+              <w:pStyle w:val="Default"/>
+              <w:spacing w:line="360" w:lineRule="auto"/>
+              <w:jc w:val="both"/>
+              <w:rPr>
+                <w:rFonts w:asciiTheme="minorHAnsi" w:hAnsiTheme="minorHAnsi" w:cstheme="minorHAnsi"/>
+                <w:color w:val="000000" w:themeColor="text1"/>
+                <w:sz w:val="22"/>
+                <w:szCs w:val="22"/>
+              </w:rPr>
+            </w:pPr>
+            <w:r>
+              <w:rPr>
+                <w:rFonts w:asciiTheme="minorHAnsi" w:hAnsiTheme="minorHAnsi" w:cstheme="minorHAnsi"/>
+                <w:color w:val="000000" w:themeColor="text1"/>
+                <w:sz w:val="22"/>
+                <w:szCs w:val="22"/>
+              </w:rPr>
+              <w:t>Cuenta con mantenimiento a techo, lozas y azotea debe registrarse en bitácora, dando evidencia de limpieza en bajadas pluviales, aplicación de impermeabilizante, mantenimiento preventivo y correctivo</w:t>
+            </w:r>
+            <w:r>
+              <w:rPr>
+                <w:rFonts w:asciiTheme="minorHAnsi" w:hAnsiTheme="minorHAnsi" w:cstheme="minorHAnsi"/>
+                <w:noProof/>
+                <w:color w:val="000000" w:themeColor="text1"/>
+                <w:sz w:val="22"/>
+                <w:szCs w:val="22"/>
+                <w:lang w:eastAsia="es-MX"/>
+              </w:rPr>
+              <w:t>.  En techo cuenta con iluminación tipo LED y ahorradores de energía.</w:t>
+            </w:r>
+          </w:p>
+        </w:tc>
+        <w:tc>
+          <w:tcPr>
+            <w:tcW w:w="4417" w:type="dxa"/>
+            <w:vAlign w:val="center"/>
+          </w:tcPr>
+          <w:p>
+            <w:pPr>
+              <w:pStyle w:val="Default"/>
+              <w:spacing w:line="360" w:lineRule="auto"/>
+              <w:jc w:val="center"/>
+              <w:rPr>
+                <w:rFonts w:asciiTheme="minorHAnsi" w:hAnsiTheme="minorHAnsi" w:cstheme="minorHAnsi"/>
+                <w:color w:val="000000" w:themeColor="text1"/>
+                <w:sz w:val="22"/>
+                <w:szCs w:val="22"/>
+              </w:rPr>
+            </w:pPr>
+            <w:r>
+              <w:rPr>
+                <w:rFonts w:asciiTheme="minorHAnsi" w:hAnsiTheme="minorHAnsi" w:cstheme="minorHAnsi"/>
+                <w:color w:val="000000" w:themeColor="text1"/>
+                <w:sz w:val="22"/>
+                <w:szCs w:val="22"/>
+              </w:rPr>
+              <w:t xml:space="preserve"/>
+            </w:r>
+          </w:p>
+        </w:tc>
+      </w:tr>
+      <w:tr>
+        <w:trPr>
+          <w:trHeight w:val="57"/>
+        </w:trPr>
+        <w:tc>
+          <w:tcPr>
+            <w:tcW w:w="4416" w:type="dxa"/>
+            <w:vAlign w:val="center"/>
+          </w:tcPr>
+          <w:p>
+            <w:pPr>
+              <w:pStyle w:val="Default"/>
+              <w:jc w:val="both"/>
+              <w:rPr>
+                <w:rFonts w:asciiTheme="minorHAnsi" w:hAnsiTheme="minorHAnsi" w:cstheme="minorHAnsi"/>
+                <w:color w:val="000000" w:themeColor="text1"/>
+                <w:sz w:val="20"/>
+                <w:szCs w:val="20"/>
+              </w:rPr>
+            </w:pPr>
+          </w:p>
+        </w:tc>
+        <w:tc>
+          <w:tcPr>
+            <w:tcW w:w="4417" w:type="dxa"/>
+            <w:vAlign w:val="center"/>
+          </w:tcPr>
+          <w:p>
+            <w:pPr>
+              <w:pStyle w:val="Default"/>
+              <w:jc w:val="center"/>
+              <w:rPr>
+                <w:rFonts w:asciiTheme="minorHAnsi" w:hAnsiTheme="minorHAnsi" w:cstheme="minorHAnsi"/>
+                <w:color w:val="000000" w:themeColor="text1"/>
+                <w:sz w:val="20"/>
+                <w:szCs w:val="20"/>
+              </w:rPr>
+            </w:pPr>
+          </w:p>
+        </w:tc>
+      </w:tr>
+      <w:tr>
+        <w:trPr>
+          <w:trHeight w:val="3288"/>
+        </w:trPr>
+        <w:tc>
+          <w:tcPr>
+            <w:tcW w:w="4416" w:type="dxa"/>
+            <w:vAlign w:val="center"/>
+          </w:tcPr>
+          <w:p>
+            <w:pPr>
+              <w:pStyle w:val="Default"/>
+              <w:spacing w:line="360" w:lineRule="auto"/>
+              <w:jc w:val="both"/>
+              <w:rPr>
+                <w:rFonts w:asciiTheme="minorHAnsi" w:hAnsiTheme="minorHAnsi" w:cstheme="minorHAnsi"/>
+                <w:color w:val="000000" w:themeColor="text1"/>
+                <w:sz w:val="22"/>
+                <w:szCs w:val="22"/>
+              </w:rPr>
+            </w:pPr>
+            <w:r>
+              <w:rPr>
+                <w:rFonts w:asciiTheme="minorHAnsi" w:hAnsiTheme="minorHAnsi" w:cstheme="minorHAnsi"/>
+                <w:color w:val="000000" w:themeColor="text1"/>
+                <w:sz w:val="22"/>
+                <w:szCs w:val="22"/>
+              </w:rPr>
+              <w:t>En el acceso y salida de emergencia se recomienda mantener libre el paso en caso de que se materialice un fenómeno perturbador y se pueda salir rápidamente sin obstrucciones.</w:t>
+            </w:r>
+          </w:p>
+        </w:tc>
+        <w:tc>
+          <w:tcPr>
+            <w:tcW w:w="4417" w:type="dxa"/>
+            <w:vAlign w:val="center"/>
+          </w:tcPr>
+          <w:p>
+            <w:pPr>
+              <w:pStyle w:val="Default"/>
+              <w:spacing w:line="360" w:lineRule="auto"/>
+              <w:jc w:val="center"/>
+              <w:rPr>
+                <w:rFonts w:asciiTheme="minorHAnsi" w:hAnsiTheme="minorHAnsi" w:cstheme="minorHAnsi"/>
+                <w:color w:val="000000" w:themeColor="text1"/>
+                <w:sz w:val="22"/>
+                <w:szCs w:val="22"/>
+              </w:rPr>
+            </w:pPr>
+            <w:r>
+              <w:rPr>
+                <w:rFonts w:asciiTheme="minorHAnsi" w:hAnsiTheme="minorHAnsi" w:cstheme="minorHAnsi"/>
+                <w:color w:val="000000" w:themeColor="text1"/>
+                <w:sz w:val="22"/>
+                <w:szCs w:val="22"/>
+              </w:rPr>
+              <w:t xml:space="preserve"/>
+            </w:r>
+          </w:p>
+        </w:tc>
+      </w:tr>
+    </w:tbl>
+    <w:p>
+      <w:pPr>
+        <w:rPr>
+          <w:rFonts w:cstheme="minorHAnsi"/>
+          <w:color w:val="000000" w:themeColor="text1"/>
+        </w:rPr>
+      </w:pPr>
+      <w:r>
+        <w:rPr>
+          <w:rFonts w:cstheme="minorHAnsi"/>
+          <w:color w:val="000000" w:themeColor="text1"/>
+        </w:rPr>
+        <w:br w:type="page"/>
+      </w:r>
+    </w:p>
+    <w:tbl>
+      <w:tblPr>
+        <w:tblStyle w:val="Tablaconcuadrcula"/>
+        <w:tblW w:w="0" w:type="auto"/>
+        <w:tblInd w:w="-5" w:type="dxa"/>
+        <w:tblBorders>
+          <w:top w:val="none" w:sz="0" w:space="0" w:color="auto"/>
+          <w:left w:val="none" w:sz="0" w:space="0" w:color="auto"/>
+          <w:bottom w:val="none" w:sz="0" w:space="0" w:color="auto"/>
+          <w:right w:val="none" w:sz="0" w:space="0" w:color="auto"/>
+          <w:insideH w:val="none" w:sz="0" w:space="0" w:color="auto"/>
+          <w:insideV w:val="none" w:sz="0" w:space="0" w:color="auto"/>
+        </w:tblBorders>
+        <w:tblLook w:val="04A0" w:firstRow="1" w:lastRow="0" w:firstColumn="1" w:lastColumn="0" w:noHBand="0" w:noVBand="1"/>
+      </w:tblPr>
+      <w:tblGrid>
+        <w:gridCol w:w="2977"/>
+        <w:gridCol w:w="2717"/>
+        <w:gridCol w:w="451"/>
+        <w:gridCol w:w="2688"/>
+      </w:tblGrid>
+      <w:tr>
+        <w:tc>
+          <w:tcPr>
+            <w:tcW w:w="8833" w:type="dxa"/>
+            <w:gridSpan w:val="4"/>
+          </w:tcPr>
+          <w:p>
+            <w:pPr>
+              <w:pStyle w:val="Default"/>
+              <w:spacing w:line="360" w:lineRule="auto"/>
+              <w:jc w:val="both"/>
+              <w:rPr>
+                <w:rFonts w:asciiTheme="minorHAnsi" w:hAnsiTheme="minorHAnsi" w:cstheme="minorHAnsi"/>
+                <w:color w:val="000000" w:themeColor="text1"/>
+                <w:sz w:val="22"/>
+                <w:szCs w:val="22"/>
+              </w:rPr>
+            </w:pPr>
+            <w:r>
+              <w:rPr>
+                <w:rFonts w:asciiTheme="minorHAnsi" w:hAnsiTheme="minorHAnsi" w:cstheme="minorHAnsi"/>
+                <w:color w:val="000000" w:themeColor="text1"/>
+                <w:sz w:val="22"/>
+                <w:szCs w:val="22"/>
+              </w:rPr>
+              <w:lastRenderedPageBreak/>
+              <w:t xml:space="preserve">Se cuenta con un plan de emergencia para casos de incendio, definido en el presente Programa interno de Protección civil, mismo que debe ser difundido y socializado con el personal de </w:t>
+            </w:r>
+            <w:r>
+              <w:rPr>
+                <w:rFonts w:asciiTheme="minorHAnsi" w:hAnsiTheme="minorHAnsi" w:cstheme="minorHAnsi"/>
+                <w:b/>
+                <w:bCs/>
+                <w:color w:val="000000" w:themeColor="text1"/>
+                <w:sz w:val="22"/>
+                <w:szCs w:val="22"/>
+              </w:rPr>
+              <w:t xml:space="preserve">GASOLINERA SAN SEBASTIAN S.A DE C.V. </w:t>
+            </w:r>
+            <w:r>
+              <w:rPr>
+                <w:rFonts w:asciiTheme="minorHAnsi" w:hAnsiTheme="minorHAnsi" w:cstheme="minorHAnsi"/>
+                <w:b/>
+                <w:color w:val="000000" w:themeColor="text1"/>
+                <w:sz w:val="22"/>
+                <w:szCs w:val="22"/>
+              </w:rPr>
+              <w:t xml:space="preserve">SAN SEBASTIAN E.S. 7335 VALERO</w:t>
+            </w:r>
+            <w:r>
+              <w:rPr>
+                <w:rFonts w:asciiTheme="minorHAnsi" w:hAnsiTheme="minorHAnsi" w:cstheme="minorHAnsi"/>
+                <w:color w:val="000000" w:themeColor="text1"/>
+                <w:sz w:val="22"/>
+                <w:szCs w:val="22"/>
+              </w:rPr>
+              <w:t>, así como observar en el inmueble los requisitos de la NOM 002 STPS 2010 para centros de trabajo</w:t>
+            </w:r>
+          </w:p>
+        </w:tc>
+      </w:tr>
+      <w:tr>
+        <w:trPr>
+          <w:trHeight w:val="3062"/>
+        </w:trPr>
+        <w:tc>
+          <w:tcPr>
+            <w:tcW w:w="2977" w:type="dxa"/>
+            <w:vAlign w:val="center"/>
+          </w:tcPr>
+          <w:p>
+            <w:pPr>
+              <w:pStyle w:val="Default"/>
+              <w:spacing w:line="360" w:lineRule="auto"/>
+              <w:ind w:right="-110"/>
+              <w:jc w:val="center"/>
+              <w:rPr>
+                <w:rFonts w:asciiTheme="minorHAnsi" w:hAnsiTheme="minorHAnsi" w:cstheme="minorHAnsi"/>
+                <w:color w:val="000000" w:themeColor="text1"/>
+                <w:sz w:val="22"/>
+                <w:szCs w:val="22"/>
+              </w:rPr>
+            </w:pPr>
+            <w:r>
+              <w:rPr>
+                <w:rFonts w:asciiTheme="minorHAnsi" w:hAnsiTheme="minorHAnsi" w:cstheme="minorHAnsi"/>
+                <w:color w:val="000000" w:themeColor="text1"/>
+                <w:sz w:val="22"/>
+                <w:szCs w:val="22"/>
+              </w:rPr>
+              <w:t xml:space="preserve"/>
+            </w:r>
+          </w:p>
+        </w:tc>
+        <w:tc>
+          <w:tcPr>
+            <w:tcW w:w="2717" w:type="dxa"/>
+            <w:vAlign w:val="center"/>
+          </w:tcPr>
+          <w:p>
+            <w:pPr>
+              <w:pStyle w:val="Default"/>
+              <w:spacing w:line="360" w:lineRule="auto"/>
+              <w:ind w:right="-83"/>
+              <w:jc w:val="center"/>
+              <w:rPr>
+                <w:rFonts w:asciiTheme="minorHAnsi" w:hAnsiTheme="minorHAnsi" w:cstheme="minorHAnsi"/>
+                <w:color w:val="000000" w:themeColor="text1"/>
+                <w:sz w:val="22"/>
+                <w:szCs w:val="22"/>
+              </w:rPr>
+            </w:pPr>
+            <w:r>
+              <w:rPr>
+                <w:rFonts w:asciiTheme="minorHAnsi" w:hAnsiTheme="minorHAnsi" w:cstheme="minorHAnsi"/>
+                <w:color w:val="000000" w:themeColor="text1"/>
+                <w:sz w:val="22"/>
+                <w:szCs w:val="22"/>
+              </w:rPr>
+              <w:t xml:space="preserve"/>
+            </w:r>
+          </w:p>
+        </w:tc>
+        <w:tc>
+          <w:tcPr>
+            <w:tcW w:w="3139" w:type="dxa"/>
+            <w:gridSpan w:val="2"/>
+            <w:vAlign w:val="center"/>
+          </w:tcPr>
+          <w:p>
+            <w:pPr>
+              <w:pStyle w:val="Default"/>
+              <w:spacing w:line="360" w:lineRule="auto"/>
+              <w:ind w:right="-69"/>
+              <w:jc w:val="center"/>
+              <w:rPr>
+                <w:rFonts w:asciiTheme="minorHAnsi" w:hAnsiTheme="minorHAnsi" w:cstheme="minorHAnsi"/>
+                <w:color w:val="000000" w:themeColor="text1"/>
+                <w:sz w:val="22"/>
+                <w:szCs w:val="22"/>
+              </w:rPr>
+            </w:pPr>
+            <w:r>
+              <w:rPr>
+                <w:rFonts w:asciiTheme="minorHAnsi" w:hAnsiTheme="minorHAnsi" w:cstheme="minorHAnsi"/>
+                <w:color w:val="000000" w:themeColor="text1"/>
+                <w:sz w:val="22"/>
+                <w:szCs w:val="22"/>
+              </w:rPr>
+              <w:t xml:space="preserve"/>
+            </w:r>
+          </w:p>
+        </w:tc>
+      </w:tr>
+      <w:tr>
+        <w:trPr>
+          <w:trHeight w:val="3288"/>
+        </w:trPr>
+        <w:tc>
+          <w:tcPr>
+            <w:tcW w:w="6145" w:type="dxa"/>
+            <w:gridSpan w:val="3"/>
+            <w:vAlign w:val="center"/>
+          </w:tcPr>
+          <w:p>
+            <w:pPr>
+              <w:pStyle w:val="Default"/>
+              <w:spacing w:line="360" w:lineRule="auto"/>
+              <w:ind w:right="-60"/>
+              <w:rPr>
+                <w:rFonts w:asciiTheme="minorHAnsi" w:hAnsiTheme="minorHAnsi" w:cstheme="minorHAnsi"/>
+                <w:color w:val="000000" w:themeColor="text1"/>
+                <w:sz w:val="22"/>
+                <w:szCs w:val="22"/>
+              </w:rPr>
+            </w:pPr>
+            <w:r>
+              <w:rPr>
+                <w:rFonts w:asciiTheme="minorHAnsi" w:hAnsiTheme="minorHAnsi" w:cstheme="minorHAnsi"/>
+                <w:color w:val="000000" w:themeColor="text1"/>
+                <w:sz w:val="22"/>
+                <w:szCs w:val="22"/>
+              </w:rPr>
+              <w:t>Los pisos deben mantenerse limpios y libres de obstáculos permanentemente, evitar malas condiciones pudiendo propiciar un accidente como caídas, resbalones, golpes que amenace a los trabajadores o los usuarios y usuarios según la NOM 001 STPS 2008.</w:t>
+            </w:r>
+          </w:p>
+        </w:tc>
+        <w:tc>
+          <w:tcPr>
+            <w:tcW w:w="2688" w:type="dxa"/>
+            <w:vAlign w:val="center"/>
+          </w:tcPr>
+          <w:p>
+            <w:pPr>
+              <w:pStyle w:val="Default"/>
+              <w:spacing w:line="360" w:lineRule="auto"/>
+              <w:jc w:val="center"/>
+              <w:rPr>
+                <w:rFonts w:asciiTheme="minorHAnsi" w:hAnsiTheme="minorHAnsi" w:cstheme="minorHAnsi"/>
+                <w:color w:val="000000" w:themeColor="text1"/>
+                <w:sz w:val="22"/>
+                <w:szCs w:val="22"/>
+              </w:rPr>
+            </w:pPr>
+            <w:r>
+              <w:rPr>
+                <w:rFonts w:asciiTheme="minorHAnsi" w:hAnsiTheme="minorHAnsi" w:cstheme="minorHAnsi"/>
+                <w:color w:val="000000" w:themeColor="text1"/>
+                <w:sz w:val="22"/>
+                <w:szCs w:val="22"/>
+              </w:rPr>
+              <w:t xml:space="preserve"/>
+            </w:r>
+          </w:p>
+        </w:tc>
+      </w:tr>
+      <w:tr>
+        <w:trPr>
+          <w:trHeight w:val="227"/>
+        </w:trPr>
+        <w:tc>
+          <w:tcPr>
+            <w:tcW w:w="6145" w:type="dxa"/>
+            <w:gridSpan w:val="3"/>
+            <w:vAlign w:val="center"/>
+          </w:tcPr>
+          <w:p>
+            <w:pPr>
+              <w:pStyle w:val="Default"/>
+              <w:ind w:right="-60"/>
+              <w:rPr>
+                <w:rFonts w:asciiTheme="minorHAnsi" w:hAnsiTheme="minorHAnsi" w:cstheme="minorHAnsi"/>
+                <w:color w:val="000000" w:themeColor="text1"/>
+                <w:sz w:val="20"/>
+                <w:szCs w:val="20"/>
+              </w:rPr>
+            </w:pPr>
+          </w:p>
+        </w:tc>
+        <w:tc>
+          <w:tcPr>
+            <w:tcW w:w="2688" w:type="dxa"/>
+            <w:vAlign w:val="center"/>
+          </w:tcPr>
+          <w:p>
+            <w:pPr>
+              <w:pStyle w:val="Default"/>
+              <w:jc w:val="center"/>
+              <w:rPr>
+                <w:rFonts w:asciiTheme="minorHAnsi" w:hAnsiTheme="minorHAnsi" w:cstheme="minorHAnsi"/>
+                <w:color w:val="000000" w:themeColor="text1"/>
+                <w:sz w:val="20"/>
+                <w:szCs w:val="20"/>
+              </w:rPr>
+            </w:pPr>
+          </w:p>
+        </w:tc>
+      </w:tr>
+      <w:tr>
+        <w:trPr>
+          <w:trHeight w:val="3288"/>
+        </w:trPr>
+        <w:tc>
+          <w:tcPr>
+            <w:tcW w:w="6145" w:type="dxa"/>
+            <w:gridSpan w:val="3"/>
+            <w:vAlign w:val="center"/>
+          </w:tcPr>
+          <w:p>
+            <w:pPr>
+              <w:pStyle w:val="Default"/>
+              <w:spacing w:line="360" w:lineRule="auto"/>
+              <w:ind w:right="-60"/>
+              <w:rPr>
+                <w:rFonts w:asciiTheme="minorHAnsi" w:hAnsiTheme="minorHAnsi" w:cstheme="minorHAnsi"/>
+                <w:color w:val="000000" w:themeColor="text1"/>
+                <w:sz w:val="22"/>
+                <w:szCs w:val="22"/>
+              </w:rPr>
+            </w:pPr>
+            <w:r>
+              <w:rPr>
+                <w:rFonts w:asciiTheme="minorHAnsi" w:hAnsiTheme="minorHAnsi" w:cstheme="minorHAnsi"/>
+                <w:color w:val="000000" w:themeColor="text1"/>
+                <w:sz w:val="22"/>
+                <w:szCs w:val="22"/>
+              </w:rPr>
+              <w:t>Instalación eléctrica maneja voltaje de 110 volts, se encuentran dentro de canaleta, no presenta cableado provisional,</w:t>
+            </w:r>
+            <w:r>
+              <w:rPr>
+                <w:rFonts w:asciiTheme="minorHAnsi" w:hAnsiTheme="minorHAnsi" w:cstheme="minorHAnsi"/>
+                <w:noProof/>
+                <w:color w:val="000000" w:themeColor="text1"/>
+                <w:sz w:val="22"/>
+                <w:szCs w:val="22"/>
+              </w:rPr>
+              <w:t xml:space="preserve"> </w:t>
+            </w:r>
+            <w:r>
+              <w:rPr>
+                <w:rFonts w:asciiTheme="minorHAnsi" w:hAnsiTheme="minorHAnsi" w:cstheme="minorHAnsi"/>
+                <w:color w:val="000000" w:themeColor="text1"/>
+                <w:sz w:val="22"/>
+                <w:szCs w:val="22"/>
+              </w:rPr>
+              <w:t xml:space="preserve">mismo que se realiza evitando riesgos.  </w:t>
+            </w:r>
+          </w:p>
+        </w:tc>
+        <w:tc>
+          <w:tcPr>
+            <w:tcW w:w="2688" w:type="dxa"/>
+            <w:vAlign w:val="center"/>
+          </w:tcPr>
+          <w:p>
+            <w:pPr>
+              <w:pStyle w:val="Default"/>
+              <w:spacing w:line="360" w:lineRule="auto"/>
+              <w:jc w:val="center"/>
+              <w:rPr>
+                <w:rFonts w:asciiTheme="minorHAnsi" w:hAnsiTheme="minorHAnsi" w:cstheme="minorHAnsi"/>
+                <w:color w:val="000000" w:themeColor="text1"/>
+                <w:sz w:val="22"/>
+                <w:szCs w:val="22"/>
+              </w:rPr>
+            </w:pPr>
+            <w:r>
+              <w:rPr>
+                <w:rFonts w:asciiTheme="minorHAnsi" w:hAnsiTheme="minorHAnsi" w:cstheme="minorHAnsi"/>
+                <w:color w:val="000000" w:themeColor="text1"/>
+                <w:sz w:val="22"/>
+                <w:szCs w:val="22"/>
+              </w:rPr>
+              <w:t xml:space="preserve"/>
+            </w:r>
+          </w:p>
+        </w:tc>
+      </w:tr>
+    </w:tbl>
+    <w:p>
+      <w:pPr>
+        <w:rPr>
+          <w:rFonts w:cstheme="minorHAnsi"/>
+          <w:color w:val="000000" w:themeColor="text1"/>
+        </w:rPr>
+      </w:pPr>
+      <w:r>
+        <w:rPr>
+          <w:rFonts w:cstheme="minorHAnsi"/>
+          <w:color w:val="000000" w:themeColor="text1"/>
         </w:rPr>
         <w:br w:type="page"/>
       </w:r>
@@ -424,60 +1155,52 @@
         <w:tblLook w:val="04A0" w:firstRow="1" w:lastRow="0" w:firstColumn="1" w:lastColumn="0" w:noHBand="0" w:noVBand="1"/>
       </w:tblPr>
       <w:tblGrid>
-        <w:gridCol w:w="5754"/>
-        <w:gridCol w:w="3074"/>
+        <w:gridCol w:w="4414"/>
+        <w:gridCol w:w="4414"/>
       </w:tblGrid>
       <w:tr>
         <w:trPr>
-          <w:trHeight w:val="3685"/>
+          <w:trHeight w:val="3288"/>
         </w:trPr>
         <w:tc>
           <w:tcPr>
-            <w:tcW w:w="5754" w:type="dxa"/>
+            <w:tcW w:w="4414" w:type="dxa"/>
             <w:vAlign w:val="center"/>
           </w:tcPr>
           <w:p>
             <w:pPr>
+              <w:pStyle w:val="Prrafodelista"/>
+              <w:spacing w:line="360" w:lineRule="auto"/>
+              <w:ind w:left="0"/>
               <w:jc w:val="both"/>
               <w:rPr>
-                <w:rFonts w:ascii="Arial" w:hAnsi="Arial" w:cs="Arial"/>
-                <w:b/>
-                <w:bCs/>
+                <w:rFonts w:cstheme="minorHAnsi"/>
+                <w:color w:val="000000" w:themeColor="text1"/>
               </w:rPr>
             </w:pPr>
             <w:r>
-              <w:rPr>
-                <w:rFonts w:ascii="Arial" w:hAnsi="Arial" w:cs="Arial"/>
-                <w:bCs/>
-              </w:rPr>
               <w:lastRenderedPageBreak/>
-              <w:t>Los pisos deben mantenerse limpios y libres de obstáculos permanentemente, evitar malas condiciones pudiendo propiciar un accidente como caídas, resbalones, golpes que amenace a los trabajadores o los usuarios</w:t>
-            </w:r>
-            <w:r>
-              <w:rPr>
-                <w:rFonts w:ascii="Arial" w:hAnsi="Arial" w:cs="Arial"/>
-                <w:bCs/>
-              </w:rPr>
-              <w:t>.</w:t>
+              <w:t>Los sanitarios se encuentran higiénicos y sanitizados, con medidas acorde a la población usuarios. Evitar el transvase en productos de limpieza y preferentemente utilizar sustancias con las mismas propiedades químicas, pero menos peligrosas para la salud durante su aseo.</w:t>
             </w:r>
           </w:p>
         </w:tc>
         <w:tc>
           <w:tcPr>
-            <w:tcW w:w="3074" w:type="dxa"/>
+            <w:tcW w:w="4414" w:type="dxa"/>
             <w:vAlign w:val="center"/>
           </w:tcPr>
           <w:p>
             <w:pPr>
+              <w:pStyle w:val="Prrafodelista"/>
+              <w:spacing w:line="360" w:lineRule="auto"/>
+              <w:ind w:left="0"/>
               <w:jc w:val="center"/>
               <w:rPr>
-                <w:rFonts w:ascii="Arial" w:hAnsi="Arial" w:cs="Arial"/>
+                <w:rFonts w:cstheme="minorHAnsi"/>
+                <w:color w:val="000000" w:themeColor="text1"/>
               </w:rPr>
             </w:pPr>
             <w:r>
-              <w:rPr>
-                <w:rFonts w:ascii="Arial" w:hAnsi="Arial" w:cs="Arial"/>
-              </w:rPr>
               <w:t xml:space="preserve"/>
             </w:r>
           </w:p>
@@ -485,108 +1208,224 @@
       </w:tr>
       <w:tr>
         <w:trPr>
-          <w:trHeight w:val="3685"/>
+          <w:trHeight w:val="20"/>
         </w:trPr>
         <w:tc>
           <w:tcPr>
-            <w:tcW w:w="5754" w:type="dxa"/>
+            <w:tcW w:w="4414" w:type="dxa"/>
             <w:vAlign w:val="center"/>
           </w:tcPr>
           <w:p>
             <w:pPr>
+              <w:pStyle w:val="Prrafodelista"/>
+              <w:ind w:left="0"/>
               <w:jc w:val="both"/>
               <w:rPr>
-                <w:rFonts w:ascii="Arial" w:hAnsi="Arial" w:cs="Arial"/>
-                <w:b/>
-                <w:bCs/>
+                <w:rFonts w:cstheme="minorHAnsi"/>
+                <w:noProof/>
+                <w:color w:val="000000" w:themeColor="text1"/>
+                <w:sz w:val="20"/>
+                <w:szCs w:val="20"/>
+                <w:lang w:eastAsia="es-MX"/>
               </w:rPr>
             </w:pPr>
-            <w:r>
-              <w:rPr>
-                <w:rFonts w:ascii="Arial" w:hAnsi="Arial" w:cs="Arial"/>
-                <w:bCs/>
-              </w:rPr>
-              <w:t>Ventanas se desconoce característica de intemperización de cristalería, los tramos de herrería se encuentran pintados sin presentar corrosión, incluido en programa de revisión en sujeciones y uniones para evitar piezas en mal estado que condicionen accidente laboral</w:t>
-            </w:r>
-            <w:r>
-              <w:rPr>
-                <w:rFonts w:ascii="Arial" w:hAnsi="Arial" w:cs="Arial"/>
-                <w:bCs/>
-              </w:rPr>
-              <w:t>.</w:t>
-            </w:r>
           </w:p>
         </w:tc>
         <w:tc>
           <w:tcPr>
-            <w:tcW w:w="3074" w:type="dxa"/>
+            <w:tcW w:w="4414" w:type="dxa"/>
             <w:vAlign w:val="center"/>
           </w:tcPr>
           <w:p>
             <w:pPr>
+              <w:pStyle w:val="Prrafodelista"/>
+              <w:ind w:left="0"/>
               <w:jc w:val="center"/>
               <w:rPr>
-                <w:rFonts w:ascii="Arial" w:hAnsi="Arial" w:cs="Arial"/>
+                <w:rFonts w:cstheme="minorHAnsi"/>
+                <w:color w:val="000000" w:themeColor="text1"/>
+                <w:sz w:val="20"/>
+                <w:szCs w:val="20"/>
               </w:rPr>
             </w:pPr>
-            <w:r>
-              <w:rPr>
-                <w:rFonts w:ascii="Arial" w:hAnsi="Arial" w:cs="Arial"/>
-              </w:rPr>
-              <w:t xml:space="preserve"/>
-            </w:r>
           </w:p>
         </w:tc>
       </w:tr>
       <w:tr>
         <w:trPr>
-          <w:trHeight w:val="3685"/>
+          <w:trHeight w:val="3288"/>
         </w:trPr>
         <w:tc>
           <w:tcPr>
-            <w:tcW w:w="5754" w:type="dxa"/>
+            <w:tcW w:w="4414" w:type="dxa"/>
             <w:vAlign w:val="center"/>
           </w:tcPr>
           <w:p>
             <w:pPr>
+              <w:pStyle w:val="Prrafodelista"/>
+              <w:spacing w:line="360" w:lineRule="auto"/>
+              <w:ind w:left="0"/>
               <w:jc w:val="both"/>
               <w:rPr>
-                <w:rFonts w:ascii="Arial" w:hAnsi="Arial" w:cs="Arial"/>
-                <w:b/>
-                <w:bCs/>
+                <w:rFonts w:cstheme="minorHAnsi"/>
+                <w:color w:val="000000" w:themeColor="text1"/>
               </w:rPr>
             </w:pPr>
             <w:r>
               <w:rPr>
-                <w:rFonts w:ascii="Arial" w:hAnsi="Arial" w:cs="Arial"/>
-                <w:bCs/>
-              </w:rPr>
-              <w:t>Cuenta con mantenimiento a techo, lozas y azotea debe registrarse en bitácora, dando evidencia de limpieza en bajadas pluviales, aplicación de impermeabilizante, mantenimiento preventivo y correctivo. Se realiza programa de impermeabilización durante el mes de mayo. En techo cuenta con iluminación tipo LED</w:t>
-            </w:r>
-            <w:r>
-              <w:rPr>
-                <w:rFonts w:ascii="Arial" w:hAnsi="Arial" w:cs="Arial"/>
-                <w:bCs/>
-              </w:rPr>
-              <w:t>.</w:t>
+                <w:rFonts w:cstheme="minorHAnsi"/>
+                <w:color w:val="000000" w:themeColor="text1"/>
+              </w:rPr>
+              <w:t xml:space="preserve">El botiquín cuenta con material de curación (NO DEBE CONTENER MEDICAMENTO DE ACUERDO </w:t>
+            </w:r>
+            <w:r>
+              <w:rPr>
+                <w:rFonts w:cstheme="minorHAnsi"/>
+                <w:color w:val="000000" w:themeColor="text1"/>
+              </w:rPr>
+              <w:t>CON</w:t>
+            </w:r>
+            <w:r>
+              <w:rPr>
+                <w:rFonts w:cstheme="minorHAnsi"/>
+                <w:color w:val="000000" w:themeColor="text1"/>
+              </w:rPr>
+              <w:t xml:space="preserve"> LA NOM-030-STPS-2009 Y NOM-020-STPS-1994) debe contar con bitácora de mantenimiento a cargo de la brigada de Primeros auxilios indicación actual.</w:t>
             </w:r>
           </w:p>
         </w:tc>
         <w:tc>
           <w:tcPr>
-            <w:tcW w:w="3074" w:type="dxa"/>
+            <w:tcW w:w="4414" w:type="dxa"/>
             <w:vAlign w:val="center"/>
           </w:tcPr>
           <w:p>
             <w:pPr>
+              <w:pStyle w:val="Prrafodelista"/>
+              <w:spacing w:line="360" w:lineRule="auto"/>
+              <w:ind w:left="0"/>
               <w:jc w:val="center"/>
               <w:rPr>
-                <w:rFonts w:ascii="Arial" w:hAnsi="Arial" w:cs="Arial"/>
+                <w:rFonts w:cstheme="minorHAnsi"/>
+                <w:color w:val="000000" w:themeColor="text1"/>
               </w:rPr>
             </w:pPr>
             <w:r>
               <w:rPr>
-                <w:rFonts w:ascii="Arial" w:hAnsi="Arial" w:cs="Arial"/>
+                <w:rFonts w:cstheme="minorHAnsi"/>
+                <w:color w:val="000000" w:themeColor="text1"/>
+              </w:rPr>
+              <w:t xml:space="preserve"/>
+            </w:r>
+          </w:p>
+        </w:tc>
+      </w:tr>
+      <w:tr>
+        <w:tc>
+          <w:tcPr>
+            <w:tcW w:w="4414" w:type="dxa"/>
+            <w:vAlign w:val="center"/>
+          </w:tcPr>
+          <w:p>
+            <w:pPr>
+              <w:pStyle w:val="Prrafodelista"/>
+              <w:ind w:left="0"/>
+              <w:jc w:val="both"/>
+              <w:rPr>
+                <w:sz w:val="20"/>
+                <w:szCs w:val="20"/>
+              </w:rPr>
+            </w:pPr>
+          </w:p>
+        </w:tc>
+        <w:tc>
+          <w:tcPr>
+            <w:tcW w:w="4414" w:type="dxa"/>
+            <w:vAlign w:val="center"/>
+          </w:tcPr>
+          <w:p>
+            <w:pPr>
+              <w:pStyle w:val="Prrafodelista"/>
+              <w:ind w:left="0"/>
+              <w:jc w:val="center"/>
+              <w:rPr>
+                <w:rFonts w:cstheme="minorHAnsi"/>
+                <w:color w:val="000000" w:themeColor="text1"/>
+                <w:sz w:val="20"/>
+                <w:szCs w:val="20"/>
+              </w:rPr>
+            </w:pPr>
+          </w:p>
+        </w:tc>
+      </w:tr>
+      <w:tr>
+        <w:trPr>
+          <w:trHeight w:val="3288"/>
+        </w:trPr>
+        <w:tc>
+          <w:tcPr>
+            <w:tcW w:w="4414" w:type="dxa"/>
+            <w:vAlign w:val="center"/>
+          </w:tcPr>
+          <w:p>
+            <w:pPr>
+              <w:pStyle w:val="Prrafodelista"/>
+              <w:spacing w:line="360" w:lineRule="auto"/>
+              <w:ind w:left="0"/>
+              <w:jc w:val="both"/>
+              <w:rPr>
+                <w:rFonts w:cstheme="minorHAnsi"/>
+                <w:color w:val="000000" w:themeColor="text1"/>
+              </w:rPr>
+            </w:pPr>
+            <w:r>
+              <w:rPr>
+                <w:rFonts w:cstheme="minorHAnsi"/>
+                <w:color w:val="000000" w:themeColor="text1"/>
+              </w:rPr>
+              <w:t xml:space="preserve">La señalización, se recomienda colocar a una altura de </w:t>
+            </w:r>
+            <w:smartTag w:uri="urn:schemas-microsoft-com:office:smarttags" w:element="metricconverter">
+              <w:smartTagPr>
+                <w:attr w:name="ProductID" w:val="1.50 metros"/>
+              </w:smartTagPr>
+              <w:r>
+                <w:rPr>
+                  <w:rFonts w:cstheme="minorHAnsi"/>
+                  <w:color w:val="000000" w:themeColor="text1"/>
+                </w:rPr>
+                <w:t>1.50 metros</w:t>
+              </w:r>
+            </w:smartTag>
+            <w:r>
+              <w:rPr>
+                <w:rFonts w:cstheme="minorHAnsi"/>
+                <w:color w:val="000000" w:themeColor="text1"/>
+              </w:rPr>
+              <w:t xml:space="preserve"> de acuerdo con NOM 003 SEGOB 2002 Señales y avisos, cuenta en cantidad y calidad óptima de acuerdo con usos de espacios para un mejor desarrollo del plan de evacuación.</w:t>
+            </w:r>
+          </w:p>
+        </w:tc>
+        <w:tc>
+          <w:tcPr>
+            <w:tcW w:w="4414" w:type="dxa"/>
+            <w:vAlign w:val="center"/>
+          </w:tcPr>
+          <w:p>
+            <w:pPr>
+              <w:pStyle w:val="Prrafodelista"/>
+              <w:spacing w:line="360" w:lineRule="auto"/>
+              <w:ind w:left="0"/>
+              <w:jc w:val="center"/>
+              <w:rPr>
+                <w:rFonts w:cstheme="minorHAnsi"/>
+                <w:color w:val="000000" w:themeColor="text1"/>
+              </w:rPr>
+            </w:pPr>
+            <w:r>
+              <w:rPr>
+                <w:rFonts w:cstheme="minorHAnsi"/>
+                <w:color w:val="000000" w:themeColor="text1"/>
               </w:rPr>
               <w:t xml:space="preserve"/>
             </w:r>
@@ -597,14 +1436,641 @@
     <w:p>
       <w:pPr>
         <w:rPr>
-          <w:rStyle w:val="Ttulo1Car"/>
-          <w:rFonts w:eastAsiaTheme="minorHAnsi"/>
+          <w:rFonts w:cstheme="minorHAnsi"/>
+          <w:color w:val="000000" w:themeColor="text1"/>
         </w:rPr>
       </w:pPr>
       <w:r>
         <w:rPr>
-          <w:rStyle w:val="Ttulo1Car"/>
-          <w:rFonts w:eastAsiaTheme="minorHAnsi"/>
+          <w:rFonts w:cstheme="minorHAnsi"/>
+          <w:color w:val="000000" w:themeColor="text1"/>
+        </w:rPr>
+        <w:br w:type="page"/>
+      </w:r>
+    </w:p>
+    <w:p>
+      <w:pPr>
+        <w:rPr>
+          <w:rFonts w:cstheme="minorHAnsi"/>
+          <w:color w:val="000000" w:themeColor="text1"/>
+        </w:rPr>
+      </w:pPr>
+    </w:p>
+    <w:tbl>
+      <w:tblPr>
+        <w:tblStyle w:val="Tablaconcuadrcula"/>
+        <w:tblW w:w="0" w:type="auto"/>
+        <w:tblBorders>
+          <w:top w:val="none" w:sz="0" w:space="0" w:color="auto"/>
+          <w:left w:val="none" w:sz="0" w:space="0" w:color="auto"/>
+          <w:bottom w:val="none" w:sz="0" w:space="0" w:color="auto"/>
+          <w:right w:val="none" w:sz="0" w:space="0" w:color="auto"/>
+          <w:insideH w:val="none" w:sz="0" w:space="0" w:color="auto"/>
+          <w:insideV w:val="none" w:sz="0" w:space="0" w:color="auto"/>
+        </w:tblBorders>
+        <w:tblLook w:val="04A0" w:firstRow="1" w:lastRow="0" w:firstColumn="1" w:lastColumn="0" w:noHBand="0" w:noVBand="1"/>
+      </w:tblPr>
+      <w:tblGrid>
+        <w:gridCol w:w="4414"/>
+        <w:gridCol w:w="4414"/>
+      </w:tblGrid>
+      <w:tr>
+        <w:trPr>
+          <w:trHeight w:val="3288"/>
+        </w:trPr>
+        <w:tc>
+          <w:tcPr>
+            <w:tcW w:w="4414" w:type="dxa"/>
+            <w:vAlign w:val="center"/>
+          </w:tcPr>
+          <w:p>
+            <w:pPr>
+              <w:pStyle w:val="Prrafodelista"/>
+              <w:spacing w:line="360" w:lineRule="auto"/>
+              <w:ind w:left="0"/>
+              <w:jc w:val="both"/>
+              <w:rPr>
+                <w:rFonts w:cstheme="minorHAnsi"/>
+                <w:color w:val="000000" w:themeColor="text1"/>
+              </w:rPr>
+            </w:pPr>
+            <w:r>
+              <w:rPr>
+                <w:rFonts w:cstheme="minorHAnsi"/>
+                <w:noProof/>
+                <w:color w:val="000000" w:themeColor="text1"/>
+                <w:lang w:eastAsia="es-MX"/>
+              </w:rPr>
+              <w:t>C</w:t>
+            </w:r>
+            <w:r>
+              <w:rPr>
+                <w:rFonts w:cstheme="minorHAnsi"/>
+                <w:noProof/>
+                <w:color w:val="000000" w:themeColor="text1"/>
+                <w:lang w:eastAsia="es-MX"/>
+              </w:rPr>
+              <w:t>uenta</w:t>
+            </w:r>
+            <w:r>
+              <w:rPr>
+                <w:rFonts w:cstheme="minorHAnsi"/>
+                <w:color w:val="000000" w:themeColor="text1"/>
+              </w:rPr>
+              <w:t xml:space="preserve"> con sistema de </w:t>
+            </w:r>
+            <w:r>
+              <w:rPr>
+                <w:rFonts w:cstheme="minorHAnsi"/>
+                <w:b/>
+                <w:color w:val="000000" w:themeColor="text1"/>
+              </w:rPr>
+              <w:t>al</w:t>
+            </w:r>
+            <w:r>
+              <w:rPr>
+                <w:rFonts w:cstheme="minorHAnsi"/>
+                <w:b/>
+                <w:color w:val="000000" w:themeColor="text1"/>
+              </w:rPr>
+              <w:t>a</w:t>
+            </w:r>
+            <w:r>
+              <w:rPr>
+                <w:rFonts w:cstheme="minorHAnsi"/>
+                <w:b/>
+                <w:color w:val="000000" w:themeColor="text1"/>
+              </w:rPr>
+              <w:t>r</w:t>
+            </w:r>
+            <w:r>
+              <w:rPr>
+                <w:rFonts w:cstheme="minorHAnsi"/>
+                <w:b/>
+                <w:color w:val="000000" w:themeColor="text1"/>
+              </w:rPr>
+              <w:t>ma</w:t>
+            </w:r>
+            <w:r>
+              <w:rPr>
+                <w:rFonts w:cstheme="minorHAnsi"/>
+                <w:color w:val="000000" w:themeColor="text1"/>
+              </w:rPr>
+              <w:t xml:space="preserve"> en caso de contingencia, se recomienda </w:t>
+            </w:r>
+            <w:r>
+              <w:rPr>
+                <w:rFonts w:cstheme="minorHAnsi"/>
+                <w:color w:val="000000" w:themeColor="text1"/>
+              </w:rPr>
+              <w:t>realizar inspección de manera regular para garantizar su buen funcionamiento</w:t>
+            </w:r>
+            <w:r>
+              <w:rPr>
+                <w:rFonts w:cstheme="minorHAnsi"/>
+                <w:color w:val="000000" w:themeColor="text1"/>
+              </w:rPr>
+              <w:t>.</w:t>
+            </w:r>
+          </w:p>
+        </w:tc>
+        <w:tc>
+          <w:tcPr>
+            <w:tcW w:w="4414" w:type="dxa"/>
+            <w:vAlign w:val="center"/>
+          </w:tcPr>
+          <w:p>
+            <w:pPr>
+              <w:pStyle w:val="Prrafodelista"/>
+              <w:spacing w:line="360" w:lineRule="auto"/>
+              <w:ind w:left="0"/>
+              <w:jc w:val="center"/>
+              <w:rPr>
+                <w:rFonts w:cstheme="minorHAnsi"/>
+                <w:color w:val="000000" w:themeColor="text1"/>
+              </w:rPr>
+            </w:pPr>
+            <w:r>
+              <w:rPr>
+                <w:rFonts w:cstheme="minorHAnsi"/>
+                <w:color w:val="000000" w:themeColor="text1"/>
+              </w:rPr>
+              <w:t xml:space="preserve"/>
+            </w:r>
+          </w:p>
+        </w:tc>
+      </w:tr>
+      <w:tr>
+        <w:trPr>
+          <w:trHeight w:val="20"/>
+        </w:trPr>
+        <w:tc>
+          <w:tcPr>
+            <w:tcW w:w="4414" w:type="dxa"/>
+            <w:vAlign w:val="center"/>
+          </w:tcPr>
+          <w:p>
+            <w:pPr>
+              <w:pStyle w:val="Prrafodelista"/>
+              <w:ind w:left="0"/>
+              <w:jc w:val="both"/>
+              <w:rPr>
+                <w:rFonts w:cstheme="minorHAnsi"/>
+                <w:color w:val="000000" w:themeColor="text1"/>
+                <w:sz w:val="20"/>
+                <w:szCs w:val="20"/>
+              </w:rPr>
+            </w:pPr>
+          </w:p>
+        </w:tc>
+        <w:tc>
+          <w:tcPr>
+            <w:tcW w:w="4414" w:type="dxa"/>
+            <w:vAlign w:val="center"/>
+          </w:tcPr>
+          <w:p>
+            <w:pPr>
+              <w:pStyle w:val="Prrafodelista"/>
+              <w:ind w:left="0"/>
+              <w:jc w:val="center"/>
+              <w:rPr>
+                <w:rFonts w:cstheme="minorHAnsi"/>
+                <w:color w:val="000000" w:themeColor="text1"/>
+              </w:rPr>
+            </w:pPr>
+          </w:p>
+        </w:tc>
+      </w:tr>
+      <w:tr>
+        <w:trPr>
+          <w:trHeight w:val="3288"/>
+        </w:trPr>
+        <w:tc>
+          <w:tcPr>
+            <w:tcW w:w="4414" w:type="dxa"/>
+            <w:vAlign w:val="center"/>
+          </w:tcPr>
+          <w:p>
+            <w:pPr>
+              <w:pStyle w:val="Prrafodelista"/>
+              <w:spacing w:line="360" w:lineRule="auto"/>
+              <w:ind w:left="0"/>
+              <w:jc w:val="both"/>
+              <w:rPr>
+                <w:rFonts w:cstheme="minorHAnsi"/>
+                <w:color w:val="000000" w:themeColor="text1"/>
+              </w:rPr>
+            </w:pPr>
+            <w:r>
+              <w:t>Cuenta con detectores de humo fotoeléctrico de acuerdo con norma y área de riesgo se encuentran vigentes, se recomienda dar seguimiento al programa de mantenimiento anual.</w:t>
+            </w:r>
+          </w:p>
+        </w:tc>
+        <w:tc>
+          <w:tcPr>
+            <w:tcW w:w="4414" w:type="dxa"/>
+            <w:vAlign w:val="center"/>
+          </w:tcPr>
+          <w:p>
+            <w:pPr>
+              <w:pStyle w:val="Prrafodelista"/>
+              <w:spacing w:line="360" w:lineRule="auto"/>
+              <w:ind w:left="0"/>
+              <w:jc w:val="center"/>
+              <w:rPr>
+                <w:rFonts w:cstheme="minorHAnsi"/>
+                <w:color w:val="000000" w:themeColor="text1"/>
+              </w:rPr>
+            </w:pPr>
+            <w:r>
+              <w:t xml:space="preserve"/>
+            </w:r>
+          </w:p>
+        </w:tc>
+      </w:tr>
+      <w:tr>
+        <w:tc>
+          <w:tcPr>
+            <w:tcW w:w="4414" w:type="dxa"/>
+            <w:vAlign w:val="center"/>
+          </w:tcPr>
+          <w:p>
+            <w:pPr>
+              <w:pStyle w:val="Prrafodelista"/>
+              <w:ind w:left="0"/>
+              <w:jc w:val="both"/>
+              <w:rPr>
+                <w:sz w:val="20"/>
+                <w:szCs w:val="20"/>
+              </w:rPr>
+            </w:pPr>
+          </w:p>
+        </w:tc>
+        <w:tc>
+          <w:tcPr>
+            <w:tcW w:w="4414" w:type="dxa"/>
+            <w:vAlign w:val="center"/>
+          </w:tcPr>
+          <w:p>
+            <w:pPr>
+              <w:pStyle w:val="Prrafodelista"/>
+              <w:ind w:left="0"/>
+              <w:jc w:val="center"/>
+              <w:rPr>
+                <w:sz w:val="20"/>
+                <w:szCs w:val="20"/>
+              </w:rPr>
+            </w:pPr>
+          </w:p>
+        </w:tc>
+      </w:tr>
+      <w:tr>
+        <w:trPr>
+          <w:trHeight w:val="3288"/>
+        </w:trPr>
+        <w:tc>
+          <w:tcPr>
+            <w:tcW w:w="4414" w:type="dxa"/>
+            <w:vAlign w:val="center"/>
+          </w:tcPr>
+          <w:p>
+            <w:pPr>
+              <w:pStyle w:val="Prrafodelista"/>
+              <w:spacing w:line="360" w:lineRule="auto"/>
+              <w:ind w:left="0"/>
+              <w:jc w:val="both"/>
+            </w:pPr>
+            <w:r>
+              <w:t xml:space="preserve">Cuenta con </w:t>
+            </w:r>
+            <w:r>
+              <w:t>lámparas de emergencia</w:t>
+            </w:r>
+            <w:r>
+              <w:t xml:space="preserve"> de acuerdo con norma y área de riesgo se encuentran vigentes, se </w:t>
+            </w:r>
+            <w:r>
+              <w:t>recomienda</w:t>
+            </w:r>
+            <w:r>
+              <w:t xml:space="preserve"> </w:t>
+            </w:r>
+            <w:r>
+              <w:t xml:space="preserve">dar seguimiento al</w:t>
+            </w:r>
+            <w:r>
+              <w:t xml:space="preserve"> programa de mantenimiento anual.</w:t>
+            </w:r>
+          </w:p>
+        </w:tc>
+        <w:tc>
+          <w:tcPr>
+            <w:tcW w:w="4414" w:type="dxa"/>
+            <w:vAlign w:val="center"/>
+          </w:tcPr>
+          <w:p>
+            <w:pPr>
+              <w:pStyle w:val="Prrafodelista"/>
+              <w:spacing w:line="360" w:lineRule="auto"/>
+              <w:ind w:left="0"/>
+              <w:jc w:val="center"/>
+              <w:rPr>
+                <w:rFonts w:cstheme="minorHAnsi"/>
+                <w:color w:val="000000" w:themeColor="text1"/>
+              </w:rPr>
+            </w:pPr>
+            <w:r>
+              <w:rPr>
+                <w:rFonts w:cstheme="minorHAnsi"/>
+                <w:color w:val="000000" w:themeColor="text1"/>
+              </w:rPr>
+              <w:t xml:space="preserve"/>
+            </w:r>
+          </w:p>
+        </w:tc>
+      </w:tr>
+    </w:tbl>
+    <w:p/>
+    <w:p>
+      <w:r>
+        <w:br w:type="page"/>
+      </w:r>
+    </w:p>
+    <w:tbl>
+      <w:tblPr>
+        <w:tblStyle w:val="Tablaconcuadrcula"/>
+        <w:tblW w:w="0" w:type="auto"/>
+        <w:tblBorders>
+          <w:top w:val="none" w:sz="0" w:space="0" w:color="auto"/>
+          <w:left w:val="none" w:sz="0" w:space="0" w:color="auto"/>
+          <w:bottom w:val="none" w:sz="0" w:space="0" w:color="auto"/>
+          <w:right w:val="none" w:sz="0" w:space="0" w:color="auto"/>
+          <w:insideH w:val="none" w:sz="0" w:space="0" w:color="auto"/>
+          <w:insideV w:val="none" w:sz="0" w:space="0" w:color="auto"/>
+        </w:tblBorders>
+        <w:tblLook w:val="04A0" w:firstRow="1" w:lastRow="0" w:firstColumn="1" w:lastColumn="0" w:noHBand="0" w:noVBand="1"/>
+      </w:tblPr>
+      <w:tblGrid>
+        <w:gridCol w:w="4414"/>
+        <w:gridCol w:w="4414"/>
+      </w:tblGrid>
+      <w:tr>
+        <w:trPr>
+          <w:trHeight w:val="3288"/>
+        </w:trPr>
+        <w:tc>
+          <w:tcPr>
+            <w:tcW w:w="4414" w:type="dxa"/>
+            <w:vAlign w:val="center"/>
+          </w:tcPr>
+          <w:p>
+            <w:pPr>
+              <w:pStyle w:val="Prrafodelista"/>
+              <w:spacing w:line="360" w:lineRule="auto"/>
+              <w:ind w:left="0"/>
+              <w:jc w:val="both"/>
+              <w:rPr>
+                <w:rFonts w:cstheme="minorHAnsi"/>
+                <w:color w:val="000000" w:themeColor="text1"/>
+              </w:rPr>
+            </w:pPr>
+            <w:r>
+              <w:rPr>
+                <w:rFonts w:cstheme="minorHAnsi"/>
+                <w:color w:val="000000" w:themeColor="text1"/>
+              </w:rPr>
+              <w:lastRenderedPageBreak/>
+              <w:t>Ventanas se desconoce característica de intemperización de cristalería, los tramos de herrería se encuentran pintados sin presentar corrosión, incluido en programa de revisión en sujeciones y uniones para evitar piezas en mal estado que condicionen accidente laboral.</w:t>
+            </w:r>
+          </w:p>
+        </w:tc>
+        <w:tc>
+          <w:tcPr>
+            <w:tcW w:w="4414" w:type="dxa"/>
+            <w:vAlign w:val="center"/>
+          </w:tcPr>
+          <w:p>
+            <w:pPr>
+              <w:pStyle w:val="Prrafodelista"/>
+              <w:spacing w:line="360" w:lineRule="auto"/>
+              <w:ind w:left="0"/>
+              <w:jc w:val="center"/>
+              <w:rPr>
+                <w:rFonts w:cstheme="minorHAnsi"/>
+                <w:color w:val="000000" w:themeColor="text1"/>
+              </w:rPr>
+            </w:pPr>
+            <w:r>
+              <w:rPr>
+                <w:rFonts w:cstheme="minorHAnsi"/>
+                <w:color w:val="000000" w:themeColor="text1"/>
+              </w:rPr>
+              <w:t xml:space="preserve"/>
+            </w:r>
+          </w:p>
+        </w:tc>
+      </w:tr>
+      <w:tr>
+        <w:trPr>
+          <w:trHeight w:val="20"/>
+        </w:trPr>
+        <w:tc>
+          <w:tcPr>
+            <w:tcW w:w="4414" w:type="dxa"/>
+            <w:vAlign w:val="center"/>
+          </w:tcPr>
+          <w:p>
+            <w:pPr>
+              <w:pStyle w:val="Prrafodelista"/>
+              <w:ind w:left="0"/>
+              <w:jc w:val="both"/>
+              <w:rPr>
+                <w:rFonts w:cstheme="minorHAnsi"/>
+                <w:color w:val="000000" w:themeColor="text1"/>
+                <w:sz w:val="20"/>
+                <w:szCs w:val="20"/>
+              </w:rPr>
+            </w:pPr>
+          </w:p>
+        </w:tc>
+        <w:tc>
+          <w:tcPr>
+            <w:tcW w:w="4414" w:type="dxa"/>
+            <w:vAlign w:val="center"/>
+          </w:tcPr>
+          <w:p>
+            <w:pPr>
+              <w:pStyle w:val="Prrafodelista"/>
+              <w:ind w:left="0"/>
+              <w:jc w:val="center"/>
+              <w:rPr>
+                <w:rFonts w:cstheme="minorHAnsi"/>
+                <w:color w:val="000000" w:themeColor="text1"/>
+              </w:rPr>
+            </w:pPr>
+          </w:p>
+        </w:tc>
+      </w:tr>
+      <w:tr>
+        <w:trPr>
+          <w:trHeight w:val="3288"/>
+        </w:trPr>
+        <w:tc>
+          <w:tcPr>
+            <w:tcW w:w="4414" w:type="dxa"/>
+            <w:vAlign w:val="center"/>
+          </w:tcPr>
+          <w:p>
+            <w:pPr>
+              <w:pStyle w:val="Prrafodelista"/>
+              <w:spacing w:line="360" w:lineRule="auto"/>
+              <w:ind w:left="0"/>
+              <w:jc w:val="both"/>
+              <w:rPr>
+                <w:rFonts w:cstheme="minorHAnsi"/>
+                <w:color w:val="000000" w:themeColor="text1"/>
+              </w:rPr>
+            </w:pPr>
+            <w:r>
+              <w:rPr>
+                <w:rFonts w:cstheme="minorHAnsi"/>
+                <w:color w:val="000000" w:themeColor="text1"/>
+              </w:rPr>
+              <w:t>En las áreas de trabajo donde se almacenan sustancias químicas peligrosas, las instalaciones y cimentaciones deben ser de materiales resistentes al fuego.</w:t>
+            </w:r>
+          </w:p>
+        </w:tc>
+        <w:tc>
+          <w:tcPr>
+            <w:tcW w:w="4414" w:type="dxa"/>
+            <w:vAlign w:val="center"/>
+          </w:tcPr>
+          <w:p>
+            <w:pPr>
+              <w:pStyle w:val="Prrafodelista"/>
+              <w:spacing w:line="360" w:lineRule="auto"/>
+              <w:ind w:left="0"/>
+              <w:jc w:val="center"/>
+              <w:rPr>
+                <w:rFonts w:cstheme="minorHAnsi"/>
+                <w:color w:val="000000" w:themeColor="text1"/>
+              </w:rPr>
+            </w:pPr>
+            <w:r>
+              <w:rPr>
+                <w:rFonts w:cstheme="minorHAnsi"/>
+                <w:color w:val="000000" w:themeColor="text1"/>
+              </w:rPr>
+              <w:t xml:space="preserve"/>
+            </w:r>
+          </w:p>
+        </w:tc>
+      </w:tr>
+      <w:tr>
+        <w:tc>
+          <w:tcPr>
+            <w:tcW w:w="4414" w:type="dxa"/>
+            <w:vAlign w:val="center"/>
+          </w:tcPr>
+          <w:p>
+            <w:pPr>
+              <w:pStyle w:val="Prrafodelista"/>
+              <w:ind w:left="0"/>
+              <w:jc w:val="both"/>
+              <w:rPr>
+                <w:sz w:val="20"/>
+                <w:szCs w:val="20"/>
+              </w:rPr>
+            </w:pPr>
+          </w:p>
+        </w:tc>
+        <w:tc>
+          <w:tcPr>
+            <w:tcW w:w="4414" w:type="dxa"/>
+            <w:vAlign w:val="center"/>
+          </w:tcPr>
+          <w:p>
+            <w:pPr>
+              <w:pStyle w:val="Prrafodelista"/>
+              <w:ind w:left="0"/>
+              <w:jc w:val="center"/>
+              <w:rPr>
+                <w:sz w:val="20"/>
+                <w:szCs w:val="20"/>
+              </w:rPr>
+            </w:pPr>
+          </w:p>
+        </w:tc>
+      </w:tr>
+      <w:tr>
+        <w:trPr>
+          <w:trHeight w:val="3288"/>
+        </w:trPr>
+        <w:tc>
+          <w:tcPr>
+            <w:tcW w:w="4414" w:type="dxa"/>
+            <w:vAlign w:val="center"/>
+          </w:tcPr>
+          <w:p>
+            <w:pPr>
+              <w:pStyle w:val="Prrafodelista"/>
+              <w:spacing w:line="360" w:lineRule="auto"/>
+              <w:ind w:left="0"/>
+              <w:jc w:val="both"/>
+            </w:pPr>
+            <w:r>
+              <w:rPr>
+                <w:rFonts w:cstheme="minorHAnsi"/>
+                <w:color w:val="000000" w:themeColor="text1"/>
+              </w:rPr>
+              <w:t>Las vías de evacuación, tanto verticales y horizontales se encuentran calculadas para una correcta evacuación de la sucursal, debe mencionarse que deben permanecer libres de obstáculos permanentemente, aún en áreas de ingreso egreso en tiempo menor o provisional en el tramo de ingreso.</w:t>
+            </w:r>
+          </w:p>
+        </w:tc>
+        <w:tc>
+          <w:tcPr>
+            <w:tcW w:w="4414" w:type="dxa"/>
+            <w:vAlign w:val="center"/>
+          </w:tcPr>
+          <w:p>
+            <w:pPr>
+              <w:pStyle w:val="Prrafodelista"/>
+              <w:spacing w:line="360" w:lineRule="auto"/>
+              <w:ind w:left="0"/>
+              <w:jc w:val="center"/>
+              <w:rPr>
+                <w:rFonts w:cstheme="minorHAnsi"/>
+                <w:color w:val="000000" w:themeColor="text1"/>
+              </w:rPr>
+            </w:pPr>
+            <w:r>
+              <w:rPr>
+                <w:rFonts w:cstheme="minorHAnsi"/>
+                <w:color w:val="000000" w:themeColor="text1"/>
+              </w:rPr>
+              <w:t xml:space="preserve"/>
+            </w:r>
+          </w:p>
+        </w:tc>
+      </w:tr>
+    </w:tbl>
+    <w:p>
+      <w:pPr>
+        <w:rPr>
+          <w:rFonts w:ascii="Arial" w:hAnsi="Arial" w:cs="Arial"/>
+          <w:b/>
+          <w:i/>
+          <w:iCs/>
+          <w:color w:val="000000"/>
+        </w:rPr>
+      </w:pPr>
+      <w:r>
+        <w:rPr>
+          <w:rFonts w:ascii="Arial" w:hAnsi="Arial" w:cs="Arial"/>
+          <w:b/>
+          <w:i/>
+          <w:iCs/>
+          <w:color w:val="000000"/>
         </w:rPr>
         <w:br w:type="page"/>
       </w:r>
@@ -624,59 +2090,59 @@
         <w:tblLook w:val="04A0" w:firstRow="1" w:lastRow="0" w:firstColumn="1" w:lastColumn="0" w:noHBand="0" w:noVBand="1"/>
       </w:tblPr>
       <w:tblGrid>
-        <w:gridCol w:w="5754"/>
-        <w:gridCol w:w="3074"/>
+        <w:gridCol w:w="4414"/>
+        <w:gridCol w:w="4414"/>
       </w:tblGrid>
       <w:tr>
         <w:trPr>
-          <w:trHeight w:val="3685"/>
+          <w:trHeight w:val="3288"/>
         </w:trPr>
         <w:tc>
           <w:tcPr>
-            <w:tcW w:w="5754" w:type="dxa"/>
+            <w:tcW w:w="4414" w:type="dxa"/>
             <w:vAlign w:val="center"/>
           </w:tcPr>
           <w:p>
             <w:pPr>
+              <w:pStyle w:val="Prrafodelista"/>
+              <w:spacing w:line="360" w:lineRule="auto"/>
+              <w:ind w:left="0"/>
               <w:jc w:val="both"/>
               <w:rPr>
-                <w:rFonts w:ascii="Arial" w:hAnsi="Arial" w:cs="Arial"/>
-                <w:b/>
-                <w:bCs/>
+                <w:rFonts w:cstheme="minorHAnsi"/>
+                <w:color w:val="000000" w:themeColor="text1"/>
               </w:rPr>
             </w:pPr>
             <w:r>
               <w:rPr>
-                <w:rFonts w:ascii="Arial" w:hAnsi="Arial" w:cs="Arial"/>
-                <w:bCs/>
+                <w:rFonts w:cstheme="minorHAnsi"/>
+                <w:color w:val="000000" w:themeColor="text1"/>
               </w:rPr>
               <w:lastRenderedPageBreak/>
-              <w:t>Los sanitarios se encuentran higiénicos y sanitizados, con medidas acorde a la población usuarios. Evitar el transvase en productos de limpieza y preferentemente utilizar sustancias menos peligrosas para la salud durante su aseo</w:t>
-            </w:r>
-            <w:r>
-              <w:rPr>
-                <w:rFonts w:ascii="Arial" w:hAnsi="Arial" w:cs="Arial"/>
-                <w:bCs/>
-              </w:rPr>
-              <w:t>.</w:t>
+              <w:t>El compresor de aire para gasolinera es un mecanismo que tiene la función de recoger el aire (o gas), retenerlo, oprimirlo, guardarlo en su interior, en un depósito, y usarlo como corriente para otras herramientas neumáticas. Siempre use protección para los ojos y oídos cuando su compresor de aire esté operando. El ruido de un compresor de aire puede causar serios daños auditivos.</w:t>
             </w:r>
           </w:p>
         </w:tc>
         <w:tc>
           <w:tcPr>
-            <w:tcW w:w="3074" w:type="dxa"/>
+            <w:tcW w:w="4414" w:type="dxa"/>
             <w:vAlign w:val="center"/>
           </w:tcPr>
           <w:p>
             <w:pPr>
+              <w:pStyle w:val="Prrafodelista"/>
+              <w:spacing w:line="360" w:lineRule="auto"/>
+              <w:ind w:left="0"/>
               <w:jc w:val="center"/>
               <w:rPr>
-                <w:rFonts w:ascii="Arial" w:hAnsi="Arial" w:cs="Arial"/>
+                <w:rFonts w:cstheme="minorHAnsi"/>
+                <w:color w:val="000000" w:themeColor="text1"/>
               </w:rPr>
             </w:pPr>
             <w:r>
               <w:rPr>
-                <w:rFonts w:ascii="Arial" w:hAnsi="Arial" w:cs="Arial"/>
+                <w:rFonts w:cstheme="minorHAnsi"/>
+                <w:color w:val="000000" w:themeColor="text1"/>
               </w:rPr>
               <w:t xml:space="preserve"/>
             </w:r>
@@ -685,101 +2151,199 @@
       </w:tr>
       <w:tr>
         <w:trPr>
-          <w:trHeight w:val="3685"/>
+          <w:trHeight w:val="20"/>
         </w:trPr>
         <w:tc>
           <w:tcPr>
-            <w:tcW w:w="5754" w:type="dxa"/>
+            <w:tcW w:w="4414" w:type="dxa"/>
             <w:vAlign w:val="center"/>
           </w:tcPr>
           <w:p>
             <w:pPr>
+              <w:pStyle w:val="Prrafodelista"/>
+              <w:ind w:left="0"/>
               <w:jc w:val="both"/>
               <w:rPr>
-                <w:rFonts w:ascii="Arial" w:hAnsi="Arial" w:cs="Arial"/>
-                <w:b/>
-                <w:bCs/>
+                <w:rFonts w:cstheme="minorHAnsi"/>
+                <w:color w:val="000000" w:themeColor="text1"/>
+                <w:sz w:val="20"/>
+                <w:szCs w:val="20"/>
               </w:rPr>
             </w:pPr>
-            <w:r>
-              <w:rPr>
-                <w:rFonts w:ascii="Arial" w:hAnsi="Arial" w:cs="Arial"/>
-                <w:bCs/>
-              </w:rPr>
-              <w:t>El compresor de aire para gasolinera es un mecanismo que tiene la función de recoger el aire (o gas), retenerlo, oprimirlo, guardarlo en su interior, en un depósito, y usarlo como corriente para otras herramientas neumáticas. Siempre use protección para los ojos y oídos cuando su compresor de aire esté operando. El ruido de un compresor de aire puede causar serios daños auditivos.</w:t>
-            </w:r>
           </w:p>
         </w:tc>
         <w:tc>
           <w:tcPr>
-            <w:tcW w:w="3074" w:type="dxa"/>
+            <w:tcW w:w="4414" w:type="dxa"/>
             <w:vAlign w:val="center"/>
           </w:tcPr>
           <w:p>
             <w:pPr>
+              <w:pStyle w:val="Prrafodelista"/>
+              <w:ind w:left="0"/>
               <w:jc w:val="center"/>
               <w:rPr>
-                <w:rFonts w:ascii="Arial" w:hAnsi="Arial" w:cs="Arial"/>
+                <w:rFonts w:cstheme="minorHAnsi"/>
+                <w:color w:val="000000" w:themeColor="text1"/>
               </w:rPr>
             </w:pPr>
-            <w:r>
-              <w:rPr>
-                <w:rFonts w:ascii="Arial" w:hAnsi="Arial" w:cs="Arial"/>
-              </w:rPr>
-              <w:t xml:space="preserve"/>
-            </w:r>
           </w:p>
         </w:tc>
       </w:tr>
       <w:tr>
         <w:trPr>
-          <w:trHeight w:val="3685"/>
+          <w:trHeight w:val="3288"/>
         </w:trPr>
         <w:tc>
           <w:tcPr>
-            <w:tcW w:w="5754" w:type="dxa"/>
+            <w:tcW w:w="4414" w:type="dxa"/>
             <w:vAlign w:val="center"/>
           </w:tcPr>
           <w:p>
             <w:pPr>
+              <w:pStyle w:val="Prrafodelista"/>
+              <w:spacing w:line="360" w:lineRule="auto"/>
+              <w:ind w:left="0"/>
               <w:jc w:val="both"/>
               <w:rPr>
-                <w:rFonts w:ascii="Arial" w:hAnsi="Arial" w:cs="Arial"/>
-                <w:b/>
-                <w:bCs/>
+                <w:rFonts w:cstheme="minorHAnsi"/>
+                <w:color w:val="000000" w:themeColor="text1"/>
               </w:rPr>
             </w:pPr>
             <w:r>
               <w:rPr>
-                <w:rFonts w:ascii="Arial" w:hAnsi="Arial" w:cs="Arial"/>
-                <w:bCs/>
-              </w:rPr>
-              <w:t>Botiquín cuenta con material de curación y con bitácora de mantenimiento a cargo de la brigada de Primeros auxilios indicación actual</w:t>
-            </w:r>
-            <w:r>
-              <w:rPr>
-                <w:rFonts w:ascii="Arial" w:hAnsi="Arial" w:cs="Arial"/>
-                <w:bCs/>
-              </w:rPr>
-              <w:t>.</w:t>
+                <w:rFonts w:cstheme="minorHAnsi"/>
+                <w:color w:val="000000" w:themeColor="text1"/>
+              </w:rPr>
+              <w:t xml:space="preserve">Cuenta con  tanques de almacenamiento para Gasolina de , ,  litros cada uno.</w:t>
             </w:r>
           </w:p>
         </w:tc>
         <w:tc>
           <w:tcPr>
-            <w:tcW w:w="3074" w:type="dxa"/>
+            <w:tcW w:w="4414" w:type="dxa"/>
             <w:vAlign w:val="center"/>
           </w:tcPr>
           <w:p>
             <w:pPr>
+              <w:pStyle w:val="Prrafodelista"/>
+              <w:spacing w:line="360" w:lineRule="auto"/>
+              <w:ind w:left="0"/>
               <w:jc w:val="center"/>
               <w:rPr>
-                <w:rFonts w:ascii="Arial" w:hAnsi="Arial" w:cs="Arial"/>
+                <w:rFonts w:cstheme="minorHAnsi"/>
+                <w:color w:val="000000" w:themeColor="text1"/>
               </w:rPr>
             </w:pPr>
             <w:r>
               <w:rPr>
-                <w:rFonts w:ascii="Arial" w:hAnsi="Arial" w:cs="Arial"/>
+                <w:rFonts w:cstheme="minorHAnsi"/>
+                <w:color w:val="000000" w:themeColor="text1"/>
+              </w:rPr>
+              <w:t xml:space="preserve"/>
+            </w:r>
+          </w:p>
+        </w:tc>
+      </w:tr>
+      <w:tr>
+        <w:tc>
+          <w:tcPr>
+            <w:tcW w:w="4414" w:type="dxa"/>
+            <w:vAlign w:val="center"/>
+          </w:tcPr>
+          <w:p>
+            <w:pPr>
+              <w:pStyle w:val="Prrafodelista"/>
+              <w:ind w:left="0"/>
+              <w:jc w:val="both"/>
+              <w:rPr>
+                <w:sz w:val="20"/>
+                <w:szCs w:val="20"/>
+              </w:rPr>
+            </w:pPr>
+          </w:p>
+        </w:tc>
+        <w:tc>
+          <w:tcPr>
+            <w:tcW w:w="4414" w:type="dxa"/>
+            <w:vAlign w:val="center"/>
+          </w:tcPr>
+          <w:p>
+            <w:pPr>
+              <w:pStyle w:val="Prrafodelista"/>
+              <w:ind w:left="0"/>
+              <w:jc w:val="center"/>
+              <w:rPr>
+                <w:sz w:val="20"/>
+                <w:szCs w:val="20"/>
+              </w:rPr>
+            </w:pPr>
+          </w:p>
+        </w:tc>
+      </w:tr>
+      <w:tr>
+        <w:trPr>
+          <w:trHeight w:val="3288"/>
+        </w:trPr>
+        <w:tc>
+          <w:tcPr>
+            <w:tcW w:w="4414" w:type="dxa"/>
+            <w:vAlign w:val="center"/>
+          </w:tcPr>
+          <w:p>
+            <w:pPr>
+              <w:pStyle w:val="Prrafodelista"/>
+              <w:spacing w:line="360" w:lineRule="auto"/>
+              <w:ind w:left="0"/>
+              <w:jc w:val="both"/>
+              <w:rPr>
+                <w:rFonts w:cstheme="minorHAnsi"/>
+                <w:color w:val="000000" w:themeColor="text1"/>
+              </w:rPr>
+            </w:pPr>
+            <w:r>
+              <w:rPr>
+                <w:rFonts w:cstheme="minorHAnsi"/>
+                <w:color w:val="000000" w:themeColor="text1"/>
+              </w:rPr>
+              <w:t>Paros de emergencia</w:t>
+            </w:r>
+            <w:r>
+              <w:rPr>
+                <w:rFonts w:cstheme="minorHAnsi"/>
+                <w:color w:val="000000" w:themeColor="text1"/>
+              </w:rPr>
+              <w:t xml:space="preserve">. </w:t>
+            </w:r>
+            <w:r>
+              <w:rPr>
+                <w:rFonts w:cstheme="minorHAnsi"/>
+                <w:color w:val="000000" w:themeColor="text1"/>
+              </w:rPr>
+              <w:t xml:space="preserve">Según la norma EN ISO 13850, la función de parada de emergencia sirve para prevenir situaciones que puedan poner en peligro a las personas, para evitar daños en la máquina o en trabajos en curso o para minimizar los riesgos ya existentes, y ha de activarse con una sola maniobra de una persona, la estación cuenta con  paros de emergencia distribuidos en el inmueble.</w:t>
+            </w:r>
+          </w:p>
+        </w:tc>
+        <w:tc>
+          <w:tcPr>
+            <w:tcW w:w="4414" w:type="dxa"/>
+            <w:vAlign w:val="center"/>
+          </w:tcPr>
+          <w:p>
+            <w:pPr>
+              <w:pStyle w:val="Prrafodelista"/>
+              <w:spacing w:line="360" w:lineRule="auto"/>
+              <w:ind w:left="0"/>
+              <w:jc w:val="center"/>
+              <w:rPr>
+                <w:rFonts w:cstheme="minorHAnsi"/>
+                <w:color w:val="000000" w:themeColor="text1"/>
+              </w:rPr>
+            </w:pPr>
+            <w:r>
+              <w:rPr>
+                <w:rFonts w:cstheme="minorHAnsi"/>
+                <w:color w:val="000000" w:themeColor="text1"/>
               </w:rPr>
               <w:t xml:space="preserve"/>
             </w:r>
@@ -790,16 +2354,20 @@
     <w:p>
       <w:pPr>
         <w:rPr>
-          <w:rFonts w:ascii="Arial" w:eastAsia="Calibri" w:hAnsi="Arial" w:cs="Times New Roman"/>
+          <w:rFonts w:ascii="Arial" w:hAnsi="Arial" w:cs="Arial"/>
           <w:b/>
-          <w:bCs/>
-          <w:color w:val="000000" w:themeColor="text1"/>
-          <w:szCs w:val="28"/>
+          <w:i/>
+          <w:iCs/>
+          <w:color w:val="000000"/>
         </w:rPr>
       </w:pPr>
       <w:r>
         <w:rPr>
-          <w:rFonts w:eastAsia="Calibri"/>
+          <w:rFonts w:ascii="Arial" w:hAnsi="Arial" w:cs="Arial"/>
+          <w:b/>
+          <w:i/>
+          <w:iCs/>
+          <w:color w:val="000000"/>
         </w:rPr>
         <w:br w:type="page"/>
       </w:r>
@@ -819,59 +2387,59 @@
         <w:tblLook w:val="04A0" w:firstRow="1" w:lastRow="0" w:firstColumn="1" w:lastColumn="0" w:noHBand="0" w:noVBand="1"/>
       </w:tblPr>
       <w:tblGrid>
-        <w:gridCol w:w="5754"/>
-        <w:gridCol w:w="3074"/>
+        <w:gridCol w:w="4414"/>
+        <w:gridCol w:w="4414"/>
       </w:tblGrid>
       <w:tr>
         <w:trPr>
-          <w:trHeight w:val="3685"/>
+          <w:trHeight w:val="3288"/>
         </w:trPr>
         <w:tc>
           <w:tcPr>
-            <w:tcW w:w="5754" w:type="dxa"/>
+            <w:tcW w:w="4414" w:type="dxa"/>
             <w:vAlign w:val="center"/>
           </w:tcPr>
           <w:p>
             <w:pPr>
+              <w:pStyle w:val="Prrafodelista"/>
+              <w:spacing w:line="360" w:lineRule="auto"/>
+              <w:ind w:left="0"/>
               <w:jc w:val="both"/>
               <w:rPr>
-                <w:rFonts w:ascii="Arial" w:hAnsi="Arial" w:cs="Arial"/>
-                <w:b/>
-                <w:bCs/>
+                <w:rFonts w:cstheme="minorHAnsi"/>
+                <w:color w:val="000000" w:themeColor="text1"/>
               </w:rPr>
             </w:pPr>
             <w:r>
               <w:rPr>
-                <w:rFonts w:ascii="Arial" w:hAnsi="Arial" w:cs="Arial"/>
-                <w:bCs/>
+                <w:rFonts w:cstheme="minorHAnsi"/>
+                <w:color w:val="000000" w:themeColor="text1"/>
               </w:rPr>
               <w:lastRenderedPageBreak/>
-              <w:t>Cuenta con sistema de alertamiento en caso de contingencia, uso en caso de incendio, mismo que está identificado para beneficio de empleados y usuarios</w:t>
-            </w:r>
-            <w:r>
-              <w:rPr>
-                <w:rFonts w:ascii="Arial" w:hAnsi="Arial" w:cs="Arial"/>
-                <w:bCs/>
-              </w:rPr>
-              <w:t>.</w:t>
+              <w:t>El site se encuentra restringido en su acceso, limpio de almacenaje de combustibles sólidos y otros, con detector de humo vigente, toda la instalación eléctrica bajo resguardo tubo conduit, señalizado en sus tableros de control, con sistema de ventilación adecuado.</w:t>
             </w:r>
           </w:p>
         </w:tc>
         <w:tc>
           <w:tcPr>
-            <w:tcW w:w="3074" w:type="dxa"/>
+            <w:tcW w:w="4414" w:type="dxa"/>
             <w:vAlign w:val="center"/>
           </w:tcPr>
           <w:p>
             <w:pPr>
+              <w:pStyle w:val="Prrafodelista"/>
+              <w:spacing w:line="360" w:lineRule="auto"/>
+              <w:ind w:left="0"/>
               <w:jc w:val="center"/>
               <w:rPr>
-                <w:rFonts w:ascii="Arial" w:hAnsi="Arial" w:cs="Arial"/>
+                <w:rFonts w:cstheme="minorHAnsi"/>
+                <w:color w:val="000000" w:themeColor="text1"/>
               </w:rPr>
             </w:pPr>
             <w:r>
               <w:rPr>
-                <w:rFonts w:ascii="Arial" w:hAnsi="Arial" w:cs="Arial"/>
+                <w:rFonts w:cstheme="minorHAnsi"/>
+                <w:color w:val="000000" w:themeColor="text1"/>
               </w:rPr>
               <w:t xml:space="preserve"/>
             </w:r>
@@ -880,185 +2448,133 @@
       </w:tr>
       <w:tr>
         <w:trPr>
-          <w:trHeight w:val="3685"/>
+          <w:trHeight w:val="20"/>
         </w:trPr>
         <w:tc>
           <w:tcPr>
-            <w:tcW w:w="5754" w:type="dxa"/>
+            <w:tcW w:w="4414" w:type="dxa"/>
             <w:vAlign w:val="center"/>
           </w:tcPr>
           <w:p>
             <w:pPr>
+              <w:pStyle w:val="Prrafodelista"/>
+              <w:ind w:left="0"/>
               <w:jc w:val="both"/>
               <w:rPr>
-                <w:rFonts w:ascii="Arial" w:hAnsi="Arial" w:cs="Arial"/>
-                <w:b/>
-                <w:bCs/>
+                <w:rFonts w:cstheme="minorHAnsi"/>
+                <w:color w:val="000000" w:themeColor="text1"/>
+                <w:sz w:val="20"/>
+                <w:szCs w:val="20"/>
               </w:rPr>
             </w:pPr>
-            <w:r>
-              <w:rPr>
-                <w:rFonts w:ascii="Arial" w:hAnsi="Arial" w:cs="Arial"/>
-                <w:bCs/>
-              </w:rPr>
-              <w:t>En las áreas de trabajo donde se almacenan sustancias químicas peligrosas, las instalaciones y cimentaciones deben ser de materiales resistentes al fuego</w:t>
-            </w:r>
-            <w:r>
-              <w:rPr>
-                <w:rFonts w:ascii="Arial" w:hAnsi="Arial" w:cs="Arial"/>
-                <w:bCs/>
-              </w:rPr>
-              <w:t>.</w:t>
-            </w:r>
           </w:p>
         </w:tc>
         <w:tc>
           <w:tcPr>
-            <w:tcW w:w="3074" w:type="dxa"/>
+            <w:tcW w:w="4414" w:type="dxa"/>
             <w:vAlign w:val="center"/>
           </w:tcPr>
           <w:p>
             <w:pPr>
+              <w:pStyle w:val="Prrafodelista"/>
+              <w:ind w:left="0"/>
               <w:jc w:val="center"/>
               <w:rPr>
-                <w:rFonts w:ascii="Arial" w:hAnsi="Arial" w:cs="Arial"/>
+                <w:rFonts w:cstheme="minorHAnsi"/>
+                <w:color w:val="000000" w:themeColor="text1"/>
               </w:rPr>
             </w:pPr>
-            <w:r>
-              <w:rPr>
-                <w:rFonts w:ascii="Arial" w:hAnsi="Arial" w:cs="Arial"/>
-              </w:rPr>
-              <w:t xml:space="preserve"/>
-            </w:r>
           </w:p>
         </w:tc>
       </w:tr>
       <w:tr>
         <w:trPr>
-          <w:trHeight w:val="3685"/>
+          <w:trHeight w:val="3288"/>
         </w:trPr>
         <w:tc>
           <w:tcPr>
-            <w:tcW w:w="5754" w:type="dxa"/>
+            <w:tcW w:w="4414" w:type="dxa"/>
             <w:vAlign w:val="center"/>
           </w:tcPr>
           <w:p>
             <w:pPr>
+              <w:pStyle w:val="Prrafodelista"/>
+              <w:spacing w:line="360" w:lineRule="auto"/>
+              <w:ind w:left="0"/>
               <w:jc w:val="both"/>
               <w:rPr>
-                <w:rFonts w:ascii="Arial" w:hAnsi="Arial" w:cs="Arial"/>
-                <w:b/>
-                <w:bCs/>
+                <w:rFonts w:cstheme="minorHAnsi"/>
+                <w:color w:val="000000" w:themeColor="text1"/>
               </w:rPr>
             </w:pPr>
             <w:r>
               <w:rPr>
-                <w:rFonts w:ascii="Arial" w:hAnsi="Arial" w:cs="Arial"/>
-                <w:bCs/>
-              </w:rPr>
-              <w:t xml:space="preserve">Cuenta con </w:t>
-            </w:r>
-            <w:r>
-              <w:rPr>
-                <w:rFonts w:ascii="Arial" w:hAnsi="Arial" w:cs="Arial"/>
-                <w:bCs/>
-                <w:noProof/>
-              </w:rPr>
-              <w:t xml:space="preserve"/>
-            </w:r>
-            <w:r>
-              <w:rPr>
-                <w:rFonts w:ascii="Arial" w:hAnsi="Arial" w:cs="Arial"/>
-                <w:bCs/>
-              </w:rPr>
-              <w:t xml:space="preserve"> tanques de almacenamiento para</w:t>
-            </w:r>
-            <w:r>
-              <w:rPr>
-                <w:rFonts w:ascii="Arial" w:hAnsi="Arial" w:cs="Arial"/>
-                <w:bCs/>
-              </w:rPr>
-              <w:t xml:space="preserve"> </w:t>
-            </w:r>
-            <w:r>
-              <w:rPr>
-                <w:rFonts w:ascii="Arial" w:hAnsi="Arial" w:cs="Arial"/>
-                <w:bCs/>
-              </w:rPr>
-              <w:t xml:space="preserve">Gasolina de </w:t>
-            </w:r>
-            <w:r>
-              <w:rPr>
-                <w:rFonts w:ascii="Arial" w:hAnsi="Arial" w:cs="Arial"/>
-                <w:bCs/>
-                <w:noProof/>
-              </w:rPr>
-              <w:t xml:space="preserve"/>
-            </w:r>
-            <w:r>
-              <w:rPr>
-                <w:rFonts w:ascii="Arial" w:hAnsi="Arial" w:cs="Arial"/>
-                <w:bCs/>
-              </w:rPr>
-              <w:t xml:space="preserve">, </w:t>
-            </w:r>
-            <w:r>
-              <w:rPr>
-                <w:rFonts w:ascii="Arial" w:hAnsi="Arial" w:cs="Arial"/>
-                <w:bCs/>
-                <w:noProof/>
-              </w:rPr>
-              <w:t xml:space="preserve"/>
-            </w:r>
-            <w:r>
-              <w:rPr>
-                <w:rFonts w:ascii="Arial" w:hAnsi="Arial" w:cs="Arial"/>
-                <w:bCs/>
-              </w:rPr>
-              <w:t xml:space="preserve">, </w:t>
-            </w:r>
-            <w:r>
-              <w:rPr>
-                <w:rFonts w:ascii="Arial" w:hAnsi="Arial" w:cs="Arial"/>
-                <w:bCs/>
-                <w:noProof/>
-              </w:rPr>
-              <w:t xml:space="preserve"/>
-            </w:r>
-            <w:r>
-              <w:rPr>
-                <w:rFonts w:ascii="Arial" w:hAnsi="Arial" w:cs="Arial"/>
-                <w:bCs/>
-              </w:rPr>
-              <w:t xml:space="preserve"> litros cada uno</w:t>
-            </w:r>
-            <w:r>
-              <w:rPr>
-                <w:rFonts w:ascii="Arial" w:hAnsi="Arial" w:cs="Arial"/>
-                <w:bCs/>
-              </w:rPr>
-              <w:t>.</w:t>
+                <w:rFonts w:cstheme="minorHAnsi"/>
+                <w:color w:val="000000" w:themeColor="text1"/>
+              </w:rPr>
+              <w:t>Trampa de grasas se encuentra limpia de residuos dando cumplimiento a la NOM-005-ASEA-2016.</w:t>
             </w:r>
           </w:p>
         </w:tc>
         <w:tc>
           <w:tcPr>
-            <w:tcW w:w="3074" w:type="dxa"/>
+            <w:tcW w:w="4414" w:type="dxa"/>
             <w:vAlign w:val="center"/>
           </w:tcPr>
           <w:p>
             <w:pPr>
+              <w:pStyle w:val="Prrafodelista"/>
+              <w:spacing w:line="360" w:lineRule="auto"/>
+              <w:ind w:left="0"/>
               <w:jc w:val="center"/>
               <w:rPr>
-                <w:rFonts w:ascii="Arial" w:hAnsi="Arial" w:cs="Arial"/>
+                <w:rFonts w:cstheme="minorHAnsi"/>
+                <w:color w:val="000000" w:themeColor="text1"/>
               </w:rPr>
             </w:pPr>
             <w:r>
               <w:rPr>
-                <w:rFonts w:ascii="Arial" w:hAnsi="Arial" w:cs="Arial"/>
+                <w:rFonts w:cstheme="minorHAnsi"/>
+                <w:color w:val="000000" w:themeColor="text1"/>
               </w:rPr>
               <w:t xml:space="preserve"/>
             </w:r>
+          </w:p>
+        </w:tc>
+      </w:tr>
+      <w:tr>
+        <w:tc>
+          <w:tcPr>
+            <w:tcW w:w="4414" w:type="dxa"/>
+            <w:vAlign w:val="center"/>
+          </w:tcPr>
+          <w:p>
+            <w:pPr>
+              <w:pStyle w:val="Prrafodelista"/>
+              <w:ind w:left="0"/>
+              <w:jc w:val="both"/>
+              <w:rPr>
+                <w:sz w:val="20"/>
+                <w:szCs w:val="20"/>
+              </w:rPr>
+            </w:pPr>
+          </w:p>
+        </w:tc>
+        <w:tc>
+          <w:tcPr>
+            <w:tcW w:w="4414" w:type="dxa"/>
+            <w:vAlign w:val="center"/>
+          </w:tcPr>
+          <w:p>
+            <w:pPr>
+              <w:pStyle w:val="Prrafodelista"/>
+              <w:ind w:left="0"/>
+              <w:jc w:val="center"/>
+              <w:rPr>
+                <w:sz w:val="20"/>
+                <w:szCs w:val="20"/>
+              </w:rPr>
+            </w:pPr>
           </w:p>
         </w:tc>
       </w:tr>
@@ -1066,287 +2582,37 @@
     <w:p>
       <w:pPr>
         <w:rPr>
-          <w:rFonts w:ascii="Arial" w:eastAsia="Calibri" w:hAnsi="Arial" w:cs="Times New Roman"/>
+          <w:rFonts w:ascii="Arial" w:hAnsi="Arial" w:cs="Arial"/>
           <w:b/>
-          <w:bCs/>
-          <w:color w:val="000000" w:themeColor="text1"/>
-          <w:szCs w:val="28"/>
+          <w:i/>
+          <w:iCs/>
+          <w:color w:val="000000"/>
         </w:rPr>
       </w:pPr>
       <w:r>
         <w:rPr>
-          <w:rFonts w:eastAsia="Calibri"/>
+          <w:rFonts w:ascii="Arial" w:hAnsi="Arial" w:cs="Arial"/>
+          <w:b/>
+          <w:i/>
+          <w:iCs/>
+          <w:color w:val="000000"/>
         </w:rPr>
         <w:br w:type="page"/>
       </w:r>
     </w:p>
-    <w:tbl>
-      <w:tblPr>
-        <w:tblStyle w:val="Tablaconcuadrcula"/>
-        <w:tblW w:w="0" w:type="auto"/>
-        <w:tblBorders>
-          <w:top w:val="none" w:sz="0" w:space="0" w:color="auto"/>
-          <w:left w:val="none" w:sz="0" w:space="0" w:color="auto"/>
-          <w:bottom w:val="none" w:sz="0" w:space="0" w:color="auto"/>
-          <w:right w:val="none" w:sz="0" w:space="0" w:color="auto"/>
-          <w:insideH w:val="none" w:sz="0" w:space="0" w:color="auto"/>
-          <w:insideV w:val="none" w:sz="0" w:space="0" w:color="auto"/>
-        </w:tblBorders>
-        <w:tblLook w:val="04A0" w:firstRow="1" w:lastRow="0" w:firstColumn="1" w:lastColumn="0" w:noHBand="0" w:noVBand="1"/>
-      </w:tblPr>
-      <w:tblGrid>
-        <w:gridCol w:w="5754"/>
-        <w:gridCol w:w="3074"/>
-      </w:tblGrid>
-      <w:tr>
-        <w:trPr>
-          <w:trHeight w:val="3685"/>
-        </w:trPr>
-        <w:tc>
-          <w:tcPr>
-            <w:tcW w:w="5754" w:type="dxa"/>
-            <w:vAlign w:val="center"/>
-          </w:tcPr>
-          <w:p>
-            <w:pPr>
-              <w:jc w:val="both"/>
-              <w:rPr>
-                <w:rFonts w:ascii="Arial" w:hAnsi="Arial" w:cs="Arial"/>
-                <w:bCs/>
-              </w:rPr>
-            </w:pPr>
-            <w:r>
-              <w:rPr>
-                <w:rFonts w:ascii="Arial" w:hAnsi="Arial" w:cs="Arial"/>
-                <w:bCs/>
-              </w:rPr>
-              <w:lastRenderedPageBreak/>
-              <w:t>Paros de emergencia</w:t>
-            </w:r>
-          </w:p>
-          <w:p>
-            <w:pPr>
-              <w:jc w:val="both"/>
-              <w:rPr>
-                <w:rFonts w:ascii="Arial" w:hAnsi="Arial" w:cs="Arial"/>
-                <w:b/>
-                <w:bCs/>
-              </w:rPr>
-            </w:pPr>
-            <w:r>
-              <w:rPr>
-                <w:rFonts w:ascii="Arial" w:hAnsi="Arial" w:cs="Arial"/>
-                <w:bCs/>
-              </w:rPr>
-              <w:t xml:space="preserve">Según la norma EN ISO 13850, la función de parada de emergencia sirve para prevenir situaciones que puedan poner en peligro a las personas, para evitar daños en la máquina o en trabajos en curso o para minimizar los riesgos ya existentes, y ha de activarse con una sola maniobra de una persona, la estación cuenta con </w:t>
-            </w:r>
-            <w:r>
-              <w:rPr>
-                <w:rFonts w:ascii="Arial" w:hAnsi="Arial" w:cs="Arial"/>
-                <w:bCs/>
-                <w:noProof/>
-              </w:rPr>
-              <w:t xml:space="preserve"/>
-            </w:r>
-            <w:r>
-              <w:rPr>
-                <w:rFonts w:ascii="Arial" w:hAnsi="Arial" w:cs="Arial"/>
-                <w:bCs/>
-              </w:rPr>
-              <w:t xml:space="preserve"> paros de emergencia distribuidos en el inmueble</w:t>
-            </w:r>
-            <w:r>
-              <w:rPr>
-                <w:rFonts w:ascii="Arial" w:hAnsi="Arial" w:cs="Arial"/>
-                <w:bCs/>
-              </w:rPr>
-              <w:t>.</w:t>
-            </w:r>
-          </w:p>
-        </w:tc>
-        <w:tc>
-          <w:tcPr>
-            <w:tcW w:w="3074" w:type="dxa"/>
-            <w:vAlign w:val="center"/>
-          </w:tcPr>
-          <w:p>
-            <w:pPr>
-              <w:jc w:val="center"/>
-              <w:rPr>
-                <w:rFonts w:ascii="Arial" w:hAnsi="Arial" w:cs="Arial"/>
-              </w:rPr>
-            </w:pPr>
-            <w:r>
-              <w:rPr>
-                <w:rFonts w:ascii="Arial" w:hAnsi="Arial" w:cs="Arial"/>
-              </w:rPr>
-              <w:t xml:space="preserve"/>
-            </w:r>
-          </w:p>
-        </w:tc>
-      </w:tr>
-      <w:tr>
-        <w:trPr>
-          <w:trHeight w:val="3685"/>
-        </w:trPr>
-        <w:tc>
-          <w:tcPr>
-            <w:tcW w:w="5754" w:type="dxa"/>
-            <w:vAlign w:val="center"/>
-          </w:tcPr>
-          <w:p>
-            <w:pPr>
-              <w:jc w:val="both"/>
-              <w:rPr>
-                <w:rFonts w:ascii="Arial" w:hAnsi="Arial" w:cs="Arial"/>
-                <w:b/>
-                <w:bCs/>
-              </w:rPr>
-            </w:pPr>
-            <w:r>
-              <w:rPr>
-                <w:rFonts w:ascii="Arial" w:hAnsi="Arial" w:cs="Arial"/>
-                <w:bCs/>
-              </w:rPr>
-              <w:t>Trampa de grasas se encuentra limpia de residuos dando cumplimiento a la NOM-005-ASEA-2016</w:t>
-            </w:r>
-            <w:r>
-              <w:rPr>
-                <w:rFonts w:ascii="Arial" w:hAnsi="Arial" w:cs="Arial"/>
-                <w:bCs/>
-              </w:rPr>
-              <w:t>.</w:t>
-            </w:r>
-          </w:p>
-        </w:tc>
-        <w:tc>
-          <w:tcPr>
-            <w:tcW w:w="3074" w:type="dxa"/>
-            <w:vAlign w:val="center"/>
-          </w:tcPr>
-          <w:p>
-            <w:pPr>
-              <w:jc w:val="center"/>
-              <w:rPr>
-                <w:rFonts w:ascii="Arial" w:hAnsi="Arial" w:cs="Arial"/>
-              </w:rPr>
-            </w:pPr>
-            <w:r>
-              <w:rPr>
-                <w:rFonts w:ascii="Arial" w:hAnsi="Arial" w:cs="Arial"/>
-              </w:rPr>
-              <w:t xml:space="preserve"/>
-            </w:r>
-          </w:p>
-        </w:tc>
-      </w:tr>
-      <w:tr>
-        <w:trPr>
-          <w:trHeight w:val="3685"/>
-        </w:trPr>
-        <w:tc>
-          <w:tcPr>
-            <w:tcW w:w="5754" w:type="dxa"/>
-            <w:vAlign w:val="center"/>
-          </w:tcPr>
-          <w:p>
-            <w:pPr>
-              <w:jc w:val="both"/>
-              <w:rPr>
-                <w:rFonts w:ascii="Arial" w:hAnsi="Arial" w:cs="Arial"/>
-                <w:b/>
-                <w:bCs/>
-              </w:rPr>
-            </w:pPr>
-            <w:r>
-              <w:rPr>
-                <w:rFonts w:ascii="Arial" w:hAnsi="Arial" w:cs="Arial"/>
-                <w:bCs/>
-              </w:rPr>
-              <w:t>SITE</w:t>
-            </w:r>
-            <w:r>
-              <w:rPr>
-                <w:rFonts w:ascii="Arial" w:hAnsi="Arial" w:cs="Arial"/>
-                <w:bCs/>
-              </w:rPr>
-              <w:t xml:space="preserve"> se encuentra restringido en su acceso, limpio de almacenaje de combustibles sólidos y otros, con detector de humo vigente, extintor </w:t>
-            </w:r>
-            <w:r>
-              <w:rPr>
-                <w:rFonts w:ascii="Arial" w:hAnsi="Arial" w:cs="Arial"/>
-                <w:bCs/>
-              </w:rPr>
-              <w:t xml:space="preserve">de </w:t>
-            </w:r>
-            <w:r>
-              <w:rPr>
-                <w:rFonts w:ascii="Arial" w:hAnsi="Arial" w:cs="Arial"/>
-                <w:bCs/>
-              </w:rPr>
-              <w:t>C</w:t>
-            </w:r>
-            <w:r>
-              <w:rPr>
-                <w:rFonts w:ascii="Arial" w:hAnsi="Arial" w:cs="Arial"/>
-                <w:bCs/>
-              </w:rPr>
-              <w:t>O</w:t>
-            </w:r>
-            <w:r>
-              <w:rPr>
-                <w:rFonts w:ascii="Arial" w:hAnsi="Arial" w:cs="Arial"/>
-                <w:bCs/>
-              </w:rPr>
-              <w:t>2, toda la instalación eléctrica bajo resguardo tubo conduit, señalizado en sus tableros de control, con sistema de ventilación adecuado</w:t>
-            </w:r>
-            <w:r>
-              <w:rPr>
-                <w:rFonts w:ascii="Arial" w:hAnsi="Arial" w:cs="Arial"/>
-                <w:bCs/>
-              </w:rPr>
-              <w:t>.</w:t>
-            </w:r>
-          </w:p>
-        </w:tc>
-        <w:tc>
-          <w:tcPr>
-            <w:tcW w:w="3074" w:type="dxa"/>
-            <w:vAlign w:val="center"/>
-          </w:tcPr>
-          <w:p>
-            <w:pPr>
-              <w:jc w:val="center"/>
-              <w:rPr>
-                <w:rFonts w:ascii="Arial" w:hAnsi="Arial" w:cs="Arial"/>
-              </w:rPr>
-            </w:pPr>
-            <w:r>
-              <w:rPr>
-                <w:rFonts w:ascii="Arial" w:hAnsi="Arial" w:cs="Arial"/>
-              </w:rPr>
-              <w:t xml:space="preserve"/>
-            </w:r>
-          </w:p>
-        </w:tc>
-      </w:tr>
-    </w:tbl>
     <w:p>
       <w:pPr>
         <w:rPr>
-          <w:rFonts w:ascii="Arial" w:eastAsia="Calibri" w:hAnsi="Arial" w:cs="Times New Roman"/>
+          <w:rFonts w:ascii="Arial" w:eastAsia="Times New Roman" w:hAnsi="Arial" w:cs="Arial"/>
           <w:b/>
-          <w:bCs/>
-          <w:color w:val="000000" w:themeColor="text1"/>
-          <w:szCs w:val="28"/>
+          <w:i/>
+          <w:iCs/>
+          <w:color w:val="000000"/>
+          <w:sz w:val="24"/>
+          <w:szCs w:val="24"/>
+          <w:lang w:eastAsia="es-ES"/>
         </w:rPr>
       </w:pPr>
-      <w:r>
-        <w:rPr>
-          <w:rFonts w:eastAsia="Calibri"/>
-        </w:rPr>
-        <w:br w:type="page"/>
-      </w:r>
     </w:p>
     <w:p>
       <w:pPr>
@@ -1371,7 +2637,6 @@
           <w:bCs/>
           <w:noProof/>
         </w:rPr>
-        <w:lastRenderedPageBreak/>
         <w:t>LAYOUT</w:t>
       </w:r>
       <w:r>
@@ -1520,6 +2785,13 @@
       </w:r>
     </w:p>
   </w:endnote>
+  <w:endnote w:type="continuationNotice" w:id="1">
+    <w:p>
+      <w:pPr>
+        <w:spacing w:after="0" w:line="240" w:lineRule="auto"/>
+      </w:pPr>
+    </w:p>
+  </w:endnote>
 </w:endnotes>
 </file>
 
@@ -1566,7 +2838,7 @@
                 <w:lang w:eastAsia="es-MX"/>
               </w:rPr>
               <w:drawing>
-                <wp:anchor distT="0" distB="0" distL="114300" distR="114300" simplePos="0" relativeHeight="251666432" behindDoc="1" locked="0" layoutInCell="1" allowOverlap="1" wp14:anchorId="11A72402" wp14:editId="541D2A3B">
+                <wp:anchor distT="0" distB="0" distL="114300" distR="114300" simplePos="0" relativeHeight="251658246" behindDoc="1" locked="0" layoutInCell="1" allowOverlap="1" wp14:anchorId="11A72402" wp14:editId="541D2A3B">
                   <wp:simplePos x="0" y="0"/>
                   <wp:positionH relativeFrom="column">
                     <wp:posOffset>5461000</wp:posOffset>
@@ -1752,7 +3024,7 @@
         <w:lang w:eastAsia="es-MX"/>
       </w:rPr>
       <w:drawing>
-        <wp:anchor distT="0" distB="0" distL="114300" distR="114300" simplePos="0" relativeHeight="251665408" behindDoc="1" locked="0" layoutInCell="1" allowOverlap="1" wp14:anchorId="7DE9FA8A" wp14:editId="143D698F">
+        <wp:anchor distT="0" distB="0" distL="114300" distR="114300" simplePos="0" relativeHeight="251658245" behindDoc="1" locked="0" layoutInCell="1" allowOverlap="1" wp14:anchorId="7DE9FA8A" wp14:editId="143D698F">
           <wp:simplePos x="0" y="0"/>
           <wp:positionH relativeFrom="margin">
             <wp:align>center</wp:align>
@@ -1930,7 +3202,7 @@
                 <w:lang w:eastAsia="es-MX"/>
               </w:rPr>
               <w:drawing>
-                <wp:anchor distT="0" distB="0" distL="114300" distR="114300" simplePos="0" relativeHeight="251661312" behindDoc="1" locked="0" layoutInCell="1" allowOverlap="1" wp14:anchorId="6230506E" wp14:editId="728A8498">
+                <wp:anchor distT="0" distB="0" distL="114300" distR="114300" simplePos="0" relativeHeight="251658242" behindDoc="1" locked="0" layoutInCell="1" allowOverlap="1" wp14:anchorId="6230506E" wp14:editId="728A8498">
                   <wp:simplePos x="0" y="0"/>
                   <wp:positionH relativeFrom="column">
                     <wp:posOffset>5461000</wp:posOffset>
@@ -2116,7 +3388,7 @@
         <w:lang w:eastAsia="es-MX"/>
       </w:rPr>
       <w:drawing>
-        <wp:anchor distT="0" distB="0" distL="114300" distR="114300" simplePos="0" relativeHeight="251660288" behindDoc="1" locked="0" layoutInCell="1" allowOverlap="1" wp14:anchorId="470DA5FE" wp14:editId="71A5D4F7">
+        <wp:anchor distT="0" distB="0" distL="114300" distR="114300" simplePos="0" relativeHeight="251658241" behindDoc="1" locked="0" layoutInCell="1" allowOverlap="1" wp14:anchorId="470DA5FE" wp14:editId="71A5D4F7">
           <wp:simplePos x="0" y="0"/>
           <wp:positionH relativeFrom="margin">
             <wp:align>center</wp:align>
@@ -2273,6 +3545,13 @@
       </w:r>
     </w:p>
   </w:footnote>
+  <w:footnote w:type="continuationNotice" w:id="1">
+    <w:p>
+      <w:pPr>
+        <w:spacing w:after="0" w:line="240" w:lineRule="auto"/>
+      </w:pPr>
+    </w:p>
+  </w:footnote>
 </w:footnotes>
 </file>
 
@@ -2339,7 +3618,7 @@
               <w:bCs/>
               <w:noProof/>
             </w:rPr>
-            <w:t xml:space="preserve"/>
+            <w:t xml:space="preserve">2025</w:t>
           </w:r>
         </w:p>
         <w:p>
@@ -2481,7 +3760,7 @@
         <w:noProof/>
       </w:rPr>
       <w:drawing>
-        <wp:anchor distT="0" distB="0" distL="114300" distR="114300" simplePos="0" relativeHeight="251664384" behindDoc="0" locked="0" layoutInCell="1" allowOverlap="1" wp14:anchorId="13075C4F" wp14:editId="1C6CEF82">
+        <wp:anchor distT="0" distB="0" distL="114300" distR="114300" simplePos="0" relativeHeight="251658244" behindDoc="0" locked="0" layoutInCell="1" allowOverlap="1" wp14:anchorId="13075C4F" wp14:editId="1C6CEF82">
           <wp:simplePos x="0" y="0"/>
           <wp:positionH relativeFrom="margin">
             <wp:align>right</wp:align>
@@ -2617,7 +3896,7 @@
         <w:noProof/>
       </w:rPr>
       <w:drawing>
-        <wp:anchor distT="0" distB="0" distL="114300" distR="114300" simplePos="0" relativeHeight="251662336" behindDoc="0" locked="0" layoutInCell="1" allowOverlap="1" wp14:anchorId="1A2D1988" wp14:editId="4F393EF0">
+        <wp:anchor distT="0" distB="0" distL="114300" distR="114300" simplePos="0" relativeHeight="251658243" behindDoc="0" locked="0" layoutInCell="1" allowOverlap="1" wp14:anchorId="1A2D1988" wp14:editId="4F393EF0">
           <wp:simplePos x="0" y="0"/>
           <wp:positionH relativeFrom="margin">
             <wp:posOffset>4593016</wp:posOffset>
@@ -2752,7 +4031,7 @@
         <w:noProof/>
       </w:rPr>
       <w:drawing>
-        <wp:anchor distT="0" distB="0" distL="114300" distR="114300" simplePos="0" relativeHeight="251659264" behindDoc="0" locked="0" layoutInCell="1" allowOverlap="1" wp14:anchorId="01E803D1" wp14:editId="3CE7149C">
+        <wp:anchor distT="0" distB="0" distL="114300" distR="114300" simplePos="0" relativeHeight="251658240" behindDoc="0" locked="0" layoutInCell="1" allowOverlap="1" wp14:anchorId="01E803D1" wp14:editId="3CE7149C">
           <wp:simplePos x="0" y="0"/>
           <wp:positionH relativeFrom="margin">
             <wp:align>right</wp:align>
@@ -3408,6 +4687,30 @@
       <w:color w:val="243F60" w:themeColor="accent1" w:themeShade="7F"/>
     </w:rPr>
   </w:style>
+  <w:style w:type="paragraph" w:styleId="Ttulo7">
+    <w:name w:val="heading 7"/>
+    <w:basedOn w:val="Normal"/>
+    <w:next w:val="Normal"/>
+    <w:link w:val="Ttulo7Car"/>
+    <w:uiPriority w:val="9"/>
+    <w:semiHidden/>
+    <w:unhideWhenUsed/>
+    <w:qFormat/>
+    <w:rsid w:val="00221265"/>
+    <w:pPr>
+      <w:keepNext/>
+      <w:keepLines/>
+      <w:spacing w:before="40" w:after="0" w:line="259" w:lineRule="auto"/>
+      <w:outlineLvl w:val="6"/>
+    </w:pPr>
+    <w:rPr>
+      <w:rFonts w:eastAsiaTheme="majorEastAsia" w:cstheme="majorBidi"/>
+      <w:color w:val="595959" w:themeColor="text1" w:themeTint="A6"/>
+      <w:kern w:val="2"/>
+      <w:lang w:val="es-ES"/>
+      <w14:ligatures w14:val="standardContextual"/>
+    </w:rPr>
+  </w:style>
   <w:style w:type="paragraph" w:styleId="Ttulo9">
     <w:name w:val="heading 9"/>
     <w:basedOn w:val="Normal"/>
@@ -6599,6 +7902,37 @@
       <w:spacing w:after="100"/>
       <w:ind w:left="440"/>
     </w:pPr>
+  </w:style>
+  <w:style w:type="paragraph" w:customStyle="1" w:styleId="Default">
+    <w:name w:val="Default"/>
+    <w:rsid w:val="001B2B21"/>
+    <w:pPr>
+      <w:autoSpaceDE w:val="0"/>
+      <w:autoSpaceDN w:val="0"/>
+      <w:adjustRightInd w:val="0"/>
+      <w:spacing w:after="0" w:line="240" w:lineRule="auto"/>
+    </w:pPr>
+    <w:rPr>
+      <w:rFonts w:ascii="Bookman Old Style" w:hAnsi="Bookman Old Style" w:cs="Bookman Old Style"/>
+      <w:color w:val="000000"/>
+      <w:sz w:val="24"/>
+      <w:szCs w:val="24"/>
+    </w:rPr>
+  </w:style>
+  <w:style w:type="character" w:customStyle="1" w:styleId="Ttulo7Car">
+    <w:name w:val="Título 7 Car"/>
+    <w:basedOn w:val="Fuentedeprrafopredeter"/>
+    <w:link w:val="Ttulo7"/>
+    <w:uiPriority w:val="9"/>
+    <w:semiHidden/>
+    <w:rsid w:val="00221265"/>
+    <w:rPr>
+      <w:rFonts w:eastAsiaTheme="majorEastAsia" w:cstheme="majorBidi"/>
+      <w:color w:val="595959" w:themeColor="text1" w:themeTint="A6"/>
+      <w:kern w:val="2"/>
+      <w:lang w:val="es-ES"/>
+      <w14:ligatures w14:val="standardContextual"/>
+    </w:rPr>
   </w:style>
 </w:styles>
 </file>
